--- a/5-人员管理/运行记录类文件/050201-人员管理计划.docx
+++ b/5-人员管理/运行记录类文件/050201-人员管理计划.docx
@@ -4,6 +4,13 @@
   <w:body>
     <w:p>
       <w:pPr>
+        <w:keepNext w:val="0"/>
+        <w:keepLines w:val="0"/>
+        <w:pageBreakBefore w:val="0"/>
+        <w:widowControl w:val="0"/>
+        <w:wordWrap/>
+        <w:overflowPunct/>
+        <w:bidi w:val="0"/>
         <w:spacing w:before="78" w:line="219" w:lineRule="auto"/>
         <w:ind w:left="25"/>
         <w:rPr>
@@ -64,10 +71,16 @@
     </w:p>
     <w:p>
       <w:pPr>
+        <w:keepNext w:val="0"/>
+        <w:keepLines w:val="0"/>
+        <w:pageBreakBefore w:val="0"/>
         <w:widowControl w:val="0"/>
         <w:kinsoku/>
+        <w:wordWrap/>
+        <w:overflowPunct/>
         <w:autoSpaceDE/>
         <w:autoSpaceDN/>
+        <w:bidi w:val="0"/>
         <w:adjustRightInd/>
         <w:snapToGrid/>
         <w:spacing w:after="3120" w:afterLines="1000" w:line="219" w:lineRule="auto"/>
@@ -119,6 +132,13 @@
     <w:p>
       <w:pPr>
         <w:pStyle w:val="25"/>
+        <w:keepNext w:val="0"/>
+        <w:keepLines w:val="0"/>
+        <w:pageBreakBefore w:val="0"/>
+        <w:widowControl w:val="0"/>
+        <w:wordWrap/>
+        <w:overflowPunct/>
+        <w:bidi w:val="0"/>
         <w:spacing w:after="1872"/>
         <w:rPr>
           <w:lang w:eastAsia="zh-CN"/>
@@ -136,6 +156,13 @@
     <w:p>
       <w:pPr>
         <w:pStyle w:val="26"/>
+        <w:keepNext w:val="0"/>
+        <w:keepLines w:val="0"/>
+        <w:pageBreakBefore w:val="0"/>
+        <w:widowControl w:val="0"/>
+        <w:wordWrap/>
+        <w:overflowPunct/>
+        <w:bidi w:val="0"/>
         <w:spacing w:after="2808"/>
         <w:rPr>
           <w:rFonts w:hint="eastAsia"/>
@@ -202,7 +229,13 @@
           </w:tcPr>
           <w:p>
             <w:pPr>
-              <w:widowControl w:val="0"/>
+              <w:keepNext w:val="0"/>
+              <w:keepLines w:val="0"/>
+              <w:pageBreakBefore w:val="0"/>
+              <w:widowControl w:val="0"/>
+              <w:wordWrap/>
+              <w:overflowPunct/>
+              <w:bidi w:val="0"/>
               <w:jc w:val="both"/>
               <w:rPr>
                 <w:lang w:eastAsia="zh-CN"/>
@@ -239,7 +272,13 @@
           </w:tcPr>
           <w:p>
             <w:pPr>
-              <w:widowControl w:val="0"/>
+              <w:keepNext w:val="0"/>
+              <w:keepLines w:val="0"/>
+              <w:pageBreakBefore w:val="0"/>
+              <w:widowControl w:val="0"/>
+              <w:wordWrap/>
+              <w:overflowPunct/>
+              <w:bidi w:val="0"/>
               <w:jc w:val="both"/>
               <w:rPr>
                 <w:lang w:eastAsia="zh-CN"/>
@@ -297,7 +336,13 @@
           </w:tcPr>
           <w:p>
             <w:pPr>
-              <w:widowControl w:val="0"/>
+              <w:keepNext w:val="0"/>
+              <w:keepLines w:val="0"/>
+              <w:pageBreakBefore w:val="0"/>
+              <w:widowControl w:val="0"/>
+              <w:wordWrap/>
+              <w:overflowPunct/>
+              <w:bidi w:val="0"/>
               <w:jc w:val="both"/>
               <w:rPr>
                 <w:rFonts w:eastAsia="Arial"/>
@@ -335,7 +380,13 @@
           </w:tcPr>
           <w:p>
             <w:pPr>
-              <w:widowControl w:val="0"/>
+              <w:keepNext w:val="0"/>
+              <w:keepLines w:val="0"/>
+              <w:pageBreakBefore w:val="0"/>
+              <w:widowControl w:val="0"/>
+              <w:wordWrap/>
+              <w:overflowPunct/>
+              <w:bidi w:val="0"/>
               <w:jc w:val="both"/>
               <w:rPr>
                 <w:rFonts w:eastAsia="Arial"/>
@@ -394,7 +445,13 @@
           </w:tcPr>
           <w:p>
             <w:pPr>
-              <w:widowControl w:val="0"/>
+              <w:keepNext w:val="0"/>
+              <w:keepLines w:val="0"/>
+              <w:pageBreakBefore w:val="0"/>
+              <w:widowControl w:val="0"/>
+              <w:wordWrap/>
+              <w:overflowPunct/>
+              <w:bidi w:val="0"/>
               <w:jc w:val="both"/>
               <w:rPr>
                 <w:lang w:eastAsia="zh-CN"/>
@@ -431,7 +488,13 @@
           </w:tcPr>
           <w:p>
             <w:pPr>
-              <w:widowControl w:val="0"/>
+              <w:keepNext w:val="0"/>
+              <w:keepLines w:val="0"/>
+              <w:pageBreakBefore w:val="0"/>
+              <w:widowControl w:val="0"/>
+              <w:wordWrap/>
+              <w:overflowPunct/>
+              <w:bidi w:val="0"/>
               <w:jc w:val="both"/>
               <w:rPr>
                 <w:lang w:eastAsia="zh-CN"/>
@@ -465,12 +528,28 @@
       </w:tr>
     </w:tbl>
     <w:p>
+      <w:pPr>
+        <w:keepNext w:val="0"/>
+        <w:keepLines w:val="0"/>
+        <w:pageBreakBefore w:val="0"/>
+        <w:widowControl w:val="0"/>
+        <w:wordWrap/>
+        <w:overflowPunct/>
+        <w:bidi w:val="0"/>
+      </w:pPr>
       <w:r>
         <w:br w:type="page"/>
       </w:r>
     </w:p>
     <w:p>
       <w:pPr>
+        <w:keepNext w:val="0"/>
+        <w:keepLines w:val="0"/>
+        <w:pageBreakBefore w:val="0"/>
+        <w:widowControl w:val="0"/>
+        <w:wordWrap/>
+        <w:overflowPunct/>
+        <w:bidi w:val="0"/>
         <w:spacing w:before="153" w:line="225" w:lineRule="auto"/>
         <w:ind w:left="3634"/>
         <w:rPr>
@@ -546,6 +625,13 @@
           </w:tcPr>
           <w:p>
             <w:pPr>
+              <w:keepNext w:val="0"/>
+              <w:keepLines w:val="0"/>
+              <w:pageBreakBefore w:val="0"/>
+              <w:widowControl w:val="0"/>
+              <w:wordWrap/>
+              <w:overflowPunct/>
+              <w:bidi w:val="0"/>
               <w:spacing w:before="176" w:line="228" w:lineRule="auto"/>
               <w:ind w:left="607"/>
               <w:rPr>
@@ -571,6 +657,13 @@
           </w:tcPr>
           <w:p>
             <w:pPr>
+              <w:keepNext w:val="0"/>
+              <w:keepLines w:val="0"/>
+              <w:pageBreakBefore w:val="0"/>
+              <w:widowControl w:val="0"/>
+              <w:wordWrap/>
+              <w:overflowPunct/>
+              <w:bidi w:val="0"/>
               <w:spacing w:before="175" w:line="227" w:lineRule="auto"/>
               <w:ind w:left="253"/>
               <w:rPr>
@@ -596,6 +689,13 @@
           </w:tcPr>
           <w:p>
             <w:pPr>
+              <w:keepNext w:val="0"/>
+              <w:keepLines w:val="0"/>
+              <w:pageBreakBefore w:val="0"/>
+              <w:widowControl w:val="0"/>
+              <w:wordWrap/>
+              <w:overflowPunct/>
+              <w:bidi w:val="0"/>
               <w:spacing w:before="175" w:line="228" w:lineRule="auto"/>
               <w:ind w:left="730"/>
               <w:rPr>
@@ -621,6 +721,13 @@
           </w:tcPr>
           <w:p>
             <w:pPr>
+              <w:keepNext w:val="0"/>
+              <w:keepLines w:val="0"/>
+              <w:pageBreakBefore w:val="0"/>
+              <w:widowControl w:val="0"/>
+              <w:wordWrap/>
+              <w:overflowPunct/>
+              <w:bidi w:val="0"/>
               <w:spacing w:before="175" w:line="228" w:lineRule="auto"/>
               <w:ind w:left="310"/>
               <w:rPr>
@@ -646,6 +753,13 @@
           </w:tcPr>
           <w:p>
             <w:pPr>
+              <w:keepNext w:val="0"/>
+              <w:keepLines w:val="0"/>
+              <w:pageBreakBefore w:val="0"/>
+              <w:widowControl w:val="0"/>
+              <w:wordWrap/>
+              <w:overflowPunct/>
+              <w:bidi w:val="0"/>
               <w:spacing w:before="175" w:line="228" w:lineRule="auto"/>
               <w:ind w:left="310"/>
               <w:rPr>
@@ -674,6 +788,13 @@
           </w:tcPr>
           <w:p>
             <w:pPr>
+              <w:keepNext w:val="0"/>
+              <w:keepLines w:val="0"/>
+              <w:pageBreakBefore w:val="0"/>
+              <w:widowControl w:val="0"/>
+              <w:wordWrap/>
+              <w:overflowPunct/>
+              <w:bidi w:val="0"/>
               <w:spacing w:before="176" w:line="229" w:lineRule="auto"/>
               <w:ind w:left="311"/>
               <w:rPr>
@@ -720,6 +841,13 @@
           </w:tcPr>
           <w:p>
             <w:pPr>
+              <w:keepNext w:val="0"/>
+              <w:keepLines w:val="0"/>
+              <w:pageBreakBefore w:val="0"/>
+              <w:widowControl w:val="0"/>
+              <w:wordWrap/>
+              <w:overflowPunct/>
+              <w:bidi w:val="0"/>
               <w:spacing w:before="173" w:line="267" w:lineRule="exact"/>
               <w:ind w:left="260"/>
               <w:rPr>
@@ -746,6 +874,13 @@
           </w:tcPr>
           <w:p>
             <w:pPr>
+              <w:keepNext w:val="0"/>
+              <w:keepLines w:val="0"/>
+              <w:pageBreakBefore w:val="0"/>
+              <w:widowControl w:val="0"/>
+              <w:wordWrap/>
+              <w:overflowPunct/>
+              <w:bidi w:val="0"/>
               <w:spacing w:before="173" w:line="267" w:lineRule="exact"/>
               <w:ind w:left="248"/>
               <w:rPr>
@@ -772,6 +907,13 @@
           </w:tcPr>
           <w:p>
             <w:pPr>
+              <w:keepNext w:val="0"/>
+              <w:keepLines w:val="0"/>
+              <w:pageBreakBefore w:val="0"/>
+              <w:widowControl w:val="0"/>
+              <w:wordWrap/>
+              <w:overflowPunct/>
+              <w:bidi w:val="0"/>
               <w:spacing w:before="172" w:line="228" w:lineRule="auto"/>
               <w:ind w:left="114"/>
               <w:jc w:val="center"/>
@@ -798,6 +940,13 @@
           </w:tcPr>
           <w:p>
             <w:pPr>
+              <w:keepNext w:val="0"/>
+              <w:keepLines w:val="0"/>
+              <w:pageBreakBefore w:val="0"/>
+              <w:widowControl w:val="0"/>
+              <w:wordWrap/>
+              <w:overflowPunct/>
+              <w:bidi w:val="0"/>
               <w:spacing w:before="172" w:line="228" w:lineRule="auto"/>
               <w:ind w:left="313"/>
               <w:rPr>
@@ -821,6 +970,13 @@
           </w:tcPr>
           <w:p>
             <w:pPr>
+              <w:keepNext w:val="0"/>
+              <w:keepLines w:val="0"/>
+              <w:pageBreakBefore w:val="0"/>
+              <w:widowControl w:val="0"/>
+              <w:wordWrap/>
+              <w:overflowPunct/>
+              <w:bidi w:val="0"/>
               <w:spacing w:before="172" w:line="228" w:lineRule="auto"/>
               <w:ind w:left="313"/>
               <w:rPr>
@@ -848,6 +1004,13 @@
           </w:tcPr>
           <w:p>
             <w:pPr>
+              <w:keepNext w:val="0"/>
+              <w:keepLines w:val="0"/>
+              <w:pageBreakBefore w:val="0"/>
+              <w:widowControl w:val="0"/>
+              <w:wordWrap/>
+              <w:overflowPunct/>
+              <w:bidi w:val="0"/>
               <w:spacing w:before="173" w:line="229" w:lineRule="auto"/>
               <w:ind w:left="314"/>
               <w:rPr>
@@ -896,6 +1059,13 @@
           <w:p>
             <w:pPr>
               <w:pStyle w:val="28"/>
+              <w:keepNext w:val="0"/>
+              <w:keepLines w:val="0"/>
+              <w:pageBreakBefore w:val="0"/>
+              <w:widowControl w:val="0"/>
+              <w:wordWrap/>
+              <w:overflowPunct/>
+              <w:bidi w:val="0"/>
               <w:rPr>
                 <w:rFonts w:hint="eastAsia"/>
               </w:rPr>
@@ -909,6 +1079,13 @@
           <w:p>
             <w:pPr>
               <w:pStyle w:val="28"/>
+              <w:keepNext w:val="0"/>
+              <w:keepLines w:val="0"/>
+              <w:pageBreakBefore w:val="0"/>
+              <w:widowControl w:val="0"/>
+              <w:wordWrap/>
+              <w:overflowPunct/>
+              <w:bidi w:val="0"/>
               <w:rPr>
                 <w:rFonts w:hint="eastAsia"/>
               </w:rPr>
@@ -922,6 +1099,13 @@
           <w:p>
             <w:pPr>
               <w:pStyle w:val="28"/>
+              <w:keepNext w:val="0"/>
+              <w:keepLines w:val="0"/>
+              <w:pageBreakBefore w:val="0"/>
+              <w:widowControl w:val="0"/>
+              <w:wordWrap/>
+              <w:overflowPunct/>
+              <w:bidi w:val="0"/>
               <w:rPr>
                 <w:rFonts w:hint="eastAsia"/>
               </w:rPr>
@@ -934,6 +1118,13 @@
           </w:tcPr>
           <w:p>
             <w:pPr>
+              <w:keepNext w:val="0"/>
+              <w:keepLines w:val="0"/>
+              <w:pageBreakBefore w:val="0"/>
+              <w:widowControl w:val="0"/>
+              <w:wordWrap/>
+              <w:overflowPunct/>
+              <w:bidi w:val="0"/>
               <w:spacing w:before="172" w:line="228" w:lineRule="auto"/>
               <w:ind w:left="313"/>
             </w:pPr>
@@ -945,6 +1136,13 @@
           </w:tcPr>
           <w:p>
             <w:pPr>
+              <w:keepNext w:val="0"/>
+              <w:keepLines w:val="0"/>
+              <w:pageBreakBefore w:val="0"/>
+              <w:widowControl w:val="0"/>
+              <w:wordWrap/>
+              <w:overflowPunct/>
+              <w:bidi w:val="0"/>
               <w:spacing w:before="172" w:line="228" w:lineRule="auto"/>
               <w:ind w:left="313"/>
             </w:pPr>
@@ -957,6 +1155,13 @@
           <w:p>
             <w:pPr>
               <w:pStyle w:val="28"/>
+              <w:keepNext w:val="0"/>
+              <w:keepLines w:val="0"/>
+              <w:pageBreakBefore w:val="0"/>
+              <w:widowControl w:val="0"/>
+              <w:wordWrap/>
+              <w:overflowPunct/>
+              <w:bidi w:val="0"/>
               <w:rPr>
                 <w:rFonts w:hint="eastAsia"/>
               </w:rPr>
@@ -991,6 +1196,13 @@
           <w:p>
             <w:pPr>
               <w:pStyle w:val="28"/>
+              <w:keepNext w:val="0"/>
+              <w:keepLines w:val="0"/>
+              <w:pageBreakBefore w:val="0"/>
+              <w:widowControl w:val="0"/>
+              <w:wordWrap/>
+              <w:overflowPunct/>
+              <w:bidi w:val="0"/>
               <w:rPr>
                 <w:rFonts w:hint="eastAsia"/>
               </w:rPr>
@@ -1004,6 +1216,13 @@
           <w:p>
             <w:pPr>
               <w:pStyle w:val="28"/>
+              <w:keepNext w:val="0"/>
+              <w:keepLines w:val="0"/>
+              <w:pageBreakBefore w:val="0"/>
+              <w:widowControl w:val="0"/>
+              <w:wordWrap/>
+              <w:overflowPunct/>
+              <w:bidi w:val="0"/>
               <w:rPr>
                 <w:rFonts w:hint="eastAsia"/>
               </w:rPr>
@@ -1017,6 +1236,13 @@
           <w:p>
             <w:pPr>
               <w:pStyle w:val="28"/>
+              <w:keepNext w:val="0"/>
+              <w:keepLines w:val="0"/>
+              <w:pageBreakBefore w:val="0"/>
+              <w:widowControl w:val="0"/>
+              <w:wordWrap/>
+              <w:overflowPunct/>
+              <w:bidi w:val="0"/>
               <w:rPr>
                 <w:rFonts w:hint="eastAsia"/>
               </w:rPr>
@@ -1029,6 +1255,13 @@
           </w:tcPr>
           <w:p>
             <w:pPr>
+              <w:keepNext w:val="0"/>
+              <w:keepLines w:val="0"/>
+              <w:pageBreakBefore w:val="0"/>
+              <w:widowControl w:val="0"/>
+              <w:wordWrap/>
+              <w:overflowPunct/>
+              <w:bidi w:val="0"/>
               <w:spacing w:before="173" w:line="229" w:lineRule="auto"/>
               <w:ind w:left="314"/>
             </w:pPr>
@@ -1040,6 +1273,13 @@
           </w:tcPr>
           <w:p>
             <w:pPr>
+              <w:keepNext w:val="0"/>
+              <w:keepLines w:val="0"/>
+              <w:pageBreakBefore w:val="0"/>
+              <w:widowControl w:val="0"/>
+              <w:wordWrap/>
+              <w:overflowPunct/>
+              <w:bidi w:val="0"/>
               <w:spacing w:before="173" w:line="229" w:lineRule="auto"/>
               <w:ind w:left="314"/>
             </w:pPr>
@@ -1052,6 +1292,13 @@
           <w:p>
             <w:pPr>
               <w:pStyle w:val="28"/>
+              <w:keepNext w:val="0"/>
+              <w:keepLines w:val="0"/>
+              <w:pageBreakBefore w:val="0"/>
+              <w:widowControl w:val="0"/>
+              <w:wordWrap/>
+              <w:overflowPunct/>
+              <w:bidi w:val="0"/>
               <w:rPr>
                 <w:rFonts w:hint="eastAsia"/>
               </w:rPr>
@@ -1086,6 +1333,13 @@
           <w:p>
             <w:pPr>
               <w:pStyle w:val="28"/>
+              <w:keepNext w:val="0"/>
+              <w:keepLines w:val="0"/>
+              <w:pageBreakBefore w:val="0"/>
+              <w:widowControl w:val="0"/>
+              <w:wordWrap/>
+              <w:overflowPunct/>
+              <w:bidi w:val="0"/>
               <w:rPr>
                 <w:rFonts w:hint="eastAsia"/>
               </w:rPr>
@@ -1099,6 +1353,13 @@
           <w:p>
             <w:pPr>
               <w:pStyle w:val="28"/>
+              <w:keepNext w:val="0"/>
+              <w:keepLines w:val="0"/>
+              <w:pageBreakBefore w:val="0"/>
+              <w:widowControl w:val="0"/>
+              <w:wordWrap/>
+              <w:overflowPunct/>
+              <w:bidi w:val="0"/>
               <w:rPr>
                 <w:rFonts w:hint="eastAsia"/>
               </w:rPr>
@@ -1112,6 +1373,13 @@
           <w:p>
             <w:pPr>
               <w:pStyle w:val="28"/>
+              <w:keepNext w:val="0"/>
+              <w:keepLines w:val="0"/>
+              <w:pageBreakBefore w:val="0"/>
+              <w:widowControl w:val="0"/>
+              <w:wordWrap/>
+              <w:overflowPunct/>
+              <w:bidi w:val="0"/>
               <w:rPr>
                 <w:rFonts w:hint="eastAsia"/>
               </w:rPr>
@@ -1125,6 +1393,13 @@
           <w:p>
             <w:pPr>
               <w:pStyle w:val="28"/>
+              <w:keepNext w:val="0"/>
+              <w:keepLines w:val="0"/>
+              <w:pageBreakBefore w:val="0"/>
+              <w:widowControl w:val="0"/>
+              <w:wordWrap/>
+              <w:overflowPunct/>
+              <w:bidi w:val="0"/>
               <w:rPr>
                 <w:rFonts w:hint="eastAsia"/>
               </w:rPr>
@@ -1138,6 +1413,13 @@
           <w:p>
             <w:pPr>
               <w:pStyle w:val="28"/>
+              <w:keepNext w:val="0"/>
+              <w:keepLines w:val="0"/>
+              <w:pageBreakBefore w:val="0"/>
+              <w:widowControl w:val="0"/>
+              <w:wordWrap/>
+              <w:overflowPunct/>
+              <w:bidi w:val="0"/>
               <w:rPr>
                 <w:rFonts w:hint="eastAsia"/>
               </w:rPr>
@@ -1151,6 +1433,13 @@
           <w:p>
             <w:pPr>
               <w:pStyle w:val="28"/>
+              <w:keepNext w:val="0"/>
+              <w:keepLines w:val="0"/>
+              <w:pageBreakBefore w:val="0"/>
+              <w:widowControl w:val="0"/>
+              <w:wordWrap/>
+              <w:overflowPunct/>
+              <w:bidi w:val="0"/>
               <w:rPr>
                 <w:rFonts w:hint="eastAsia"/>
               </w:rPr>
@@ -1185,6 +1474,13 @@
           <w:p>
             <w:pPr>
               <w:pStyle w:val="28"/>
+              <w:keepNext w:val="0"/>
+              <w:keepLines w:val="0"/>
+              <w:pageBreakBefore w:val="0"/>
+              <w:widowControl w:val="0"/>
+              <w:wordWrap/>
+              <w:overflowPunct/>
+              <w:bidi w:val="0"/>
               <w:rPr>
                 <w:rFonts w:hint="eastAsia"/>
               </w:rPr>
@@ -1198,6 +1494,13 @@
           <w:p>
             <w:pPr>
               <w:pStyle w:val="28"/>
+              <w:keepNext w:val="0"/>
+              <w:keepLines w:val="0"/>
+              <w:pageBreakBefore w:val="0"/>
+              <w:widowControl w:val="0"/>
+              <w:wordWrap/>
+              <w:overflowPunct/>
+              <w:bidi w:val="0"/>
               <w:rPr>
                 <w:rFonts w:hint="eastAsia"/>
               </w:rPr>
@@ -1211,6 +1514,13 @@
           <w:p>
             <w:pPr>
               <w:pStyle w:val="28"/>
+              <w:keepNext w:val="0"/>
+              <w:keepLines w:val="0"/>
+              <w:pageBreakBefore w:val="0"/>
+              <w:widowControl w:val="0"/>
+              <w:wordWrap/>
+              <w:overflowPunct/>
+              <w:bidi w:val="0"/>
               <w:rPr>
                 <w:rFonts w:hint="eastAsia"/>
               </w:rPr>
@@ -1224,6 +1534,13 @@
           <w:p>
             <w:pPr>
               <w:pStyle w:val="28"/>
+              <w:keepNext w:val="0"/>
+              <w:keepLines w:val="0"/>
+              <w:pageBreakBefore w:val="0"/>
+              <w:widowControl w:val="0"/>
+              <w:wordWrap/>
+              <w:overflowPunct/>
+              <w:bidi w:val="0"/>
               <w:rPr>
                 <w:rFonts w:hint="eastAsia"/>
               </w:rPr>
@@ -1237,6 +1554,13 @@
           <w:p>
             <w:pPr>
               <w:pStyle w:val="28"/>
+              <w:keepNext w:val="0"/>
+              <w:keepLines w:val="0"/>
+              <w:pageBreakBefore w:val="0"/>
+              <w:widowControl w:val="0"/>
+              <w:wordWrap/>
+              <w:overflowPunct/>
+              <w:bidi w:val="0"/>
               <w:rPr>
                 <w:rFonts w:hint="eastAsia"/>
               </w:rPr>
@@ -1250,6 +1574,13 @@
           <w:p>
             <w:pPr>
               <w:pStyle w:val="28"/>
+              <w:keepNext w:val="0"/>
+              <w:keepLines w:val="0"/>
+              <w:pageBreakBefore w:val="0"/>
+              <w:widowControl w:val="0"/>
+              <w:wordWrap/>
+              <w:overflowPunct/>
+              <w:bidi w:val="0"/>
               <w:rPr>
                 <w:rFonts w:hint="eastAsia"/>
               </w:rPr>
@@ -1284,6 +1615,13 @@
           <w:p>
             <w:pPr>
               <w:pStyle w:val="28"/>
+              <w:keepNext w:val="0"/>
+              <w:keepLines w:val="0"/>
+              <w:pageBreakBefore w:val="0"/>
+              <w:widowControl w:val="0"/>
+              <w:wordWrap/>
+              <w:overflowPunct/>
+              <w:bidi w:val="0"/>
               <w:rPr>
                 <w:rFonts w:hint="eastAsia"/>
               </w:rPr>
@@ -1297,6 +1635,13 @@
           <w:p>
             <w:pPr>
               <w:pStyle w:val="28"/>
+              <w:keepNext w:val="0"/>
+              <w:keepLines w:val="0"/>
+              <w:pageBreakBefore w:val="0"/>
+              <w:widowControl w:val="0"/>
+              <w:wordWrap/>
+              <w:overflowPunct/>
+              <w:bidi w:val="0"/>
               <w:rPr>
                 <w:rFonts w:hint="eastAsia"/>
               </w:rPr>
@@ -1310,6 +1655,13 @@
           <w:p>
             <w:pPr>
               <w:pStyle w:val="28"/>
+              <w:keepNext w:val="0"/>
+              <w:keepLines w:val="0"/>
+              <w:pageBreakBefore w:val="0"/>
+              <w:widowControl w:val="0"/>
+              <w:wordWrap/>
+              <w:overflowPunct/>
+              <w:bidi w:val="0"/>
               <w:rPr>
                 <w:rFonts w:hint="eastAsia"/>
               </w:rPr>
@@ -1323,6 +1675,13 @@
           <w:p>
             <w:pPr>
               <w:pStyle w:val="28"/>
+              <w:keepNext w:val="0"/>
+              <w:keepLines w:val="0"/>
+              <w:pageBreakBefore w:val="0"/>
+              <w:widowControl w:val="0"/>
+              <w:wordWrap/>
+              <w:overflowPunct/>
+              <w:bidi w:val="0"/>
               <w:rPr>
                 <w:rFonts w:hint="eastAsia"/>
               </w:rPr>
@@ -1336,6 +1695,13 @@
           <w:p>
             <w:pPr>
               <w:pStyle w:val="28"/>
+              <w:keepNext w:val="0"/>
+              <w:keepLines w:val="0"/>
+              <w:pageBreakBefore w:val="0"/>
+              <w:widowControl w:val="0"/>
+              <w:wordWrap/>
+              <w:overflowPunct/>
+              <w:bidi w:val="0"/>
               <w:rPr>
                 <w:rFonts w:hint="eastAsia"/>
               </w:rPr>
@@ -1349,6 +1715,13 @@
           <w:p>
             <w:pPr>
               <w:pStyle w:val="28"/>
+              <w:keepNext w:val="0"/>
+              <w:keepLines w:val="0"/>
+              <w:pageBreakBefore w:val="0"/>
+              <w:widowControl w:val="0"/>
+              <w:wordWrap/>
+              <w:overflowPunct/>
+              <w:bidi w:val="0"/>
               <w:rPr>
                 <w:rFonts w:hint="eastAsia"/>
               </w:rPr>
@@ -1358,6 +1731,15 @@
       </w:tr>
     </w:tbl>
     <w:p>
+      <w:pPr>
+        <w:keepNext w:val="0"/>
+        <w:keepLines w:val="0"/>
+        <w:pageBreakBefore w:val="0"/>
+        <w:widowControl w:val="0"/>
+        <w:wordWrap/>
+        <w:overflowPunct/>
+        <w:bidi w:val="0"/>
+      </w:pPr>
       <w:r>
         <w:br w:type="page"/>
       </w:r>
@@ -1383,6 +1765,13 @@
       <w:sdtContent>
         <w:p>
           <w:pPr>
+            <w:keepNext w:val="0"/>
+            <w:keepLines w:val="0"/>
+            <w:pageBreakBefore w:val="0"/>
+            <w:widowControl w:val="0"/>
+            <w:wordWrap/>
+            <w:overflowPunct/>
+            <w:bidi w:val="0"/>
             <w:spacing w:line="240" w:lineRule="auto"/>
             <w:jc w:val="center"/>
             <w:rPr>
@@ -1403,9 +1792,16 @@
         <w:p>
           <w:pPr>
             <w:pStyle w:val="16"/>
+            <w:keepNext w:val="0"/>
+            <w:keepLines w:val="0"/>
+            <w:pageBreakBefore w:val="0"/>
+            <w:widowControl w:val="0"/>
             <w:tabs>
               <w:tab w:val="right" w:leader="dot" w:pos="8306"/>
             </w:tabs>
+            <w:wordWrap/>
+            <w:overflowPunct/>
+            <w:bidi w:val="0"/>
           </w:pPr>
           <w:r>
             <w:rPr>
@@ -1484,9 +1880,16 @@
         <w:p>
           <w:pPr>
             <w:pStyle w:val="16"/>
+            <w:keepNext w:val="0"/>
+            <w:keepLines w:val="0"/>
+            <w:pageBreakBefore w:val="0"/>
+            <w:widowControl w:val="0"/>
             <w:tabs>
               <w:tab w:val="right" w:leader="dot" w:pos="8306"/>
             </w:tabs>
+            <w:wordWrap/>
+            <w:overflowPunct/>
+            <w:bidi w:val="0"/>
           </w:pPr>
           <w:r>
             <w:rPr>
@@ -1545,9 +1948,16 @@
         <w:p>
           <w:pPr>
             <w:pStyle w:val="16"/>
+            <w:keepNext w:val="0"/>
+            <w:keepLines w:val="0"/>
+            <w:pageBreakBefore w:val="0"/>
+            <w:widowControl w:val="0"/>
             <w:tabs>
               <w:tab w:val="right" w:leader="dot" w:pos="8306"/>
             </w:tabs>
+            <w:wordWrap/>
+            <w:overflowPunct/>
+            <w:bidi w:val="0"/>
           </w:pPr>
           <w:r>
             <w:rPr>
@@ -1608,9 +2018,16 @@
         <w:p>
           <w:pPr>
             <w:pStyle w:val="16"/>
+            <w:keepNext w:val="0"/>
+            <w:keepLines w:val="0"/>
+            <w:pageBreakBefore w:val="0"/>
+            <w:widowControl w:val="0"/>
             <w:tabs>
               <w:tab w:val="right" w:leader="dot" w:pos="8306"/>
             </w:tabs>
+            <w:wordWrap/>
+            <w:overflowPunct/>
+            <w:bidi w:val="0"/>
           </w:pPr>
           <w:r>
             <w:rPr>
@@ -1676,9 +2093,16 @@
         <w:p>
           <w:pPr>
             <w:pStyle w:val="16"/>
+            <w:keepNext w:val="0"/>
+            <w:keepLines w:val="0"/>
+            <w:pageBreakBefore w:val="0"/>
+            <w:widowControl w:val="0"/>
             <w:tabs>
               <w:tab w:val="right" w:leader="dot" w:pos="8306"/>
             </w:tabs>
+            <w:wordWrap/>
+            <w:overflowPunct/>
+            <w:bidi w:val="0"/>
           </w:pPr>
           <w:r>
             <w:rPr>
@@ -1744,9 +2168,16 @@
         <w:p>
           <w:pPr>
             <w:pStyle w:val="17"/>
+            <w:keepNext w:val="0"/>
+            <w:keepLines w:val="0"/>
+            <w:pageBreakBefore w:val="0"/>
+            <w:widowControl w:val="0"/>
             <w:tabs>
               <w:tab w:val="right" w:leader="dot" w:pos="8306"/>
             </w:tabs>
+            <w:wordWrap/>
+            <w:overflowPunct/>
+            <w:bidi w:val="0"/>
           </w:pPr>
           <w:r>
             <w:rPr>
@@ -1812,9 +2243,16 @@
         <w:p>
           <w:pPr>
             <w:pStyle w:val="17"/>
+            <w:keepNext w:val="0"/>
+            <w:keepLines w:val="0"/>
+            <w:pageBreakBefore w:val="0"/>
+            <w:widowControl w:val="0"/>
             <w:tabs>
               <w:tab w:val="right" w:leader="dot" w:pos="8306"/>
             </w:tabs>
+            <w:wordWrap/>
+            <w:overflowPunct/>
+            <w:bidi w:val="0"/>
           </w:pPr>
           <w:r>
             <w:rPr>
@@ -1880,9 +2318,16 @@
         <w:p>
           <w:pPr>
             <w:pStyle w:val="17"/>
+            <w:keepNext w:val="0"/>
+            <w:keepLines w:val="0"/>
+            <w:pageBreakBefore w:val="0"/>
+            <w:widowControl w:val="0"/>
             <w:tabs>
               <w:tab w:val="right" w:leader="dot" w:pos="8306"/>
             </w:tabs>
+            <w:wordWrap/>
+            <w:overflowPunct/>
+            <w:bidi w:val="0"/>
           </w:pPr>
           <w:r>
             <w:rPr>
@@ -1948,9 +2393,16 @@
         <w:p>
           <w:pPr>
             <w:pStyle w:val="17"/>
+            <w:keepNext w:val="0"/>
+            <w:keepLines w:val="0"/>
+            <w:pageBreakBefore w:val="0"/>
+            <w:widowControl w:val="0"/>
             <w:tabs>
               <w:tab w:val="right" w:leader="dot" w:pos="8306"/>
             </w:tabs>
+            <w:wordWrap/>
+            <w:overflowPunct/>
+            <w:bidi w:val="0"/>
           </w:pPr>
           <w:r>
             <w:rPr>
@@ -2019,9 +2471,16 @@
         <w:p>
           <w:pPr>
             <w:pStyle w:val="17"/>
+            <w:keepNext w:val="0"/>
+            <w:keepLines w:val="0"/>
+            <w:pageBreakBefore w:val="0"/>
+            <w:widowControl w:val="0"/>
             <w:tabs>
               <w:tab w:val="right" w:leader="dot" w:pos="8306"/>
             </w:tabs>
+            <w:wordWrap/>
+            <w:overflowPunct/>
+            <w:bidi w:val="0"/>
           </w:pPr>
           <w:r>
             <w:rPr>
@@ -2087,9 +2546,16 @@
         <w:p>
           <w:pPr>
             <w:pStyle w:val="17"/>
+            <w:keepNext w:val="0"/>
+            <w:keepLines w:val="0"/>
+            <w:pageBreakBefore w:val="0"/>
+            <w:widowControl w:val="0"/>
             <w:tabs>
               <w:tab w:val="right" w:leader="dot" w:pos="8306"/>
             </w:tabs>
+            <w:wordWrap/>
+            <w:overflowPunct/>
+            <w:bidi w:val="0"/>
           </w:pPr>
           <w:r>
             <w:rPr>
@@ -2155,9 +2621,16 @@
         <w:p>
           <w:pPr>
             <w:pStyle w:val="17"/>
+            <w:keepNext w:val="0"/>
+            <w:keepLines w:val="0"/>
+            <w:pageBreakBefore w:val="0"/>
+            <w:widowControl w:val="0"/>
             <w:tabs>
               <w:tab w:val="right" w:leader="dot" w:pos="8306"/>
             </w:tabs>
+            <w:wordWrap/>
+            <w:overflowPunct/>
+            <w:bidi w:val="0"/>
           </w:pPr>
           <w:r>
             <w:rPr>
@@ -2223,9 +2696,16 @@
         <w:p>
           <w:pPr>
             <w:pStyle w:val="16"/>
+            <w:keepNext w:val="0"/>
+            <w:keepLines w:val="0"/>
+            <w:pageBreakBefore w:val="0"/>
+            <w:widowControl w:val="0"/>
             <w:tabs>
               <w:tab w:val="right" w:leader="dot" w:pos="8306"/>
             </w:tabs>
+            <w:wordWrap/>
+            <w:overflowPunct/>
+            <w:bidi w:val="0"/>
           </w:pPr>
           <w:r>
             <w:rPr>
@@ -2286,9 +2766,16 @@
         <w:p>
           <w:pPr>
             <w:pStyle w:val="16"/>
+            <w:keepNext w:val="0"/>
+            <w:keepLines w:val="0"/>
+            <w:pageBreakBefore w:val="0"/>
+            <w:widowControl w:val="0"/>
             <w:tabs>
               <w:tab w:val="right" w:leader="dot" w:pos="8306"/>
             </w:tabs>
+            <w:wordWrap/>
+            <w:overflowPunct/>
+            <w:bidi w:val="0"/>
           </w:pPr>
           <w:r>
             <w:rPr>
@@ -2354,9 +2841,16 @@
         <w:p>
           <w:pPr>
             <w:pStyle w:val="16"/>
+            <w:keepNext w:val="0"/>
+            <w:keepLines w:val="0"/>
+            <w:pageBreakBefore w:val="0"/>
+            <w:widowControl w:val="0"/>
             <w:tabs>
               <w:tab w:val="right" w:leader="dot" w:pos="8306"/>
             </w:tabs>
+            <w:wordWrap/>
+            <w:overflowPunct/>
+            <w:bidi w:val="0"/>
           </w:pPr>
           <w:r>
             <w:rPr>
@@ -2421,6 +2915,13 @@
         </w:p>
         <w:p>
           <w:pPr>
+            <w:keepNext w:val="0"/>
+            <w:keepLines w:val="0"/>
+            <w:pageBreakBefore w:val="0"/>
+            <w:widowControl w:val="0"/>
+            <w:wordWrap/>
+            <w:overflowPunct/>
+            <w:bidi w:val="0"/>
             <w:rPr>
               <w:rFonts w:hint="eastAsia" w:ascii="宋体" w:hAnsi="宋体" w:cs="宋体"/>
               <w:sz w:val="24"/>
@@ -2440,6 +2941,13 @@
     <w:p>
       <w:pPr>
         <w:pStyle w:val="29"/>
+        <w:keepNext w:val="0"/>
+        <w:keepLines w:val="0"/>
+        <w:pageBreakBefore w:val="0"/>
+        <w:widowControl w:val="0"/>
+        <w:wordWrap/>
+        <w:overflowPunct/>
+        <w:bidi w:val="0"/>
       </w:pPr>
       <w:r>
         <w:rPr>
@@ -2449,8 +2957,8 @@
         </w:rPr>
         <w:br w:type="page"/>
       </w:r>
-      <w:bookmarkStart w:id="2" w:name="_Toc32500"/>
-      <w:bookmarkStart w:id="3" w:name="_Toc15029"/>
+      <w:bookmarkStart w:id="2" w:name="_Toc15029"/>
+      <w:bookmarkStart w:id="3" w:name="_Toc32500"/>
       <w:r>
         <w:t>目的</w:t>
       </w:r>
@@ -2460,6 +2968,13 @@
     <w:p>
       <w:pPr>
         <w:pStyle w:val="30"/>
+        <w:keepNext w:val="0"/>
+        <w:keepLines w:val="0"/>
+        <w:pageBreakBefore w:val="0"/>
+        <w:widowControl w:val="0"/>
+        <w:wordWrap/>
+        <w:overflowPunct/>
+        <w:bidi w:val="0"/>
         <w:ind w:firstLine="480"/>
       </w:pPr>
       <w:r>
@@ -2487,12 +3002,19 @@
     <w:p>
       <w:pPr>
         <w:pStyle w:val="29"/>
+        <w:keepNext w:val="0"/>
+        <w:keepLines w:val="0"/>
+        <w:pageBreakBefore w:val="0"/>
+        <w:widowControl w:val="0"/>
+        <w:wordWrap/>
+        <w:overflowPunct/>
+        <w:bidi w:val="0"/>
         <w:rPr>
           <w:lang w:eastAsia="zh-CN"/>
         </w:rPr>
       </w:pPr>
-      <w:bookmarkStart w:id="4" w:name="_Toc3684"/>
-      <w:bookmarkStart w:id="5" w:name="_Toc13380"/>
+      <w:bookmarkStart w:id="4" w:name="_Toc13380"/>
+      <w:bookmarkStart w:id="5" w:name="_Toc3684"/>
       <w:r>
         <w:rPr>
           <w:rFonts w:hint="eastAsia"/>
@@ -2506,6 +3028,13 @@
     <w:p>
       <w:pPr>
         <w:pStyle w:val="30"/>
+        <w:keepNext w:val="0"/>
+        <w:keepLines w:val="0"/>
+        <w:pageBreakBefore w:val="0"/>
+        <w:widowControl w:val="0"/>
+        <w:wordWrap/>
+        <w:overflowPunct/>
+        <w:bidi w:val="0"/>
         <w:ind w:firstLine="480"/>
       </w:pPr>
       <w:r>
@@ -2524,16 +3053,23 @@
     <w:p>
       <w:pPr>
         <w:pStyle w:val="29"/>
+        <w:keepNext w:val="0"/>
+        <w:keepLines w:val="0"/>
+        <w:pageBreakBefore w:val="0"/>
+        <w:widowControl w:val="0"/>
+        <w:wordWrap/>
+        <w:overflowPunct/>
+        <w:bidi w:val="0"/>
         <w:rPr>
           <w:lang w:eastAsia="zh-CN"/>
         </w:rPr>
       </w:pPr>
-      <w:bookmarkStart w:id="6" w:name="bookmark2"/>
+      <w:bookmarkStart w:id="6" w:name="bookmark3"/>
       <w:bookmarkEnd w:id="6"/>
-      <w:bookmarkStart w:id="7" w:name="bookmark3"/>
+      <w:bookmarkStart w:id="7" w:name="bookmark2"/>
       <w:bookmarkEnd w:id="7"/>
-      <w:bookmarkStart w:id="8" w:name="_Toc9575"/>
-      <w:bookmarkStart w:id="9" w:name="_Toc21048"/>
+      <w:bookmarkStart w:id="8" w:name="_Toc21048"/>
+      <w:bookmarkStart w:id="9" w:name="_Toc9575"/>
       <w:r>
         <w:rPr>
           <w:rFonts w:hint="eastAsia"/>
@@ -2547,6 +3083,13 @@
     <w:p>
       <w:pPr>
         <w:pStyle w:val="31"/>
+        <w:keepNext w:val="0"/>
+        <w:keepLines w:val="0"/>
+        <w:pageBreakBefore w:val="0"/>
+        <w:widowControl w:val="0"/>
+        <w:wordWrap/>
+        <w:overflowPunct/>
+        <w:bidi w:val="0"/>
         <w:rPr>
           <w:lang w:eastAsia="zh-CN"/>
         </w:rPr>
@@ -2565,6 +3108,13 @@
     <w:p>
       <w:pPr>
         <w:pStyle w:val="30"/>
+        <w:keepNext w:val="0"/>
+        <w:keepLines w:val="0"/>
+        <w:pageBreakBefore w:val="0"/>
+        <w:widowControl w:val="0"/>
+        <w:wordWrap/>
+        <w:overflowPunct/>
+        <w:bidi w:val="0"/>
         <w:ind w:firstLine="480"/>
       </w:pPr>
       <w:r>
@@ -2583,12 +3133,32 @@
         <w:rPr>
           <w:rFonts w:hint="eastAsia"/>
         </w:rPr>
-        <w:t>每年对储备情况进行跟踪，要求储备完成率达到90%以上。</w:t>
+        <w:t>每</w:t>
+      </w:r>
+      <w:r>
+        <w:rPr>
+          <w:rFonts w:hint="eastAsia"/>
+          <w:lang w:val="en-US" w:eastAsia="zh-CN"/>
+        </w:rPr>
+        <w:t>年度</w:t>
+      </w:r>
+      <w:r>
+        <w:rPr>
+          <w:rFonts w:hint="eastAsia"/>
+        </w:rPr>
+        <w:t>对储备情况进行跟踪，要求储备完成率达到90%以上。</w:t>
       </w:r>
     </w:p>
     <w:p>
       <w:pPr>
         <w:pStyle w:val="30"/>
+        <w:keepNext w:val="0"/>
+        <w:keepLines w:val="0"/>
+        <w:pageBreakBefore w:val="0"/>
+        <w:widowControl w:val="0"/>
+        <w:wordWrap/>
+        <w:overflowPunct/>
+        <w:bidi w:val="0"/>
         <w:ind w:firstLine="480"/>
       </w:pPr>
       <w:r>
@@ -2601,6 +3171,13 @@
     <w:p>
       <w:pPr>
         <w:pStyle w:val="44"/>
+        <w:keepNext w:val="0"/>
+        <w:keepLines w:val="0"/>
+        <w:pageBreakBefore w:val="0"/>
+        <w:widowControl w:val="0"/>
+        <w:wordWrap/>
+        <w:overflowPunct/>
+        <w:bidi w:val="0"/>
         <w:jc w:val="center"/>
       </w:pPr>
       <w:r>
@@ -2758,6 +3335,13 @@
           </w:tcPr>
           <w:p>
             <w:pPr>
+              <w:keepNext w:val="0"/>
+              <w:keepLines w:val="0"/>
+              <w:pageBreakBefore w:val="0"/>
+              <w:widowControl w:val="0"/>
+              <w:wordWrap/>
+              <w:overflowPunct/>
+              <w:bidi w:val="0"/>
               <w:spacing w:before="185" w:line="228" w:lineRule="auto"/>
               <w:ind w:left="402"/>
               <w:rPr>
@@ -2785,6 +3369,13 @@
           </w:tcPr>
           <w:p>
             <w:pPr>
+              <w:keepNext w:val="0"/>
+              <w:keepLines w:val="0"/>
+              <w:pageBreakBefore w:val="0"/>
+              <w:widowControl w:val="0"/>
+              <w:wordWrap/>
+              <w:overflowPunct/>
+              <w:bidi w:val="0"/>
               <w:spacing w:before="182" w:line="228" w:lineRule="auto"/>
               <w:ind w:left="182"/>
               <w:rPr>
@@ -2811,6 +3402,13 @@
           </w:tcPr>
           <w:p>
             <w:pPr>
+              <w:keepNext w:val="0"/>
+              <w:keepLines w:val="0"/>
+              <w:pageBreakBefore w:val="0"/>
+              <w:widowControl w:val="0"/>
+              <w:wordWrap/>
+              <w:overflowPunct/>
+              <w:bidi w:val="0"/>
               <w:spacing w:before="182" w:line="228" w:lineRule="auto"/>
               <w:ind w:left="123"/>
               <w:rPr>
@@ -2837,6 +3435,13 @@
           </w:tcPr>
           <w:p>
             <w:pPr>
+              <w:keepNext w:val="0"/>
+              <w:keepLines w:val="0"/>
+              <w:pageBreakBefore w:val="0"/>
+              <w:widowControl w:val="0"/>
+              <w:wordWrap/>
+              <w:overflowPunct/>
+              <w:bidi w:val="0"/>
               <w:spacing w:before="185" w:line="228" w:lineRule="auto"/>
               <w:ind w:left="547"/>
               <w:rPr>
@@ -2863,6 +3468,13 @@
           </w:tcPr>
           <w:p>
             <w:pPr>
+              <w:keepNext w:val="0"/>
+              <w:keepLines w:val="0"/>
+              <w:pageBreakBefore w:val="0"/>
+              <w:widowControl w:val="0"/>
+              <w:wordWrap/>
+              <w:overflowPunct/>
+              <w:bidi w:val="0"/>
               <w:spacing w:before="185" w:line="228" w:lineRule="auto"/>
               <w:ind w:left="431"/>
               <w:rPr>
@@ -2890,6 +3502,13 @@
           </w:tcPr>
           <w:p>
             <w:pPr>
+              <w:keepNext w:val="0"/>
+              <w:keepLines w:val="0"/>
+              <w:pageBreakBefore w:val="0"/>
+              <w:widowControl w:val="0"/>
+              <w:wordWrap/>
+              <w:overflowPunct/>
+              <w:bidi w:val="0"/>
               <w:spacing w:before="182" w:line="228" w:lineRule="auto"/>
               <w:ind w:left="239"/>
               <w:rPr>
@@ -2938,6 +3557,13 @@
           </w:tcPr>
           <w:p>
             <w:pPr>
+              <w:keepNext w:val="0"/>
+              <w:keepLines w:val="0"/>
+              <w:pageBreakBefore w:val="0"/>
+              <w:widowControl w:val="0"/>
+              <w:wordWrap/>
+              <w:overflowPunct/>
+              <w:bidi w:val="0"/>
               <w:rPr>
                 <w:rFonts w:hint="eastAsia" w:ascii="宋体" w:hAnsi="宋体" w:cs="宋体"/>
                 <w:sz w:val="24"/>
@@ -2950,15 +3576,28 @@
                 <w:sz w:val="24"/>
                 <w:szCs w:val="24"/>
               </w:rPr>
-              <w:t>运维项目</w:t>
-            </w:r>
-          </w:p>
-          <w:p>
-            <w:pPr>
+              <w:t>运维项目经理</w:t>
+            </w:r>
+          </w:p>
+        </w:tc>
+        <w:tc>
+          <w:tcPr>
+            <w:tcW w:w="1393" w:type="dxa"/>
+          </w:tcPr>
+          <w:p>
+            <w:pPr>
+              <w:keepNext w:val="0"/>
+              <w:keepLines w:val="0"/>
+              <w:pageBreakBefore w:val="0"/>
+              <w:widowControl w:val="0"/>
+              <w:wordWrap/>
+              <w:overflowPunct/>
+              <w:bidi w:val="0"/>
               <w:rPr>
                 <w:rFonts w:hint="eastAsia" w:ascii="宋体" w:hAnsi="宋体" w:cs="宋体"/>
                 <w:sz w:val="24"/>
                 <w:szCs w:val="24"/>
+                <w:lang w:eastAsia="zh-CN"/>
               </w:rPr>
             </w:pPr>
             <w:r>
@@ -2966,17 +3605,25 @@
                 <w:rFonts w:hint="eastAsia" w:ascii="宋体" w:hAnsi="宋体" w:cs="宋体"/>
                 <w:sz w:val="24"/>
                 <w:szCs w:val="24"/>
-              </w:rPr>
-              <w:t>经理</w:t>
-            </w:r>
-          </w:p>
-        </w:tc>
-        <w:tc>
-          <w:tcPr>
-            <w:tcW w:w="1393" w:type="dxa"/>
-          </w:tcPr>
-          <w:p>
-            <w:pPr>
+                <w:lang w:eastAsia="zh-CN"/>
+              </w:rPr>
+              <w:t>2年以上运维经验、一线运维工程师</w:t>
+            </w:r>
+          </w:p>
+        </w:tc>
+        <w:tc>
+          <w:tcPr>
+            <w:tcW w:w="1274" w:type="dxa"/>
+          </w:tcPr>
+          <w:p>
+            <w:pPr>
+              <w:keepNext w:val="0"/>
+              <w:keepLines w:val="0"/>
+              <w:pageBreakBefore w:val="0"/>
+              <w:widowControl w:val="0"/>
+              <w:wordWrap/>
+              <w:overflowPunct/>
+              <w:bidi w:val="0"/>
               <w:rPr>
                 <w:rFonts w:hint="eastAsia" w:ascii="宋体" w:hAnsi="宋体" w:cs="宋体"/>
                 <w:sz w:val="24"/>
@@ -2989,49 +3636,62 @@
                 <w:rFonts w:hint="eastAsia" w:ascii="宋体" w:hAnsi="宋体" w:cs="宋体"/>
                 <w:sz w:val="24"/>
                 <w:szCs w:val="24"/>
-                <w:lang w:eastAsia="zh-CN"/>
-              </w:rPr>
-              <w:t>2年以上运维经验、一线运维工程师</w:t>
-            </w:r>
-          </w:p>
-        </w:tc>
-        <w:tc>
-          <w:tcPr>
-            <w:tcW w:w="1274" w:type="dxa"/>
-          </w:tcPr>
-          <w:p>
-            <w:pPr>
+              </w:rPr>
+              <w:t>内部</w:t>
+            </w:r>
+            <w:r>
               <w:rPr>
                 <w:rFonts w:hint="eastAsia" w:ascii="宋体" w:hAnsi="宋体" w:cs="宋体"/>
                 <w:sz w:val="24"/>
                 <w:szCs w:val="24"/>
                 <w:lang w:eastAsia="zh-CN"/>
               </w:rPr>
-            </w:pPr>
-            <w:r>
+              <w:t>储备</w:t>
+            </w:r>
+          </w:p>
+          <w:p>
+            <w:pPr>
+              <w:keepNext w:val="0"/>
+              <w:keepLines w:val="0"/>
+              <w:pageBreakBefore w:val="0"/>
+              <w:widowControl w:val="0"/>
+              <w:wordWrap/>
+              <w:overflowPunct/>
+              <w:bidi w:val="0"/>
               <w:rPr>
                 <w:rFonts w:hint="eastAsia" w:ascii="宋体" w:hAnsi="宋体" w:cs="宋体"/>
                 <w:sz w:val="24"/>
                 <w:szCs w:val="24"/>
               </w:rPr>
-              <w:t>内部</w:t>
-            </w:r>
+            </w:pPr>
             <w:r>
               <w:rPr>
                 <w:rFonts w:hint="eastAsia" w:ascii="宋体" w:hAnsi="宋体" w:cs="宋体"/>
                 <w:sz w:val="24"/>
                 <w:szCs w:val="24"/>
-                <w:lang w:eastAsia="zh-CN"/>
-              </w:rPr>
-              <w:t>储备</w:t>
-            </w:r>
-          </w:p>
-          <w:p>
-            <w:pPr>
+              </w:rPr>
+              <w:t>2人</w:t>
+            </w:r>
+          </w:p>
+        </w:tc>
+        <w:tc>
+          <w:tcPr>
+            <w:tcW w:w="1912" w:type="dxa"/>
+          </w:tcPr>
+          <w:p>
+            <w:pPr>
+              <w:keepNext w:val="0"/>
+              <w:keepLines w:val="0"/>
+              <w:pageBreakBefore w:val="0"/>
+              <w:widowControl w:val="0"/>
+              <w:wordWrap/>
+              <w:overflowPunct/>
+              <w:bidi w:val="0"/>
               <w:rPr>
                 <w:rFonts w:hint="eastAsia" w:ascii="宋体" w:hAnsi="宋体" w:cs="宋体"/>
                 <w:sz w:val="24"/>
                 <w:szCs w:val="24"/>
+                <w:lang w:eastAsia="zh-CN"/>
               </w:rPr>
             </w:pPr>
             <w:r>
@@ -3039,17 +3699,25 @@
                 <w:rFonts w:hint="eastAsia" w:ascii="宋体" w:hAnsi="宋体" w:cs="宋体"/>
                 <w:sz w:val="24"/>
                 <w:szCs w:val="24"/>
-              </w:rPr>
-              <w:t>2人</w:t>
-            </w:r>
-          </w:p>
-        </w:tc>
-        <w:tc>
-          <w:tcPr>
-            <w:tcW w:w="1912" w:type="dxa"/>
-          </w:tcPr>
-          <w:p>
-            <w:pPr>
+                <w:lang w:eastAsia="zh-CN"/>
+              </w:rPr>
+              <w:t>内部储备，从现有运维工程师选拔</w:t>
+            </w:r>
+          </w:p>
+        </w:tc>
+        <w:tc>
+          <w:tcPr>
+            <w:tcW w:w="1662" w:type="dxa"/>
+          </w:tcPr>
+          <w:p>
+            <w:pPr>
+              <w:keepNext w:val="0"/>
+              <w:keepLines w:val="0"/>
+              <w:pageBreakBefore w:val="0"/>
+              <w:widowControl w:val="0"/>
+              <w:wordWrap/>
+              <w:overflowPunct/>
+              <w:bidi w:val="0"/>
               <w:rPr>
                 <w:rFonts w:hint="eastAsia" w:ascii="宋体" w:hAnsi="宋体" w:cs="宋体"/>
                 <w:sz w:val="24"/>
@@ -3064,30 +3732,6 @@
                 <w:szCs w:val="24"/>
                 <w:lang w:eastAsia="zh-CN"/>
               </w:rPr>
-              <w:t>内部储备，从现有运维工程师选拔</w:t>
-            </w:r>
-          </w:p>
-        </w:tc>
-        <w:tc>
-          <w:tcPr>
-            <w:tcW w:w="1662" w:type="dxa"/>
-          </w:tcPr>
-          <w:p>
-            <w:pPr>
-              <w:rPr>
-                <w:rFonts w:hint="eastAsia" w:ascii="宋体" w:hAnsi="宋体" w:cs="宋体"/>
-                <w:sz w:val="24"/>
-                <w:szCs w:val="24"/>
-                <w:lang w:eastAsia="zh-CN"/>
-              </w:rPr>
-            </w:pPr>
-            <w:r>
-              <w:rPr>
-                <w:rFonts w:hint="eastAsia" w:ascii="宋体" w:hAnsi="宋体" w:cs="宋体"/>
-                <w:sz w:val="24"/>
-                <w:szCs w:val="24"/>
-                <w:lang w:eastAsia="zh-CN"/>
-              </w:rPr>
               <w:t>2025年9月底前确定储备对象</w:t>
             </w:r>
           </w:p>
@@ -3098,6 +3742,13 @@
           </w:tcPr>
           <w:p>
             <w:pPr>
+              <w:keepNext w:val="0"/>
+              <w:keepLines w:val="0"/>
+              <w:pageBreakBefore w:val="0"/>
+              <w:widowControl w:val="0"/>
+              <w:wordWrap/>
+              <w:overflowPunct/>
+              <w:bidi w:val="0"/>
               <w:rPr>
                 <w:rFonts w:hint="eastAsia" w:ascii="宋体" w:hAnsi="宋体" w:cs="宋体"/>
                 <w:sz w:val="24"/>
@@ -3137,6 +3788,13 @@
     <w:p>
       <w:pPr>
         <w:pStyle w:val="31"/>
+        <w:keepNext w:val="0"/>
+        <w:keepLines w:val="0"/>
+        <w:pageBreakBefore w:val="0"/>
+        <w:widowControl w:val="0"/>
+        <w:wordWrap/>
+        <w:overflowPunct/>
+        <w:bidi w:val="0"/>
         <w:rPr>
           <w:lang w:eastAsia="zh-CN"/>
         </w:rPr>
@@ -3156,6 +3814,13 @@
     </w:p>
     <w:p>
       <w:pPr>
+        <w:keepNext w:val="0"/>
+        <w:keepLines w:val="0"/>
+        <w:pageBreakBefore w:val="0"/>
+        <w:widowControl w:val="0"/>
+        <w:wordWrap/>
+        <w:overflowPunct/>
+        <w:bidi w:val="0"/>
         <w:spacing w:before="78" w:line="361" w:lineRule="auto"/>
         <w:ind w:left="14" w:firstLine="474"/>
         <w:jc w:val="both"/>
@@ -3210,6 +3875,13 @@
     </w:p>
     <w:p>
       <w:pPr>
+        <w:keepNext w:val="0"/>
+        <w:keepLines w:val="0"/>
+        <w:pageBreakBefore w:val="0"/>
+        <w:widowControl w:val="0"/>
+        <w:wordWrap/>
+        <w:overflowPunct/>
+        <w:bidi w:val="0"/>
         <w:spacing w:before="78" w:line="361" w:lineRule="auto"/>
         <w:ind w:left="14" w:firstLine="474"/>
         <w:jc w:val="both"/>
@@ -3253,6 +3925,13 @@
     <w:p>
       <w:pPr>
         <w:pStyle w:val="31"/>
+        <w:keepNext w:val="0"/>
+        <w:keepLines w:val="0"/>
+        <w:pageBreakBefore w:val="0"/>
+        <w:widowControl w:val="0"/>
+        <w:wordWrap/>
+        <w:overflowPunct/>
+        <w:bidi w:val="0"/>
         <w:rPr>
           <w:lang w:eastAsia="zh-CN"/>
         </w:rPr>
@@ -3272,6 +3951,13 @@
     <w:p>
       <w:pPr>
         <w:pStyle w:val="30"/>
+        <w:keepNext w:val="0"/>
+        <w:keepLines w:val="0"/>
+        <w:pageBreakBefore w:val="0"/>
+        <w:widowControl w:val="0"/>
+        <w:wordWrap/>
+        <w:overflowPunct/>
+        <w:bidi w:val="0"/>
         <w:ind w:firstLine="480"/>
       </w:pPr>
       <w:r>
@@ -3281,6 +3967,13 @@
     <w:p>
       <w:pPr>
         <w:pStyle w:val="30"/>
+        <w:keepNext w:val="0"/>
+        <w:keepLines w:val="0"/>
+        <w:pageBreakBefore w:val="0"/>
+        <w:widowControl w:val="0"/>
+        <w:wordWrap/>
+        <w:overflowPunct/>
+        <w:bidi w:val="0"/>
         <w:ind w:firstLine="480"/>
       </w:pPr>
       <w:r>
@@ -3300,6 +3993,13 @@
     <w:p>
       <w:pPr>
         <w:pStyle w:val="30"/>
+        <w:keepNext w:val="0"/>
+        <w:keepLines w:val="0"/>
+        <w:pageBreakBefore w:val="0"/>
+        <w:widowControl w:val="0"/>
+        <w:wordWrap/>
+        <w:overflowPunct/>
+        <w:bidi w:val="0"/>
         <w:ind w:firstLine="480"/>
       </w:pPr>
       <w:r>
@@ -3312,6 +4012,13 @@
     <w:p>
       <w:pPr>
         <w:pStyle w:val="44"/>
+        <w:keepNext w:val="0"/>
+        <w:keepLines w:val="0"/>
+        <w:pageBreakBefore w:val="0"/>
+        <w:widowControl w:val="0"/>
+        <w:wordWrap/>
+        <w:overflowPunct/>
+        <w:bidi w:val="0"/>
         <w:jc w:val="center"/>
       </w:pPr>
       <w:r>
@@ -3452,6 +4159,12 @@
             <w:insideH w:val="none" w:color="auto" w:sz="0" w:space="0"/>
             <w:insideV w:val="none" w:color="auto" w:sz="0" w:space="0"/>
           </w:tblBorders>
+          <w:tblCellMar>
+            <w:top w:w="0" w:type="dxa"/>
+            <w:left w:w="108" w:type="dxa"/>
+            <w:bottom w:w="0" w:type="dxa"/>
+            <w:right w:w="108" w:type="dxa"/>
+          </w:tblCellMar>
         </w:tblPrEx>
         <w:trPr>
           <w:trHeight w:val="288" w:hRule="atLeast"/>
@@ -3471,6 +4184,13 @@
           </w:tcPr>
           <w:p>
             <w:pPr>
+              <w:keepNext w:val="0"/>
+              <w:keepLines w:val="0"/>
+              <w:pageBreakBefore w:val="0"/>
+              <w:widowControl w:val="0"/>
+              <w:wordWrap/>
+              <w:overflowPunct/>
+              <w:bidi w:val="0"/>
               <w:textAlignment w:val="center"/>
               <w:rPr>
                 <w:rFonts w:hint="eastAsia" w:ascii="宋体" w:hAnsi="宋体" w:cs="宋体"/>
@@ -3504,6 +4224,13 @@
           </w:tcPr>
           <w:p>
             <w:pPr>
+              <w:keepNext w:val="0"/>
+              <w:keepLines w:val="0"/>
+              <w:pageBreakBefore w:val="0"/>
+              <w:widowControl w:val="0"/>
+              <w:wordWrap/>
+              <w:overflowPunct/>
+              <w:bidi w:val="0"/>
               <w:textAlignment w:val="center"/>
               <w:rPr>
                 <w:rFonts w:hint="eastAsia" w:ascii="宋体" w:hAnsi="宋体" w:cs="宋体"/>
@@ -3536,6 +4263,13 @@
           </w:tcPr>
           <w:p>
             <w:pPr>
+              <w:keepNext w:val="0"/>
+              <w:keepLines w:val="0"/>
+              <w:pageBreakBefore w:val="0"/>
+              <w:widowControl w:val="0"/>
+              <w:wordWrap/>
+              <w:overflowPunct/>
+              <w:bidi w:val="0"/>
               <w:textAlignment w:val="center"/>
               <w:rPr>
                 <w:rFonts w:hint="eastAsia" w:ascii="宋体" w:hAnsi="宋体" w:cs="宋体"/>
@@ -3568,6 +4302,13 @@
           </w:tcPr>
           <w:p>
             <w:pPr>
+              <w:keepNext w:val="0"/>
+              <w:keepLines w:val="0"/>
+              <w:pageBreakBefore w:val="0"/>
+              <w:widowControl w:val="0"/>
+              <w:wordWrap/>
+              <w:overflowPunct/>
+              <w:bidi w:val="0"/>
               <w:textAlignment w:val="center"/>
               <w:rPr>
                 <w:rFonts w:hint="eastAsia" w:ascii="宋体" w:hAnsi="宋体" w:cs="宋体"/>
@@ -3600,6 +4341,13 @@
           </w:tcPr>
           <w:p>
             <w:pPr>
+              <w:keepNext w:val="0"/>
+              <w:keepLines w:val="0"/>
+              <w:pageBreakBefore w:val="0"/>
+              <w:widowControl w:val="0"/>
+              <w:wordWrap/>
+              <w:overflowPunct/>
+              <w:bidi w:val="0"/>
               <w:textAlignment w:val="center"/>
               <w:rPr>
                 <w:rFonts w:hint="eastAsia" w:ascii="宋体" w:hAnsi="宋体" w:cs="宋体"/>
@@ -3653,10 +4401,17 @@
           </w:tcPr>
           <w:p>
             <w:pPr>
+              <w:keepNext w:val="0"/>
+              <w:keepLines w:val="0"/>
+              <w:pageBreakBefore w:val="0"/>
+              <w:widowControl w:val="0"/>
               <w:numPr>
                 <w:ilvl w:val="0"/>
                 <w:numId w:val="2"/>
               </w:numPr>
+              <w:wordWrap/>
+              <w:overflowPunct/>
+              <w:bidi w:val="0"/>
               <w:textAlignment w:val="center"/>
               <w:rPr>
                 <w:rFonts w:hint="eastAsia" w:ascii="宋体" w:hAnsi="宋体" w:cs="宋体"/>
@@ -3680,11 +4435,19 @@
           </w:tcPr>
           <w:p>
             <w:pPr>
-              <w:textAlignment w:val="center"/>
-              <w:rPr>
-                <w:rFonts w:hint="eastAsia" w:ascii="宋体" w:hAnsi="宋体" w:cs="宋体"/>
-                <w:sz w:val="16"/>
-                <w:szCs w:val="16"/>
+              <w:keepNext w:val="0"/>
+              <w:keepLines w:val="0"/>
+              <w:pageBreakBefore w:val="0"/>
+              <w:widowControl w:val="0"/>
+              <w:wordWrap/>
+              <w:overflowPunct/>
+              <w:bidi w:val="0"/>
+              <w:textAlignment w:val="center"/>
+              <w:rPr>
+                <w:rFonts w:hint="default" w:ascii="宋体" w:hAnsi="宋体" w:cs="宋体"/>
+                <w:sz w:val="16"/>
+                <w:szCs w:val="16"/>
+                <w:lang w:val="en-US"/>
               </w:rPr>
             </w:pPr>
             <w:r>
@@ -3702,7 +4465,15 @@
                 <w:rFonts w:hint="default"/>
                 <w:lang w:eastAsia="zh-CN"/>
               </w:rPr>
-              <w:t>标准培训</w:t>
+              <w:t>标准</w:t>
+            </w:r>
+            <w:r>
+              <w:rPr>
+                <w:rStyle w:val="42"/>
+                <w:rFonts w:hint="eastAsia"/>
+                <w:lang w:val="en-US" w:eastAsia="zh-CN"/>
+              </w:rPr>
+              <w:t>理解与应用</w:t>
             </w:r>
           </w:p>
         </w:tc>
@@ -3719,6 +4490,13 @@
           </w:tcPr>
           <w:p>
             <w:pPr>
+              <w:keepNext w:val="0"/>
+              <w:keepLines w:val="0"/>
+              <w:pageBreakBefore w:val="0"/>
+              <w:widowControl w:val="0"/>
+              <w:wordWrap/>
+              <w:overflowPunct/>
+              <w:bidi w:val="0"/>
               <w:textAlignment w:val="center"/>
               <w:rPr>
                 <w:rFonts w:hint="eastAsia" w:ascii="宋体" w:hAnsi="宋体" w:cs="宋体"/>
@@ -3750,6 +4528,13 @@
           </w:tcPr>
           <w:p>
             <w:pPr>
+              <w:keepNext w:val="0"/>
+              <w:keepLines w:val="0"/>
+              <w:pageBreakBefore w:val="0"/>
+              <w:widowControl w:val="0"/>
+              <w:wordWrap/>
+              <w:overflowPunct/>
+              <w:bidi w:val="0"/>
               <w:jc w:val="both"/>
               <w:textAlignment w:val="center"/>
               <w:rPr>
@@ -3782,6 +4567,13 @@
           </w:tcPr>
           <w:p>
             <w:pPr>
+              <w:keepNext w:val="0"/>
+              <w:keepLines w:val="0"/>
+              <w:pageBreakBefore w:val="0"/>
+              <w:widowControl w:val="0"/>
+              <w:wordWrap/>
+              <w:overflowPunct/>
+              <w:bidi w:val="0"/>
               <w:jc w:val="both"/>
               <w:textAlignment w:val="center"/>
               <w:rPr>
@@ -3845,10 +4637,17 @@
           </w:tcPr>
           <w:p>
             <w:pPr>
+              <w:keepNext w:val="0"/>
+              <w:keepLines w:val="0"/>
+              <w:pageBreakBefore w:val="0"/>
+              <w:widowControl w:val="0"/>
               <w:numPr>
                 <w:ilvl w:val="0"/>
                 <w:numId w:val="2"/>
               </w:numPr>
+              <w:wordWrap/>
+              <w:overflowPunct/>
+              <w:bidi w:val="0"/>
               <w:textAlignment w:val="center"/>
               <w:rPr>
                 <w:rFonts w:hint="eastAsia" w:ascii="宋体" w:hAnsi="宋体" w:cs="宋体"/>
@@ -3872,21 +4671,38 @@
           </w:tcPr>
           <w:p>
             <w:pPr>
-              <w:textAlignment w:val="center"/>
-              <w:rPr>
-                <w:rFonts w:hint="eastAsia" w:ascii="宋体" w:hAnsi="宋体" w:cs="宋体"/>
-                <w:sz w:val="16"/>
-                <w:szCs w:val="16"/>
-              </w:rPr>
-            </w:pPr>
-            <w:r>
-              <w:rPr>
-                <w:rFonts w:hint="eastAsia" w:ascii="宋体" w:hAnsi="宋体" w:cs="宋体"/>
-                <w:sz w:val="16"/>
-                <w:szCs w:val="16"/>
-                <w:lang w:eastAsia="zh-CN"/>
-              </w:rPr>
-              <w:t>运维服务工具使用</w:t>
+              <w:keepNext w:val="0"/>
+              <w:keepLines w:val="0"/>
+              <w:pageBreakBefore w:val="0"/>
+              <w:widowControl w:val="0"/>
+              <w:wordWrap/>
+              <w:overflowPunct/>
+              <w:bidi w:val="0"/>
+              <w:textAlignment w:val="center"/>
+              <w:rPr>
+                <w:rFonts w:hint="default" w:ascii="宋体" w:hAnsi="宋体" w:cs="宋体"/>
+                <w:sz w:val="16"/>
+                <w:szCs w:val="16"/>
+                <w:lang w:val="en-US"/>
+              </w:rPr>
+            </w:pPr>
+            <w:r>
+              <w:rPr>
+                <w:rFonts w:hint="eastAsia" w:ascii="宋体" w:hAnsi="宋体" w:cs="宋体"/>
+                <w:sz w:val="16"/>
+                <w:szCs w:val="16"/>
+                <w:lang w:eastAsia="zh-CN"/>
+              </w:rPr>
+              <w:t>运维</w:t>
+            </w:r>
+            <w:r>
+              <w:rPr>
+                <w:rFonts w:hint="eastAsia" w:ascii="宋体" w:hAnsi="宋体" w:cs="宋体"/>
+                <w:sz w:val="16"/>
+                <w:szCs w:val="16"/>
+                <w:lang w:val="en-US" w:eastAsia="zh-CN"/>
+              </w:rPr>
+              <w:t>工具使用指南</w:t>
             </w:r>
           </w:p>
         </w:tc>
@@ -3903,6 +4719,13 @@
           </w:tcPr>
           <w:p>
             <w:pPr>
+              <w:keepNext w:val="0"/>
+              <w:keepLines w:val="0"/>
+              <w:pageBreakBefore w:val="0"/>
+              <w:widowControl w:val="0"/>
+              <w:wordWrap/>
+              <w:overflowPunct/>
+              <w:bidi w:val="0"/>
               <w:textAlignment w:val="center"/>
               <w:rPr>
                 <w:rFonts w:hint="eastAsia" w:ascii="宋体" w:hAnsi="宋体" w:cs="宋体"/>
@@ -3934,6 +4757,13 @@
           </w:tcPr>
           <w:p>
             <w:pPr>
+              <w:keepNext w:val="0"/>
+              <w:keepLines w:val="0"/>
+              <w:pageBreakBefore w:val="0"/>
+              <w:widowControl w:val="0"/>
+              <w:wordWrap/>
+              <w:overflowPunct/>
+              <w:bidi w:val="0"/>
               <w:jc w:val="both"/>
               <w:textAlignment w:val="center"/>
               <w:rPr>
@@ -3968,6 +4798,13 @@
           </w:tcPr>
           <w:p>
             <w:pPr>
+              <w:keepNext w:val="0"/>
+              <w:keepLines w:val="0"/>
+              <w:pageBreakBefore w:val="0"/>
+              <w:widowControl w:val="0"/>
+              <w:wordWrap/>
+              <w:overflowPunct/>
+              <w:bidi w:val="0"/>
               <w:jc w:val="both"/>
               <w:textAlignment w:val="center"/>
               <w:rPr>
@@ -4031,10 +4868,17 @@
           </w:tcPr>
           <w:p>
             <w:pPr>
+              <w:keepNext w:val="0"/>
+              <w:keepLines w:val="0"/>
+              <w:pageBreakBefore w:val="0"/>
+              <w:widowControl w:val="0"/>
               <w:numPr>
                 <w:ilvl w:val="0"/>
                 <w:numId w:val="2"/>
               </w:numPr>
+              <w:wordWrap/>
+              <w:overflowPunct/>
+              <w:bidi w:val="0"/>
               <w:textAlignment w:val="center"/>
               <w:rPr>
                 <w:rFonts w:hint="eastAsia" w:ascii="宋体" w:hAnsi="宋体" w:cs="宋体"/>
@@ -4058,22 +4902,38 @@
           </w:tcPr>
           <w:p>
             <w:pPr>
-              <w:textAlignment w:val="center"/>
-              <w:rPr>
-                <w:rFonts w:hint="eastAsia" w:ascii="宋体" w:hAnsi="宋体" w:cs="宋体"/>
-                <w:sz w:val="16"/>
-                <w:szCs w:val="16"/>
-                <w:lang w:eastAsia="zh-CN"/>
-              </w:rPr>
-            </w:pPr>
-            <w:r>
-              <w:rPr>
-                <w:rFonts w:hint="eastAsia" w:ascii="宋体" w:hAnsi="宋体" w:cs="宋体"/>
-                <w:sz w:val="16"/>
-                <w:szCs w:val="16"/>
-                <w:lang w:eastAsia="zh-CN"/>
-              </w:rPr>
-              <w:t>入职培训（包括制度与企业文化</w:t>
+              <w:keepNext w:val="0"/>
+              <w:keepLines w:val="0"/>
+              <w:pageBreakBefore w:val="0"/>
+              <w:widowControl w:val="0"/>
+              <w:wordWrap/>
+              <w:overflowPunct/>
+              <w:bidi w:val="0"/>
+              <w:textAlignment w:val="center"/>
+              <w:rPr>
+                <w:rFonts w:hint="eastAsia" w:ascii="宋体" w:hAnsi="宋体" w:cs="宋体"/>
+                <w:sz w:val="16"/>
+                <w:szCs w:val="16"/>
+                <w:lang w:eastAsia="zh-CN"/>
+              </w:rPr>
+            </w:pPr>
+            <w:r>
+              <w:rPr>
+                <w:rFonts w:hint="eastAsia" w:ascii="宋体" w:hAnsi="宋体" w:cs="宋体"/>
+                <w:sz w:val="16"/>
+                <w:szCs w:val="16"/>
+                <w:lang w:val="en-US" w:eastAsia="zh-CN"/>
+              </w:rPr>
+              <w:t>新员工</w:t>
+            </w:r>
+            <w:r>
+              <w:rPr>
+                <w:rFonts w:hint="eastAsia" w:ascii="宋体" w:hAnsi="宋体" w:cs="宋体"/>
+                <w:sz w:val="16"/>
+                <w:szCs w:val="16"/>
+                <w:lang w:eastAsia="zh-CN"/>
+              </w:rPr>
+              <w:t>入职培训</w:t>
             </w:r>
           </w:p>
         </w:tc>
@@ -4090,6 +4950,13 @@
           </w:tcPr>
           <w:p>
             <w:pPr>
+              <w:keepNext w:val="0"/>
+              <w:keepLines w:val="0"/>
+              <w:pageBreakBefore w:val="0"/>
+              <w:widowControl w:val="0"/>
+              <w:wordWrap/>
+              <w:overflowPunct/>
+              <w:bidi w:val="0"/>
               <w:textAlignment w:val="center"/>
               <w:rPr>
                 <w:rFonts w:hint="eastAsia" w:ascii="宋体" w:hAnsi="宋体" w:cs="宋体"/>
@@ -4121,6 +4988,13 @@
           </w:tcPr>
           <w:p>
             <w:pPr>
+              <w:keepNext w:val="0"/>
+              <w:keepLines w:val="0"/>
+              <w:pageBreakBefore w:val="0"/>
+              <w:widowControl w:val="0"/>
+              <w:wordWrap/>
+              <w:overflowPunct/>
+              <w:bidi w:val="0"/>
               <w:jc w:val="both"/>
               <w:textAlignment w:val="center"/>
               <w:rPr>
@@ -4153,6 +5027,13 @@
           </w:tcPr>
           <w:p>
             <w:pPr>
+              <w:keepNext w:val="0"/>
+              <w:keepLines w:val="0"/>
+              <w:pageBreakBefore w:val="0"/>
+              <w:widowControl w:val="0"/>
+              <w:wordWrap/>
+              <w:overflowPunct/>
+              <w:bidi w:val="0"/>
               <w:jc w:val="both"/>
               <w:textAlignment w:val="center"/>
               <w:rPr>
@@ -4216,10 +5097,17 @@
           </w:tcPr>
           <w:p>
             <w:pPr>
+              <w:keepNext w:val="0"/>
+              <w:keepLines w:val="0"/>
+              <w:pageBreakBefore w:val="0"/>
+              <w:widowControl w:val="0"/>
               <w:numPr>
                 <w:ilvl w:val="0"/>
                 <w:numId w:val="2"/>
               </w:numPr>
+              <w:wordWrap/>
+              <w:overflowPunct/>
+              <w:bidi w:val="0"/>
               <w:textAlignment w:val="center"/>
               <w:rPr>
                 <w:rFonts w:hint="eastAsia" w:ascii="宋体" w:hAnsi="宋体" w:cs="宋体"/>
@@ -4243,21 +5131,38 @@
           </w:tcPr>
           <w:p>
             <w:pPr>
-              <w:textAlignment w:val="center"/>
-              <w:rPr>
-                <w:rFonts w:hint="eastAsia" w:ascii="宋体" w:hAnsi="宋体" w:cs="宋体"/>
-                <w:sz w:val="16"/>
-                <w:szCs w:val="16"/>
-              </w:rPr>
-            </w:pPr>
-            <w:r>
-              <w:rPr>
-                <w:rFonts w:hint="eastAsia" w:ascii="宋体" w:hAnsi="宋体" w:cs="宋体"/>
-                <w:sz w:val="16"/>
-                <w:szCs w:val="16"/>
-                <w:lang w:eastAsia="zh-CN"/>
-              </w:rPr>
-              <w:t>公司产品培训</w:t>
+              <w:keepNext w:val="0"/>
+              <w:keepLines w:val="0"/>
+              <w:pageBreakBefore w:val="0"/>
+              <w:widowControl w:val="0"/>
+              <w:wordWrap/>
+              <w:overflowPunct/>
+              <w:bidi w:val="0"/>
+              <w:textAlignment w:val="center"/>
+              <w:rPr>
+                <w:rFonts w:hint="default" w:ascii="宋体" w:hAnsi="宋体" w:cs="宋体"/>
+                <w:sz w:val="16"/>
+                <w:szCs w:val="16"/>
+                <w:lang w:val="en-US"/>
+              </w:rPr>
+            </w:pPr>
+            <w:r>
+              <w:rPr>
+                <w:rFonts w:hint="eastAsia" w:ascii="宋体" w:hAnsi="宋体" w:cs="宋体"/>
+                <w:sz w:val="16"/>
+                <w:szCs w:val="16"/>
+                <w:lang w:eastAsia="zh-CN"/>
+              </w:rPr>
+              <w:t>公司</w:t>
+            </w:r>
+            <w:r>
+              <w:rPr>
+                <w:rFonts w:hint="eastAsia" w:ascii="宋体" w:hAnsi="宋体" w:cs="宋体"/>
+                <w:sz w:val="16"/>
+                <w:szCs w:val="16"/>
+                <w:lang w:val="en-US" w:eastAsia="zh-CN"/>
+              </w:rPr>
+              <w:t>核心产品介绍</w:t>
             </w:r>
           </w:p>
         </w:tc>
@@ -4274,6 +5179,13 @@
           </w:tcPr>
           <w:p>
             <w:pPr>
+              <w:keepNext w:val="0"/>
+              <w:keepLines w:val="0"/>
+              <w:pageBreakBefore w:val="0"/>
+              <w:widowControl w:val="0"/>
+              <w:wordWrap/>
+              <w:overflowPunct/>
+              <w:bidi w:val="0"/>
               <w:textAlignment w:val="center"/>
               <w:rPr>
                 <w:rFonts w:hint="eastAsia" w:ascii="宋体" w:hAnsi="宋体" w:cs="宋体"/>
@@ -4305,6 +5217,13 @@
           </w:tcPr>
           <w:p>
             <w:pPr>
+              <w:keepNext w:val="0"/>
+              <w:keepLines w:val="0"/>
+              <w:pageBreakBefore w:val="0"/>
+              <w:widowControl w:val="0"/>
+              <w:wordWrap/>
+              <w:overflowPunct/>
+              <w:bidi w:val="0"/>
               <w:jc w:val="both"/>
               <w:textAlignment w:val="center"/>
               <w:rPr>
@@ -4337,6 +5256,13 @@
           </w:tcPr>
           <w:p>
             <w:pPr>
+              <w:keepNext w:val="0"/>
+              <w:keepLines w:val="0"/>
+              <w:pageBreakBefore w:val="0"/>
+              <w:widowControl w:val="0"/>
+              <w:wordWrap/>
+              <w:overflowPunct/>
+              <w:bidi w:val="0"/>
               <w:jc w:val="both"/>
               <w:textAlignment w:val="center"/>
               <w:rPr>
@@ -4400,10 +5326,17 @@
           </w:tcPr>
           <w:p>
             <w:pPr>
+              <w:keepNext w:val="0"/>
+              <w:keepLines w:val="0"/>
+              <w:pageBreakBefore w:val="0"/>
+              <w:widowControl w:val="0"/>
               <w:numPr>
                 <w:ilvl w:val="0"/>
                 <w:numId w:val="2"/>
               </w:numPr>
+              <w:wordWrap/>
+              <w:overflowPunct/>
+              <w:bidi w:val="0"/>
               <w:textAlignment w:val="center"/>
               <w:rPr>
                 <w:rFonts w:hint="eastAsia" w:ascii="宋体" w:hAnsi="宋体" w:cs="宋体"/>
@@ -4427,25 +5360,41 @@
           </w:tcPr>
           <w:p>
             <w:pPr>
+              <w:keepNext w:val="0"/>
+              <w:keepLines w:val="0"/>
+              <w:pageBreakBefore w:val="0"/>
+              <w:widowControl w:val="0"/>
               <w:tabs>
                 <w:tab w:val="center" w:pos="1320"/>
               </w:tabs>
-              <w:textAlignment w:val="center"/>
-              <w:rPr>
-                <w:rFonts w:hint="eastAsia" w:ascii="宋体" w:hAnsi="宋体" w:cs="宋体"/>
-                <w:sz w:val="16"/>
-                <w:szCs w:val="16"/>
-                <w:lang w:eastAsia="zh-CN"/>
-              </w:rPr>
-            </w:pPr>
-            <w:r>
-              <w:rPr>
-                <w:rFonts w:hint="eastAsia" w:ascii="宋体" w:hAnsi="宋体" w:cs="宋体"/>
-                <w:sz w:val="16"/>
-                <w:szCs w:val="16"/>
-                <w:lang w:eastAsia="zh-CN"/>
-              </w:rPr>
-              <w:t>产品测试用例编写</w:t>
+              <w:wordWrap/>
+              <w:overflowPunct/>
+              <w:bidi w:val="0"/>
+              <w:textAlignment w:val="center"/>
+              <w:rPr>
+                <w:rFonts w:hint="default" w:ascii="宋体" w:hAnsi="宋体" w:cs="宋体"/>
+                <w:sz w:val="16"/>
+                <w:szCs w:val="16"/>
+                <w:lang w:val="en-US" w:eastAsia="zh-CN"/>
+              </w:rPr>
+            </w:pPr>
+            <w:r>
+              <w:rPr>
+                <w:rFonts w:hint="eastAsia" w:ascii="宋体" w:hAnsi="宋体" w:cs="宋体"/>
+                <w:sz w:val="16"/>
+                <w:szCs w:val="16"/>
+                <w:lang w:eastAsia="zh-CN"/>
+              </w:rPr>
+              <w:t>测试用例编写</w:t>
+            </w:r>
+            <w:r>
+              <w:rPr>
+                <w:rFonts w:hint="eastAsia" w:ascii="宋体" w:hAnsi="宋体" w:cs="宋体"/>
+                <w:sz w:val="16"/>
+                <w:szCs w:val="16"/>
+                <w:lang w:val="en-US" w:eastAsia="zh-CN"/>
+              </w:rPr>
+              <w:t>规范</w:t>
             </w:r>
           </w:p>
         </w:tc>
@@ -4462,6 +5411,13 @@
           </w:tcPr>
           <w:p>
             <w:pPr>
+              <w:keepNext w:val="0"/>
+              <w:keepLines w:val="0"/>
+              <w:pageBreakBefore w:val="0"/>
+              <w:widowControl w:val="0"/>
+              <w:wordWrap/>
+              <w:overflowPunct/>
+              <w:bidi w:val="0"/>
               <w:textAlignment w:val="center"/>
               <w:rPr>
                 <w:rFonts w:hint="eastAsia" w:ascii="宋体" w:hAnsi="宋体" w:cs="宋体"/>
@@ -4494,6 +5450,13 @@
           </w:tcPr>
           <w:p>
             <w:pPr>
+              <w:keepNext w:val="0"/>
+              <w:keepLines w:val="0"/>
+              <w:pageBreakBefore w:val="0"/>
+              <w:widowControl w:val="0"/>
+              <w:wordWrap/>
+              <w:overflowPunct/>
+              <w:bidi w:val="0"/>
               <w:jc w:val="both"/>
               <w:textAlignment w:val="center"/>
               <w:rPr>
@@ -4527,6 +5490,13 @@
           </w:tcPr>
           <w:p>
             <w:pPr>
+              <w:keepNext w:val="0"/>
+              <w:keepLines w:val="0"/>
+              <w:pageBreakBefore w:val="0"/>
+              <w:widowControl w:val="0"/>
+              <w:wordWrap/>
+              <w:overflowPunct/>
+              <w:bidi w:val="0"/>
               <w:jc w:val="both"/>
               <w:textAlignment w:val="center"/>
               <w:rPr>
@@ -4591,6 +5561,10 @@
           </w:tcPr>
           <w:p>
             <w:pPr>
+              <w:keepNext w:val="0"/>
+              <w:keepLines w:val="0"/>
+              <w:pageBreakBefore w:val="0"/>
+              <w:widowControl w:val="0"/>
               <w:numPr>
                 <w:ilvl w:val="0"/>
                 <w:numId w:val="2"/>
@@ -4598,6 +5572,9 @@
               <w:tabs>
                 <w:tab w:val="center" w:pos="1320"/>
               </w:tabs>
+              <w:wordWrap/>
+              <w:overflowPunct/>
+              <w:bidi w:val="0"/>
               <w:textAlignment w:val="center"/>
               <w:rPr>
                 <w:rFonts w:hint="eastAsia" w:ascii="宋体" w:hAnsi="宋体" w:cs="宋体"/>
@@ -4621,9 +5598,16 @@
           </w:tcPr>
           <w:p>
             <w:pPr>
+              <w:keepNext w:val="0"/>
+              <w:keepLines w:val="0"/>
+              <w:pageBreakBefore w:val="0"/>
+              <w:widowControl w:val="0"/>
               <w:tabs>
                 <w:tab w:val="center" w:pos="1320"/>
               </w:tabs>
+              <w:wordWrap/>
+              <w:overflowPunct/>
+              <w:bidi w:val="0"/>
               <w:textAlignment w:val="center"/>
               <w:rPr>
                 <w:rFonts w:hint="eastAsia" w:ascii="宋体" w:hAnsi="宋体" w:cs="宋体"/>
@@ -4656,6 +5640,13 @@
           </w:tcPr>
           <w:p>
             <w:pPr>
+              <w:keepNext w:val="0"/>
+              <w:keepLines w:val="0"/>
+              <w:pageBreakBefore w:val="0"/>
+              <w:widowControl w:val="0"/>
+              <w:wordWrap/>
+              <w:overflowPunct/>
+              <w:bidi w:val="0"/>
               <w:textAlignment w:val="center"/>
               <w:rPr>
                 <w:rFonts w:hint="eastAsia" w:ascii="宋体" w:hAnsi="宋体" w:cs="宋体"/>
@@ -4688,6 +5679,13 @@
           </w:tcPr>
           <w:p>
             <w:pPr>
+              <w:keepNext w:val="0"/>
+              <w:keepLines w:val="0"/>
+              <w:pageBreakBefore w:val="0"/>
+              <w:widowControl w:val="0"/>
+              <w:wordWrap/>
+              <w:overflowPunct/>
+              <w:bidi w:val="0"/>
               <w:jc w:val="both"/>
               <w:textAlignment w:val="center"/>
               <w:rPr>
@@ -4720,6 +5718,13 @@
           </w:tcPr>
           <w:p>
             <w:pPr>
+              <w:keepNext w:val="0"/>
+              <w:keepLines w:val="0"/>
+              <w:pageBreakBefore w:val="0"/>
+              <w:widowControl w:val="0"/>
+              <w:wordWrap/>
+              <w:overflowPunct/>
+              <w:bidi w:val="0"/>
               <w:jc w:val="both"/>
               <w:textAlignment w:val="center"/>
               <w:rPr>
@@ -4784,6 +5789,10 @@
           </w:tcPr>
           <w:p>
             <w:pPr>
+              <w:keepNext w:val="0"/>
+              <w:keepLines w:val="0"/>
+              <w:pageBreakBefore w:val="0"/>
+              <w:widowControl w:val="0"/>
               <w:numPr>
                 <w:ilvl w:val="0"/>
                 <w:numId w:val="2"/>
@@ -4791,6 +5800,9 @@
               <w:tabs>
                 <w:tab w:val="center" w:pos="1320"/>
               </w:tabs>
+              <w:wordWrap/>
+              <w:overflowPunct/>
+              <w:bidi w:val="0"/>
               <w:textAlignment w:val="center"/>
               <w:rPr>
                 <w:rFonts w:hint="eastAsia" w:ascii="宋体" w:hAnsi="宋体" w:cs="宋体"/>
@@ -4814,34 +5826,41 @@
           </w:tcPr>
           <w:p>
             <w:pPr>
+              <w:keepNext w:val="0"/>
+              <w:keepLines w:val="0"/>
+              <w:pageBreakBefore w:val="0"/>
+              <w:widowControl w:val="0"/>
               <w:tabs>
                 <w:tab w:val="center" w:pos="1320"/>
               </w:tabs>
-              <w:textAlignment w:val="center"/>
-              <w:rPr>
-                <w:rFonts w:hint="eastAsia" w:ascii="宋体" w:hAnsi="宋体" w:cs="宋体"/>
-                <w:sz w:val="16"/>
-                <w:szCs w:val="16"/>
-                <w:lang w:eastAsia="zh-CN"/>
-              </w:rPr>
-            </w:pPr>
-            <w:r>
-              <w:rPr>
-                <w:rFonts w:hint="eastAsia" w:ascii="宋体" w:hAnsi="宋体" w:cs="宋体"/>
-                <w:sz w:val="16"/>
-                <w:szCs w:val="16"/>
-                <w:lang w:eastAsia="zh-CN"/>
-              </w:rPr>
-              <w:t>运维服务制度</w:t>
-            </w:r>
-            <w:r>
-              <w:rPr>
-                <w:rFonts w:hint="eastAsia" w:ascii="宋体" w:hAnsi="宋体" w:cs="宋体"/>
-                <w:sz w:val="16"/>
-                <w:szCs w:val="16"/>
-                <w:lang w:eastAsia="zh-CN"/>
-              </w:rPr>
-              <w:tab/>
+              <w:wordWrap/>
+              <w:overflowPunct/>
+              <w:bidi w:val="0"/>
+              <w:textAlignment w:val="center"/>
+              <w:rPr>
+                <w:rFonts w:hint="default" w:ascii="宋体" w:hAnsi="宋体" w:cs="宋体"/>
+                <w:sz w:val="16"/>
+                <w:szCs w:val="16"/>
+                <w:lang w:val="en-US" w:eastAsia="zh-CN"/>
+              </w:rPr>
+            </w:pPr>
+            <w:r>
+              <w:rPr>
+                <w:rFonts w:hint="eastAsia" w:ascii="宋体" w:hAnsi="宋体" w:cs="宋体"/>
+                <w:sz w:val="16"/>
+                <w:szCs w:val="16"/>
+                <w:lang w:eastAsia="zh-CN"/>
+              </w:rPr>
+              <w:t>运维</w:t>
+            </w:r>
+            <w:r>
+              <w:rPr>
+                <w:rFonts w:hint="eastAsia" w:ascii="宋体" w:hAnsi="宋体" w:cs="宋体"/>
+                <w:sz w:val="16"/>
+                <w:szCs w:val="16"/>
+                <w:lang w:val="en-US" w:eastAsia="zh-CN"/>
+              </w:rPr>
+              <w:t>服务规范讲解</w:t>
             </w:r>
           </w:p>
         </w:tc>
@@ -4858,6 +5877,13 @@
           </w:tcPr>
           <w:p>
             <w:pPr>
+              <w:keepNext w:val="0"/>
+              <w:keepLines w:val="0"/>
+              <w:pageBreakBefore w:val="0"/>
+              <w:widowControl w:val="0"/>
+              <w:wordWrap/>
+              <w:overflowPunct/>
+              <w:bidi w:val="0"/>
               <w:textAlignment w:val="center"/>
               <w:rPr>
                 <w:rFonts w:hint="eastAsia" w:ascii="宋体" w:hAnsi="宋体" w:cs="宋体"/>
@@ -4890,6 +5916,13 @@
           </w:tcPr>
           <w:p>
             <w:pPr>
+              <w:keepNext w:val="0"/>
+              <w:keepLines w:val="0"/>
+              <w:pageBreakBefore w:val="0"/>
+              <w:widowControl w:val="0"/>
+              <w:wordWrap/>
+              <w:overflowPunct/>
+              <w:bidi w:val="0"/>
               <w:jc w:val="both"/>
               <w:textAlignment w:val="center"/>
               <w:rPr>
@@ -4923,6 +5956,13 @@
           </w:tcPr>
           <w:p>
             <w:pPr>
+              <w:keepNext w:val="0"/>
+              <w:keepLines w:val="0"/>
+              <w:pageBreakBefore w:val="0"/>
+              <w:widowControl w:val="0"/>
+              <w:wordWrap/>
+              <w:overflowPunct/>
+              <w:bidi w:val="0"/>
               <w:jc w:val="both"/>
               <w:textAlignment w:val="center"/>
               <w:rPr>
@@ -4987,10 +6027,17 @@
           </w:tcPr>
           <w:p>
             <w:pPr>
+              <w:keepNext w:val="0"/>
+              <w:keepLines w:val="0"/>
+              <w:pageBreakBefore w:val="0"/>
+              <w:widowControl w:val="0"/>
               <w:numPr>
                 <w:ilvl w:val="0"/>
                 <w:numId w:val="2"/>
               </w:numPr>
+              <w:wordWrap/>
+              <w:overflowPunct/>
+              <w:bidi w:val="0"/>
               <w:textAlignment w:val="center"/>
               <w:rPr>
                 <w:rFonts w:hint="eastAsia" w:ascii="宋体" w:hAnsi="宋体" w:cs="宋体"/>
@@ -5014,6 +6061,13 @@
           </w:tcPr>
           <w:p>
             <w:pPr>
+              <w:keepNext w:val="0"/>
+              <w:keepLines w:val="0"/>
+              <w:pageBreakBefore w:val="0"/>
+              <w:widowControl w:val="0"/>
+              <w:wordWrap/>
+              <w:overflowPunct/>
+              <w:bidi w:val="0"/>
               <w:textAlignment w:val="center"/>
               <w:rPr>
                 <w:rFonts w:hint="eastAsia" w:ascii="宋体" w:hAnsi="宋体" w:cs="宋体"/>
@@ -5045,6 +6099,13 @@
           </w:tcPr>
           <w:p>
             <w:pPr>
+              <w:keepNext w:val="0"/>
+              <w:keepLines w:val="0"/>
+              <w:pageBreakBefore w:val="0"/>
+              <w:widowControl w:val="0"/>
+              <w:wordWrap/>
+              <w:overflowPunct/>
+              <w:bidi w:val="0"/>
               <w:textAlignment w:val="center"/>
               <w:rPr>
                 <w:rFonts w:hint="eastAsia" w:ascii="宋体" w:hAnsi="宋体" w:cs="宋体"/>
@@ -5076,6 +6137,13 @@
           </w:tcPr>
           <w:p>
             <w:pPr>
+              <w:keepNext w:val="0"/>
+              <w:keepLines w:val="0"/>
+              <w:pageBreakBefore w:val="0"/>
+              <w:widowControl w:val="0"/>
+              <w:wordWrap/>
+              <w:overflowPunct/>
+              <w:bidi w:val="0"/>
               <w:jc w:val="both"/>
               <w:textAlignment w:val="center"/>
               <w:rPr>
@@ -5109,6 +6177,13 @@
           </w:tcPr>
           <w:p>
             <w:pPr>
+              <w:keepNext w:val="0"/>
+              <w:keepLines w:val="0"/>
+              <w:pageBreakBefore w:val="0"/>
+              <w:widowControl w:val="0"/>
+              <w:wordWrap/>
+              <w:overflowPunct/>
+              <w:bidi w:val="0"/>
               <w:jc w:val="both"/>
               <w:textAlignment w:val="center"/>
               <w:rPr>
@@ -5172,10 +6247,17 @@
           </w:tcPr>
           <w:p>
             <w:pPr>
+              <w:keepNext w:val="0"/>
+              <w:keepLines w:val="0"/>
+              <w:pageBreakBefore w:val="0"/>
+              <w:widowControl w:val="0"/>
               <w:numPr>
                 <w:ilvl w:val="0"/>
                 <w:numId w:val="2"/>
               </w:numPr>
+              <w:wordWrap/>
+              <w:overflowPunct/>
+              <w:bidi w:val="0"/>
               <w:textAlignment w:val="center"/>
               <w:rPr>
                 <w:rFonts w:hint="eastAsia" w:ascii="宋体" w:hAnsi="宋体" w:cs="宋体"/>
@@ -5199,30 +6281,29 @@
           </w:tcPr>
           <w:p>
             <w:pPr>
-              <w:textAlignment w:val="center"/>
-              <w:rPr>
-                <w:rFonts w:hint="eastAsia" w:ascii="宋体" w:hAnsi="宋体" w:cs="宋体"/>
-                <w:sz w:val="16"/>
-                <w:szCs w:val="16"/>
-                <w:lang w:eastAsia="zh-CN"/>
-              </w:rPr>
-            </w:pPr>
-            <w:r>
-              <w:rPr>
-                <w:rFonts w:hint="eastAsia" w:ascii="宋体" w:hAnsi="宋体" w:cs="宋体"/>
-                <w:sz w:val="16"/>
-                <w:szCs w:val="16"/>
-                <w:lang w:eastAsia="zh-CN"/>
-              </w:rPr>
-              <w:t>开发规范及代码质量</w:t>
-            </w:r>
-            <w:r>
-              <w:rPr>
-                <w:rStyle w:val="42"/>
-                <w:rFonts w:hint="default"/>
-                <w:lang w:eastAsia="zh-CN"/>
-              </w:rPr>
-              <w:t>介绍</w:t>
+              <w:keepNext w:val="0"/>
+              <w:keepLines w:val="0"/>
+              <w:pageBreakBefore w:val="0"/>
+              <w:widowControl w:val="0"/>
+              <w:wordWrap/>
+              <w:overflowPunct/>
+              <w:bidi w:val="0"/>
+              <w:textAlignment w:val="center"/>
+              <w:rPr>
+                <w:rFonts w:hint="default" w:ascii="宋体" w:hAnsi="宋体" w:cs="宋体"/>
+                <w:sz w:val="16"/>
+                <w:szCs w:val="16"/>
+                <w:lang w:val="en-US" w:eastAsia="zh-CN"/>
+              </w:rPr>
+            </w:pPr>
+            <w:r>
+              <w:rPr>
+                <w:rFonts w:hint="eastAsia" w:ascii="宋体" w:hAnsi="宋体" w:cs="宋体"/>
+                <w:sz w:val="16"/>
+                <w:szCs w:val="16"/>
+                <w:lang w:val="en-US" w:eastAsia="zh-CN"/>
+              </w:rPr>
+              <w:t>代码质量审查规范</w:t>
             </w:r>
           </w:p>
         </w:tc>
@@ -5239,6 +6320,13 @@
           </w:tcPr>
           <w:p>
             <w:pPr>
+              <w:keepNext w:val="0"/>
+              <w:keepLines w:val="0"/>
+              <w:pageBreakBefore w:val="0"/>
+              <w:widowControl w:val="0"/>
+              <w:wordWrap/>
+              <w:overflowPunct/>
+              <w:bidi w:val="0"/>
               <w:textAlignment w:val="center"/>
               <w:rPr>
                 <w:rFonts w:hint="eastAsia" w:ascii="宋体" w:hAnsi="宋体" w:cs="宋体"/>
@@ -5270,6 +6358,13 @@
           </w:tcPr>
           <w:p>
             <w:pPr>
+              <w:keepNext w:val="0"/>
+              <w:keepLines w:val="0"/>
+              <w:pageBreakBefore w:val="0"/>
+              <w:widowControl w:val="0"/>
+              <w:wordWrap/>
+              <w:overflowPunct/>
+              <w:bidi w:val="0"/>
               <w:jc w:val="both"/>
               <w:textAlignment w:val="center"/>
               <w:rPr>
@@ -5303,6 +6398,13 @@
           </w:tcPr>
           <w:p>
             <w:pPr>
+              <w:keepNext w:val="0"/>
+              <w:keepLines w:val="0"/>
+              <w:pageBreakBefore w:val="0"/>
+              <w:widowControl w:val="0"/>
+              <w:wordWrap/>
+              <w:overflowPunct/>
+              <w:bidi w:val="0"/>
               <w:jc w:val="both"/>
               <w:textAlignment w:val="center"/>
               <w:rPr>
@@ -5366,10 +6468,17 @@
           </w:tcPr>
           <w:p>
             <w:pPr>
+              <w:keepNext w:val="0"/>
+              <w:keepLines w:val="0"/>
+              <w:pageBreakBefore w:val="0"/>
+              <w:widowControl w:val="0"/>
               <w:numPr>
                 <w:ilvl w:val="0"/>
                 <w:numId w:val="2"/>
               </w:numPr>
+              <w:wordWrap/>
+              <w:overflowPunct/>
+              <w:bidi w:val="0"/>
               <w:textAlignment w:val="center"/>
               <w:rPr>
                 <w:rFonts w:hint="eastAsia" w:ascii="宋体" w:hAnsi="宋体" w:cs="宋体"/>
@@ -5393,30 +6502,29 @@
           </w:tcPr>
           <w:p>
             <w:pPr>
-              <w:textAlignment w:val="center"/>
-              <w:rPr>
-                <w:rFonts w:hint="eastAsia" w:ascii="宋体" w:hAnsi="宋体" w:cs="宋体"/>
-                <w:sz w:val="16"/>
-                <w:szCs w:val="16"/>
-                <w:lang w:eastAsia="zh-CN"/>
-              </w:rPr>
-            </w:pPr>
-            <w:r>
-              <w:rPr>
-                <w:rFonts w:hint="eastAsia" w:ascii="宋体" w:hAnsi="宋体" w:cs="宋体"/>
-                <w:sz w:val="16"/>
-                <w:szCs w:val="16"/>
-                <w:lang w:eastAsia="zh-CN"/>
-              </w:rPr>
-              <w:t>信息、数据安全常识</w:t>
-            </w:r>
-            <w:r>
-              <w:rPr>
-                <w:rStyle w:val="42"/>
-                <w:rFonts w:hint="default"/>
-                <w:lang w:eastAsia="zh-CN"/>
-              </w:rPr>
-              <w:t>及应对策略</w:t>
+              <w:keepNext w:val="0"/>
+              <w:keepLines w:val="0"/>
+              <w:pageBreakBefore w:val="0"/>
+              <w:widowControl w:val="0"/>
+              <w:wordWrap/>
+              <w:overflowPunct/>
+              <w:bidi w:val="0"/>
+              <w:textAlignment w:val="center"/>
+              <w:rPr>
+                <w:rFonts w:hint="default" w:ascii="宋体" w:hAnsi="宋体" w:cs="宋体"/>
+                <w:sz w:val="16"/>
+                <w:szCs w:val="16"/>
+                <w:lang w:val="en-US" w:eastAsia="zh-CN"/>
+              </w:rPr>
+            </w:pPr>
+            <w:r>
+              <w:rPr>
+                <w:rFonts w:hint="eastAsia" w:ascii="宋体" w:hAnsi="宋体" w:cs="宋体"/>
+                <w:sz w:val="16"/>
+                <w:szCs w:val="16"/>
+                <w:lang w:val="en-US" w:eastAsia="zh-CN"/>
+              </w:rPr>
+              <w:t>数据安全常识及应对</w:t>
             </w:r>
           </w:p>
         </w:tc>
@@ -5433,30 +6541,29 @@
           </w:tcPr>
           <w:p>
             <w:pPr>
-              <w:textAlignment w:val="center"/>
-              <w:rPr>
-                <w:rFonts w:hint="eastAsia" w:ascii="宋体" w:hAnsi="宋体" w:cs="宋体"/>
-                <w:sz w:val="16"/>
-                <w:szCs w:val="16"/>
-                <w:lang w:eastAsia="zh-CN"/>
-              </w:rPr>
-            </w:pPr>
-            <w:r>
-              <w:rPr>
-                <w:rFonts w:hint="eastAsia" w:ascii="宋体" w:hAnsi="宋体" w:cs="宋体"/>
-                <w:sz w:val="16"/>
-                <w:szCs w:val="16"/>
-                <w:lang w:eastAsia="zh-CN"/>
-              </w:rPr>
-              <w:t>运维项目经理、安全检</w:t>
-            </w:r>
-            <w:r>
-              <w:rPr>
-                <w:rStyle w:val="42"/>
-                <w:rFonts w:hint="default"/>
-                <w:lang w:eastAsia="zh-CN"/>
-              </w:rPr>
-              <w:t>测工程师</w:t>
+              <w:keepNext w:val="0"/>
+              <w:keepLines w:val="0"/>
+              <w:pageBreakBefore w:val="0"/>
+              <w:widowControl w:val="0"/>
+              <w:wordWrap/>
+              <w:overflowPunct/>
+              <w:bidi w:val="0"/>
+              <w:textAlignment w:val="center"/>
+              <w:rPr>
+                <w:rFonts w:hint="eastAsia" w:ascii="宋体" w:hAnsi="宋体" w:cs="宋体"/>
+                <w:sz w:val="16"/>
+                <w:szCs w:val="16"/>
+                <w:lang w:eastAsia="zh-CN"/>
+              </w:rPr>
+            </w:pPr>
+            <w:r>
+              <w:rPr>
+                <w:rFonts w:hint="eastAsia" w:ascii="宋体" w:hAnsi="宋体" w:cs="宋体"/>
+                <w:sz w:val="16"/>
+                <w:szCs w:val="16"/>
+                <w:lang w:eastAsia="zh-CN"/>
+              </w:rPr>
+              <w:t>运维项目经理、网络工程师</w:t>
             </w:r>
           </w:p>
         </w:tc>
@@ -5473,6 +6580,13 @@
           </w:tcPr>
           <w:p>
             <w:pPr>
+              <w:keepNext w:val="0"/>
+              <w:keepLines w:val="0"/>
+              <w:pageBreakBefore w:val="0"/>
+              <w:widowControl w:val="0"/>
+              <w:wordWrap/>
+              <w:overflowPunct/>
+              <w:bidi w:val="0"/>
               <w:jc w:val="both"/>
               <w:textAlignment w:val="center"/>
               <w:rPr>
@@ -5506,6 +6620,13 @@
           </w:tcPr>
           <w:p>
             <w:pPr>
+              <w:keepNext w:val="0"/>
+              <w:keepLines w:val="0"/>
+              <w:pageBreakBefore w:val="0"/>
+              <w:widowControl w:val="0"/>
+              <w:wordWrap/>
+              <w:overflowPunct/>
+              <w:bidi w:val="0"/>
               <w:jc w:val="both"/>
               <w:textAlignment w:val="center"/>
               <w:rPr>
@@ -5570,10 +6691,17 @@
           </w:tcPr>
           <w:p>
             <w:pPr>
+              <w:keepNext w:val="0"/>
+              <w:keepLines w:val="0"/>
+              <w:pageBreakBefore w:val="0"/>
+              <w:widowControl w:val="0"/>
               <w:numPr>
                 <w:ilvl w:val="0"/>
                 <w:numId w:val="2"/>
               </w:numPr>
+              <w:wordWrap/>
+              <w:overflowPunct/>
+              <w:bidi w:val="0"/>
               <w:textAlignment w:val="center"/>
               <w:rPr>
                 <w:rFonts w:hint="eastAsia" w:ascii="宋体" w:hAnsi="宋体" w:cs="宋体"/>
@@ -5597,22 +6725,29 @@
           </w:tcPr>
           <w:p>
             <w:pPr>
-              <w:textAlignment w:val="center"/>
-              <w:rPr>
-                <w:rFonts w:hint="eastAsia" w:ascii="宋体" w:hAnsi="宋体" w:cs="宋体"/>
-                <w:sz w:val="16"/>
-                <w:szCs w:val="16"/>
-                <w:lang w:eastAsia="zh-CN"/>
-              </w:rPr>
-            </w:pPr>
-            <w:r>
-              <w:rPr>
-                <w:rFonts w:hint="eastAsia" w:ascii="宋体" w:hAnsi="宋体" w:cs="宋体"/>
-                <w:sz w:val="16"/>
-                <w:szCs w:val="16"/>
-                <w:lang w:eastAsia="zh-CN"/>
-              </w:rPr>
-              <w:t>服务台人员操作流程</w:t>
+              <w:keepNext w:val="0"/>
+              <w:keepLines w:val="0"/>
+              <w:pageBreakBefore w:val="0"/>
+              <w:widowControl w:val="0"/>
+              <w:wordWrap/>
+              <w:overflowPunct/>
+              <w:bidi w:val="0"/>
+              <w:textAlignment w:val="center"/>
+              <w:rPr>
+                <w:rFonts w:hint="default" w:ascii="宋体" w:hAnsi="宋体" w:cs="宋体"/>
+                <w:sz w:val="16"/>
+                <w:szCs w:val="16"/>
+                <w:lang w:val="en-US" w:eastAsia="zh-CN"/>
+              </w:rPr>
+            </w:pPr>
+            <w:r>
+              <w:rPr>
+                <w:rFonts w:hint="eastAsia" w:ascii="宋体" w:hAnsi="宋体" w:cs="宋体"/>
+                <w:sz w:val="16"/>
+                <w:szCs w:val="16"/>
+                <w:lang w:val="en-US" w:eastAsia="zh-CN"/>
+              </w:rPr>
+              <w:t>服务台管理制度培训</w:t>
             </w:r>
           </w:p>
         </w:tc>
@@ -5629,6 +6764,13 @@
           </w:tcPr>
           <w:p>
             <w:pPr>
+              <w:keepNext w:val="0"/>
+              <w:keepLines w:val="0"/>
+              <w:pageBreakBefore w:val="0"/>
+              <w:widowControl w:val="0"/>
+              <w:wordWrap/>
+              <w:overflowPunct/>
+              <w:bidi w:val="0"/>
               <w:textAlignment w:val="center"/>
               <w:rPr>
                 <w:rFonts w:hint="eastAsia" w:ascii="宋体" w:hAnsi="宋体" w:cs="宋体"/>
@@ -5661,6 +6803,13 @@
           </w:tcPr>
           <w:p>
             <w:pPr>
+              <w:keepNext w:val="0"/>
+              <w:keepLines w:val="0"/>
+              <w:pageBreakBefore w:val="0"/>
+              <w:widowControl w:val="0"/>
+              <w:wordWrap/>
+              <w:overflowPunct/>
+              <w:bidi w:val="0"/>
               <w:jc w:val="both"/>
               <w:textAlignment w:val="center"/>
               <w:rPr>
@@ -5694,6 +6843,13 @@
           </w:tcPr>
           <w:p>
             <w:pPr>
+              <w:keepNext w:val="0"/>
+              <w:keepLines w:val="0"/>
+              <w:pageBreakBefore w:val="0"/>
+              <w:widowControl w:val="0"/>
+              <w:wordWrap/>
+              <w:overflowPunct/>
+              <w:bidi w:val="0"/>
               <w:jc w:val="both"/>
               <w:textAlignment w:val="center"/>
               <w:rPr>
@@ -5758,10 +6914,17 @@
           </w:tcPr>
           <w:p>
             <w:pPr>
+              <w:keepNext w:val="0"/>
+              <w:keepLines w:val="0"/>
+              <w:pageBreakBefore w:val="0"/>
+              <w:widowControl w:val="0"/>
               <w:numPr>
                 <w:ilvl w:val="0"/>
                 <w:numId w:val="2"/>
               </w:numPr>
+              <w:wordWrap/>
+              <w:overflowPunct/>
+              <w:bidi w:val="0"/>
               <w:textAlignment w:val="center"/>
               <w:rPr>
                 <w:rFonts w:hint="eastAsia" w:ascii="宋体" w:hAnsi="宋体" w:cs="宋体"/>
@@ -5785,30 +6948,29 @@
           </w:tcPr>
           <w:p>
             <w:pPr>
-              <w:textAlignment w:val="center"/>
-              <w:rPr>
-                <w:rFonts w:hint="eastAsia" w:ascii="宋体" w:hAnsi="宋体" w:cs="宋体"/>
-                <w:sz w:val="16"/>
-                <w:szCs w:val="16"/>
-                <w:lang w:eastAsia="zh-CN"/>
-              </w:rPr>
-            </w:pPr>
-            <w:r>
-              <w:rPr>
-                <w:rFonts w:hint="eastAsia" w:ascii="宋体" w:hAnsi="宋体" w:cs="宋体"/>
-                <w:sz w:val="16"/>
-                <w:szCs w:val="16"/>
-                <w:lang w:eastAsia="zh-CN"/>
-              </w:rPr>
-              <w:t>应急响应规范与应急</w:t>
-            </w:r>
-            <w:r>
-              <w:rPr>
-                <w:rStyle w:val="42"/>
-                <w:rFonts w:hint="default"/>
-                <w:lang w:eastAsia="zh-CN"/>
-              </w:rPr>
-              <w:t>预案培训</w:t>
+              <w:keepNext w:val="0"/>
+              <w:keepLines w:val="0"/>
+              <w:pageBreakBefore w:val="0"/>
+              <w:widowControl w:val="0"/>
+              <w:wordWrap/>
+              <w:overflowPunct/>
+              <w:bidi w:val="0"/>
+              <w:textAlignment w:val="center"/>
+              <w:rPr>
+                <w:rFonts w:hint="default" w:ascii="宋体" w:hAnsi="宋体" w:cs="宋体"/>
+                <w:sz w:val="16"/>
+                <w:szCs w:val="16"/>
+                <w:lang w:val="en-US" w:eastAsia="zh-CN"/>
+              </w:rPr>
+            </w:pPr>
+            <w:r>
+              <w:rPr>
+                <w:rFonts w:hint="eastAsia" w:ascii="宋体" w:hAnsi="宋体" w:cs="宋体"/>
+                <w:sz w:val="16"/>
+                <w:szCs w:val="16"/>
+                <w:lang w:val="en-US" w:eastAsia="zh-CN"/>
+              </w:rPr>
+              <w:t>应急管理制度培训</w:t>
             </w:r>
           </w:p>
         </w:tc>
@@ -5825,6 +6987,13 @@
           </w:tcPr>
           <w:p>
             <w:pPr>
+              <w:keepNext w:val="0"/>
+              <w:keepLines w:val="0"/>
+              <w:pageBreakBefore w:val="0"/>
+              <w:widowControl w:val="0"/>
+              <w:wordWrap/>
+              <w:overflowPunct/>
+              <w:bidi w:val="0"/>
               <w:textAlignment w:val="center"/>
               <w:rPr>
                 <w:rFonts w:hint="eastAsia" w:ascii="宋体" w:hAnsi="宋体" w:cs="宋体"/>
@@ -5857,6 +7026,13 @@
           </w:tcPr>
           <w:p>
             <w:pPr>
+              <w:keepNext w:val="0"/>
+              <w:keepLines w:val="0"/>
+              <w:pageBreakBefore w:val="0"/>
+              <w:widowControl w:val="0"/>
+              <w:wordWrap/>
+              <w:overflowPunct/>
+              <w:bidi w:val="0"/>
               <w:jc w:val="both"/>
               <w:textAlignment w:val="center"/>
               <w:rPr>
@@ -5890,6 +7066,13 @@
           </w:tcPr>
           <w:p>
             <w:pPr>
+              <w:keepNext w:val="0"/>
+              <w:keepLines w:val="0"/>
+              <w:pageBreakBefore w:val="0"/>
+              <w:widowControl w:val="0"/>
+              <w:wordWrap/>
+              <w:overflowPunct/>
+              <w:bidi w:val="0"/>
               <w:jc w:val="both"/>
               <w:textAlignment w:val="center"/>
               <w:rPr>
@@ -5954,10 +7137,17 @@
           </w:tcPr>
           <w:p>
             <w:pPr>
+              <w:keepNext w:val="0"/>
+              <w:keepLines w:val="0"/>
+              <w:pageBreakBefore w:val="0"/>
+              <w:widowControl w:val="0"/>
               <w:numPr>
                 <w:ilvl w:val="0"/>
                 <w:numId w:val="2"/>
               </w:numPr>
+              <w:wordWrap/>
+              <w:overflowPunct/>
+              <w:bidi w:val="0"/>
               <w:textAlignment w:val="center"/>
               <w:rPr>
                 <w:rFonts w:hint="eastAsia" w:ascii="宋体" w:hAnsi="宋体" w:cs="宋体"/>
@@ -5981,6 +7171,13 @@
           </w:tcPr>
           <w:p>
             <w:pPr>
+              <w:keepNext w:val="0"/>
+              <w:keepLines w:val="0"/>
+              <w:pageBreakBefore w:val="0"/>
+              <w:widowControl w:val="0"/>
+              <w:wordWrap/>
+              <w:overflowPunct/>
+              <w:bidi w:val="0"/>
               <w:textAlignment w:val="center"/>
               <w:rPr>
                 <w:rFonts w:hint="eastAsia" w:ascii="宋体" w:hAnsi="宋体" w:cs="宋体"/>
@@ -5997,6 +7194,15 @@
                 <w:lang w:eastAsia="zh-CN"/>
               </w:rPr>
               <w:t>ITSS</w:t>
+            </w:r>
+            <w:r>
+              <w:rPr>
+                <w:rFonts w:hint="eastAsia" w:ascii="宋体" w:hAnsi="宋体" w:cs="宋体"/>
+                <w:sz w:val="16"/>
+                <w:szCs w:val="16"/>
+                <w:lang w:val="en-US" w:eastAsia="zh-CN"/>
+              </w:rPr>
+              <w:t>深度</w:t>
             </w:r>
             <w:r>
               <w:rPr>
@@ -6004,7 +7210,7 @@
                 <w:rFonts w:hint="default"/>
                 <w:lang w:eastAsia="zh-CN"/>
               </w:rPr>
-              <w:t>标准培训</w:t>
+              <w:t>培训</w:t>
             </w:r>
           </w:p>
         </w:tc>
@@ -6021,6 +7227,13 @@
           </w:tcPr>
           <w:p>
             <w:pPr>
+              <w:keepNext w:val="0"/>
+              <w:keepLines w:val="0"/>
+              <w:pageBreakBefore w:val="0"/>
+              <w:widowControl w:val="0"/>
+              <w:wordWrap/>
+              <w:overflowPunct/>
+              <w:bidi w:val="0"/>
               <w:textAlignment w:val="center"/>
               <w:rPr>
                 <w:rFonts w:hint="eastAsia" w:ascii="宋体" w:hAnsi="宋体" w:cs="宋体"/>
@@ -6053,6 +7266,13 @@
           </w:tcPr>
           <w:p>
             <w:pPr>
+              <w:keepNext w:val="0"/>
+              <w:keepLines w:val="0"/>
+              <w:pageBreakBefore w:val="0"/>
+              <w:widowControl w:val="0"/>
+              <w:wordWrap/>
+              <w:overflowPunct/>
+              <w:bidi w:val="0"/>
               <w:jc w:val="both"/>
               <w:textAlignment w:val="center"/>
               <w:rPr>
@@ -6086,6 +7306,13 @@
           </w:tcPr>
           <w:p>
             <w:pPr>
+              <w:keepNext w:val="0"/>
+              <w:keepLines w:val="0"/>
+              <w:pageBreakBefore w:val="0"/>
+              <w:widowControl w:val="0"/>
+              <w:wordWrap/>
+              <w:overflowPunct/>
+              <w:bidi w:val="0"/>
               <w:jc w:val="both"/>
               <w:textAlignment w:val="center"/>
               <w:rPr>
@@ -6150,10 +7377,17 @@
           </w:tcPr>
           <w:p>
             <w:pPr>
+              <w:keepNext w:val="0"/>
+              <w:keepLines w:val="0"/>
+              <w:pageBreakBefore w:val="0"/>
+              <w:widowControl w:val="0"/>
               <w:numPr>
                 <w:ilvl w:val="0"/>
                 <w:numId w:val="2"/>
               </w:numPr>
+              <w:wordWrap/>
+              <w:overflowPunct/>
+              <w:bidi w:val="0"/>
               <w:textAlignment w:val="center"/>
               <w:rPr>
                 <w:rFonts w:hint="eastAsia" w:ascii="宋体" w:hAnsi="宋体" w:cs="宋体"/>
@@ -6177,6 +7411,13 @@
           </w:tcPr>
           <w:p>
             <w:pPr>
+              <w:keepNext w:val="0"/>
+              <w:keepLines w:val="0"/>
+              <w:pageBreakBefore w:val="0"/>
+              <w:widowControl w:val="0"/>
+              <w:wordWrap/>
+              <w:overflowPunct/>
+              <w:bidi w:val="0"/>
               <w:textAlignment w:val="center"/>
               <w:rPr>
                 <w:rFonts w:hint="eastAsia" w:ascii="宋体" w:hAnsi="宋体" w:cs="宋体"/>
@@ -6208,6 +7449,13 @@
           </w:tcPr>
           <w:p>
             <w:pPr>
+              <w:keepNext w:val="0"/>
+              <w:keepLines w:val="0"/>
+              <w:pageBreakBefore w:val="0"/>
+              <w:widowControl w:val="0"/>
+              <w:wordWrap/>
+              <w:overflowPunct/>
+              <w:bidi w:val="0"/>
               <w:textAlignment w:val="center"/>
               <w:rPr>
                 <w:rFonts w:hint="eastAsia" w:ascii="宋体" w:hAnsi="宋体" w:cs="宋体"/>
@@ -6239,6 +7487,13 @@
           </w:tcPr>
           <w:p>
             <w:pPr>
+              <w:keepNext w:val="0"/>
+              <w:keepLines w:val="0"/>
+              <w:pageBreakBefore w:val="0"/>
+              <w:widowControl w:val="0"/>
+              <w:wordWrap/>
+              <w:overflowPunct/>
+              <w:bidi w:val="0"/>
               <w:jc w:val="both"/>
               <w:textAlignment w:val="center"/>
               <w:rPr>
@@ -6271,6 +7526,13 @@
           </w:tcPr>
           <w:p>
             <w:pPr>
+              <w:keepNext w:val="0"/>
+              <w:keepLines w:val="0"/>
+              <w:pageBreakBefore w:val="0"/>
+              <w:widowControl w:val="0"/>
+              <w:wordWrap/>
+              <w:overflowPunct/>
+              <w:bidi w:val="0"/>
               <w:jc w:val="both"/>
               <w:textAlignment w:val="center"/>
               <w:rPr>
@@ -6334,10 +7596,17 @@
           </w:tcPr>
           <w:p>
             <w:pPr>
+              <w:keepNext w:val="0"/>
+              <w:keepLines w:val="0"/>
+              <w:pageBreakBefore w:val="0"/>
+              <w:widowControl w:val="0"/>
               <w:numPr>
                 <w:ilvl w:val="0"/>
                 <w:numId w:val="2"/>
               </w:numPr>
+              <w:wordWrap/>
+              <w:overflowPunct/>
+              <w:bidi w:val="0"/>
               <w:textAlignment w:val="center"/>
               <w:rPr>
                 <w:rFonts w:hint="eastAsia" w:ascii="宋体" w:hAnsi="宋体" w:cs="宋体"/>
@@ -6361,22 +7630,29 @@
           </w:tcPr>
           <w:p>
             <w:pPr>
-              <w:textAlignment w:val="center"/>
-              <w:rPr>
-                <w:rFonts w:hint="eastAsia" w:ascii="宋体" w:hAnsi="宋体" w:cs="宋体"/>
-                <w:sz w:val="16"/>
-                <w:szCs w:val="16"/>
-                <w:lang w:eastAsia="zh-CN"/>
-              </w:rPr>
-            </w:pPr>
-            <w:r>
-              <w:rPr>
-                <w:rFonts w:hint="eastAsia" w:ascii="宋体" w:hAnsi="宋体" w:cs="宋体"/>
-                <w:sz w:val="16"/>
-                <w:szCs w:val="16"/>
-                <w:lang w:eastAsia="zh-CN"/>
-              </w:rPr>
-              <w:t>入职培训（包括制度与企业文化</w:t>
+              <w:keepNext w:val="0"/>
+              <w:keepLines w:val="0"/>
+              <w:pageBreakBefore w:val="0"/>
+              <w:widowControl w:val="0"/>
+              <w:wordWrap/>
+              <w:overflowPunct/>
+              <w:bidi w:val="0"/>
+              <w:textAlignment w:val="center"/>
+              <w:rPr>
+                <w:rFonts w:hint="default" w:ascii="宋体" w:hAnsi="宋体" w:cs="宋体"/>
+                <w:sz w:val="16"/>
+                <w:szCs w:val="16"/>
+                <w:lang w:val="en-US" w:eastAsia="zh-CN"/>
+              </w:rPr>
+            </w:pPr>
+            <w:r>
+              <w:rPr>
+                <w:rFonts w:hint="eastAsia" w:ascii="宋体" w:hAnsi="宋体" w:cs="宋体"/>
+                <w:sz w:val="16"/>
+                <w:szCs w:val="16"/>
+                <w:lang w:val="en-US" w:eastAsia="zh-CN"/>
+              </w:rPr>
+              <w:t>新员工入职培训</w:t>
             </w:r>
           </w:p>
         </w:tc>
@@ -6393,6 +7669,13 @@
           </w:tcPr>
           <w:p>
             <w:pPr>
+              <w:keepNext w:val="0"/>
+              <w:keepLines w:val="0"/>
+              <w:pageBreakBefore w:val="0"/>
+              <w:widowControl w:val="0"/>
+              <w:wordWrap/>
+              <w:overflowPunct/>
+              <w:bidi w:val="0"/>
               <w:textAlignment w:val="center"/>
               <w:rPr>
                 <w:rFonts w:hint="eastAsia" w:ascii="宋体" w:hAnsi="宋体" w:cs="宋体"/>
@@ -6425,6 +7708,13 @@
           </w:tcPr>
           <w:p>
             <w:pPr>
+              <w:keepNext w:val="0"/>
+              <w:keepLines w:val="0"/>
+              <w:pageBreakBefore w:val="0"/>
+              <w:widowControl w:val="0"/>
+              <w:wordWrap/>
+              <w:overflowPunct/>
+              <w:bidi w:val="0"/>
               <w:jc w:val="both"/>
               <w:textAlignment w:val="center"/>
               <w:rPr>
@@ -6458,6 +7748,236 @@
           </w:tcPr>
           <w:p>
             <w:pPr>
+              <w:keepNext w:val="0"/>
+              <w:keepLines w:val="0"/>
+              <w:pageBreakBefore w:val="0"/>
+              <w:widowControl w:val="0"/>
+              <w:wordWrap/>
+              <w:overflowPunct/>
+              <w:bidi w:val="0"/>
+              <w:jc w:val="both"/>
+              <w:textAlignment w:val="center"/>
+              <w:rPr>
+                <w:rFonts w:hint="eastAsia" w:ascii="宋体" w:hAnsi="宋体" w:cs="宋体"/>
+                <w:sz w:val="16"/>
+                <w:szCs w:val="16"/>
+                <w:lang w:eastAsia="zh-CN"/>
+              </w:rPr>
+            </w:pPr>
+            <w:r>
+              <w:rPr>
+                <w:rFonts w:hint="eastAsia" w:ascii="宋体" w:hAnsi="宋体" w:cs="宋体"/>
+                <w:sz w:val="16"/>
+                <w:szCs w:val="16"/>
+                <w:lang w:val="en-US" w:eastAsia="zh-CN"/>
+              </w:rPr>
+              <w:t>2025年</w:t>
+            </w:r>
+            <w:r>
+              <w:rPr>
+                <w:rFonts w:hint="eastAsia" w:ascii="宋体" w:hAnsi="宋体" w:cs="宋体"/>
+                <w:sz w:val="16"/>
+                <w:szCs w:val="16"/>
+                <w:lang w:eastAsia="zh-CN"/>
+              </w:rPr>
+              <w:t>12月</w:t>
+            </w:r>
+          </w:p>
+        </w:tc>
+      </w:tr>
+      <w:tr>
+        <w:tblPrEx>
+          <w:tblBorders>
+            <w:top w:val="none" w:color="auto" w:sz="0" w:space="0"/>
+            <w:left w:val="none" w:color="auto" w:sz="0" w:space="0"/>
+            <w:bottom w:val="none" w:color="auto" w:sz="0" w:space="0"/>
+            <w:right w:val="none" w:color="auto" w:sz="0" w:space="0"/>
+            <w:insideH w:val="none" w:color="auto" w:sz="0" w:space="0"/>
+            <w:insideV w:val="none" w:color="auto" w:sz="0" w:space="0"/>
+          </w:tblBorders>
+          <w:tblCellMar>
+            <w:top w:w="0" w:type="dxa"/>
+            <w:left w:w="108" w:type="dxa"/>
+            <w:bottom w:w="0" w:type="dxa"/>
+            <w:right w:w="108" w:type="dxa"/>
+          </w:tblCellMar>
+        </w:tblPrEx>
+        <w:trPr>
+          <w:trHeight w:val="436" w:hRule="atLeast"/>
+          <w:jc w:val="center"/>
+        </w:trPr>
+        <w:tc>
+          <w:tcPr>
+            <w:tcW w:w="661" w:type="dxa"/>
+            <w:tcBorders>
+              <w:top w:val="single" w:color="000000" w:sz="4" w:space="0"/>
+              <w:left w:val="single" w:color="000000" w:sz="4" w:space="0"/>
+              <w:bottom w:val="single" w:color="000000" w:sz="4" w:space="0"/>
+              <w:right w:val="single" w:color="000000" w:sz="4" w:space="0"/>
+            </w:tcBorders>
+            <w:vAlign w:val="center"/>
+          </w:tcPr>
+          <w:p>
+            <w:pPr>
+              <w:keepNext w:val="0"/>
+              <w:keepLines w:val="0"/>
+              <w:pageBreakBefore w:val="0"/>
+              <w:widowControl w:val="0"/>
+              <w:numPr>
+                <w:ilvl w:val="0"/>
+                <w:numId w:val="2"/>
+              </w:numPr>
+              <w:wordWrap/>
+              <w:overflowPunct/>
+              <w:bidi w:val="0"/>
+              <w:textAlignment w:val="center"/>
+              <w:rPr>
+                <w:rFonts w:hint="eastAsia" w:ascii="宋体" w:hAnsi="宋体" w:cs="宋体"/>
+                <w:sz w:val="16"/>
+                <w:szCs w:val="16"/>
+                <w:lang w:eastAsia="zh-CN"/>
+              </w:rPr>
+            </w:pPr>
+          </w:p>
+        </w:tc>
+        <w:tc>
+          <w:tcPr>
+            <w:tcW w:w="2100" w:type="dxa"/>
+            <w:tcBorders>
+              <w:top w:val="single" w:color="000000" w:sz="4" w:space="0"/>
+              <w:left w:val="single" w:color="000000" w:sz="4" w:space="0"/>
+              <w:bottom w:val="single" w:color="000000" w:sz="4" w:space="0"/>
+              <w:right w:val="single" w:color="000000" w:sz="4" w:space="0"/>
+            </w:tcBorders>
+            <w:vAlign w:val="center"/>
+          </w:tcPr>
+          <w:p>
+            <w:pPr>
+              <w:keepNext w:val="0"/>
+              <w:keepLines w:val="0"/>
+              <w:pageBreakBefore w:val="0"/>
+              <w:widowControl w:val="0"/>
+              <w:wordWrap/>
+              <w:overflowPunct/>
+              <w:bidi w:val="0"/>
+              <w:textAlignment w:val="center"/>
+              <w:rPr>
+                <w:rFonts w:hint="default" w:ascii="宋体" w:hAnsi="宋体" w:cs="宋体"/>
+                <w:sz w:val="16"/>
+                <w:szCs w:val="16"/>
+                <w:lang w:val="en-US" w:eastAsia="zh-CN"/>
+              </w:rPr>
+            </w:pPr>
+            <w:r>
+              <w:rPr>
+                <w:rFonts w:hint="eastAsia" w:ascii="宋体" w:hAnsi="宋体" w:cs="宋体"/>
+                <w:sz w:val="16"/>
+                <w:szCs w:val="16"/>
+                <w:lang w:eastAsia="zh-CN"/>
+              </w:rPr>
+              <w:t>公司核心产品介绍</w:t>
+            </w:r>
+          </w:p>
+        </w:tc>
+        <w:tc>
+          <w:tcPr>
+            <w:tcW w:w="1850" w:type="dxa"/>
+            <w:tcBorders>
+              <w:top w:val="single" w:color="000000" w:sz="4" w:space="0"/>
+              <w:left w:val="single" w:color="000000" w:sz="4" w:space="0"/>
+              <w:bottom w:val="single" w:color="000000" w:sz="4" w:space="0"/>
+              <w:right w:val="single" w:color="000000" w:sz="4" w:space="0"/>
+            </w:tcBorders>
+            <w:vAlign w:val="center"/>
+          </w:tcPr>
+          <w:p>
+            <w:pPr>
+              <w:keepNext w:val="0"/>
+              <w:keepLines w:val="0"/>
+              <w:pageBreakBefore w:val="0"/>
+              <w:widowControl w:val="0"/>
+              <w:wordWrap/>
+              <w:overflowPunct/>
+              <w:bidi w:val="0"/>
+              <w:textAlignment w:val="center"/>
+              <w:rPr>
+                <w:rFonts w:hint="eastAsia" w:ascii="宋体" w:hAnsi="宋体" w:cs="宋体"/>
+                <w:sz w:val="16"/>
+                <w:szCs w:val="16"/>
+                <w:lang w:eastAsia="zh-CN"/>
+              </w:rPr>
+            </w:pPr>
+            <w:r>
+              <w:rPr>
+                <w:rFonts w:hint="eastAsia" w:ascii="宋体" w:hAnsi="宋体" w:cs="宋体"/>
+                <w:sz w:val="16"/>
+                <w:szCs w:val="16"/>
+                <w:lang w:eastAsia="zh-CN"/>
+              </w:rPr>
+              <w:t>公司全员</w:t>
+            </w:r>
+          </w:p>
+        </w:tc>
+        <w:tc>
+          <w:tcPr>
+            <w:tcW w:w="750" w:type="dxa"/>
+            <w:tcBorders>
+              <w:top w:val="single" w:color="000000" w:sz="4" w:space="0"/>
+              <w:left w:val="single" w:color="000000" w:sz="4" w:space="0"/>
+              <w:bottom w:val="single" w:color="000000" w:sz="4" w:space="0"/>
+              <w:right w:val="single" w:color="000000" w:sz="4" w:space="0"/>
+            </w:tcBorders>
+            <w:vAlign w:val="center"/>
+          </w:tcPr>
+          <w:p>
+            <w:pPr>
+              <w:keepNext w:val="0"/>
+              <w:keepLines w:val="0"/>
+              <w:pageBreakBefore w:val="0"/>
+              <w:widowControl w:val="0"/>
+              <w:wordWrap/>
+              <w:overflowPunct/>
+              <w:bidi w:val="0"/>
+              <w:jc w:val="both"/>
+              <w:textAlignment w:val="center"/>
+              <w:rPr>
+                <w:rFonts w:hint="default" w:ascii="宋体" w:hAnsi="宋体" w:cs="宋体"/>
+                <w:sz w:val="16"/>
+                <w:szCs w:val="16"/>
+                <w:lang w:val="en-US" w:eastAsia="zh-CN"/>
+              </w:rPr>
+            </w:pPr>
+            <w:r>
+              <w:rPr>
+                <w:rFonts w:hint="eastAsia" w:ascii="宋体" w:hAnsi="宋体" w:cs="宋体"/>
+                <w:sz w:val="16"/>
+                <w:szCs w:val="16"/>
+                <w:lang w:val="en-US" w:eastAsia="zh-CN"/>
+              </w:rPr>
+              <w:t>严长运</w:t>
+            </w:r>
+          </w:p>
+        </w:tc>
+        <w:tc>
+          <w:tcPr>
+            <w:tcW w:w="1189" w:type="dxa"/>
+            <w:tcBorders>
+              <w:top w:val="single" w:color="000000" w:sz="4" w:space="0"/>
+              <w:left w:val="single" w:color="000000" w:sz="4" w:space="0"/>
+              <w:bottom w:val="single" w:color="000000" w:sz="4" w:space="0"/>
+              <w:right w:val="single" w:color="000000" w:sz="4" w:space="0"/>
+            </w:tcBorders>
+            <w:vAlign w:val="center"/>
+          </w:tcPr>
+          <w:p>
+            <w:pPr>
+              <w:keepNext w:val="0"/>
+              <w:keepLines w:val="0"/>
+              <w:pageBreakBefore w:val="0"/>
+              <w:widowControl w:val="0"/>
+              <w:wordWrap/>
+              <w:overflowPunct/>
+              <w:bidi w:val="0"/>
               <w:jc w:val="both"/>
               <w:textAlignment w:val="center"/>
               <w:rPr>
@@ -6522,10 +8042,17 @@
           </w:tcPr>
           <w:p>
             <w:pPr>
+              <w:keepNext w:val="0"/>
+              <w:keepLines w:val="0"/>
+              <w:pageBreakBefore w:val="0"/>
+              <w:widowControl w:val="0"/>
               <w:numPr>
                 <w:ilvl w:val="0"/>
                 <w:numId w:val="2"/>
               </w:numPr>
+              <w:wordWrap/>
+              <w:overflowPunct/>
+              <w:bidi w:val="0"/>
               <w:textAlignment w:val="center"/>
               <w:rPr>
                 <w:rFonts w:hint="eastAsia" w:ascii="宋体" w:hAnsi="宋体" w:cs="宋体"/>
@@ -6549,22 +8076,29 @@
           </w:tcPr>
           <w:p>
             <w:pPr>
-              <w:textAlignment w:val="center"/>
-              <w:rPr>
-                <w:rFonts w:hint="eastAsia" w:ascii="宋体" w:hAnsi="宋体" w:cs="宋体"/>
-                <w:sz w:val="16"/>
-                <w:szCs w:val="16"/>
-                <w:lang w:eastAsia="zh-CN"/>
-              </w:rPr>
-            </w:pPr>
-            <w:r>
-              <w:rPr>
-                <w:rFonts w:hint="eastAsia" w:ascii="宋体" w:hAnsi="宋体" w:cs="宋体"/>
-                <w:sz w:val="16"/>
-                <w:szCs w:val="16"/>
-                <w:lang w:eastAsia="zh-CN"/>
-              </w:rPr>
-              <w:t>公司产品培训</w:t>
+              <w:keepNext w:val="0"/>
+              <w:keepLines w:val="0"/>
+              <w:pageBreakBefore w:val="0"/>
+              <w:widowControl w:val="0"/>
+              <w:wordWrap/>
+              <w:overflowPunct/>
+              <w:bidi w:val="0"/>
+              <w:textAlignment w:val="center"/>
+              <w:rPr>
+                <w:rFonts w:hint="default" w:ascii="宋体" w:hAnsi="宋体" w:eastAsia="宋体" w:cs="宋体"/>
+                <w:sz w:val="16"/>
+                <w:szCs w:val="16"/>
+                <w:lang w:val="en-US" w:eastAsia="zh-CN"/>
+              </w:rPr>
+            </w:pPr>
+            <w:r>
+              <w:rPr>
+                <w:rFonts w:hint="eastAsia" w:ascii="宋体" w:hAnsi="宋体" w:cs="宋体"/>
+                <w:sz w:val="16"/>
+                <w:szCs w:val="16"/>
+                <w:lang w:val="en-US" w:eastAsia="zh-CN"/>
+              </w:rPr>
+              <w:t>流行数据库运维技巧</w:t>
             </w:r>
           </w:p>
         </w:tc>
@@ -6581,22 +8115,28 @@
           </w:tcPr>
           <w:p>
             <w:pPr>
-              <w:textAlignment w:val="center"/>
-              <w:rPr>
-                <w:rFonts w:hint="eastAsia" w:ascii="宋体" w:hAnsi="宋体" w:cs="宋体"/>
-                <w:sz w:val="16"/>
-                <w:szCs w:val="16"/>
-                <w:lang w:eastAsia="zh-CN"/>
-              </w:rPr>
-            </w:pPr>
-            <w:r>
-              <w:rPr>
-                <w:rFonts w:hint="eastAsia" w:ascii="宋体" w:hAnsi="宋体" w:cs="宋体"/>
-                <w:sz w:val="16"/>
-                <w:szCs w:val="16"/>
-                <w:lang w:eastAsia="zh-CN"/>
-              </w:rPr>
-              <w:t>公司全员</w:t>
+              <w:keepNext w:val="0"/>
+              <w:keepLines w:val="0"/>
+              <w:pageBreakBefore w:val="0"/>
+              <w:widowControl w:val="0"/>
+              <w:wordWrap/>
+              <w:overflowPunct/>
+              <w:bidi w:val="0"/>
+              <w:textAlignment w:val="center"/>
+              <w:rPr>
+                <w:rFonts w:hint="eastAsia" w:ascii="宋体" w:hAnsi="宋体" w:cs="宋体"/>
+                <w:sz w:val="16"/>
+                <w:szCs w:val="16"/>
+              </w:rPr>
+            </w:pPr>
+            <w:r>
+              <w:rPr>
+                <w:rFonts w:hint="eastAsia" w:ascii="宋体" w:hAnsi="宋体" w:cs="宋体"/>
+                <w:sz w:val="16"/>
+                <w:szCs w:val="16"/>
+                <w:lang w:eastAsia="zh-CN"/>
+              </w:rPr>
+              <w:t>交付部、研发部</w:t>
             </w:r>
           </w:p>
         </w:tc>
@@ -6613,23 +8153,29 @@
           </w:tcPr>
           <w:p>
             <w:pPr>
+              <w:keepNext w:val="0"/>
+              <w:keepLines w:val="0"/>
+              <w:pageBreakBefore w:val="0"/>
+              <w:widowControl w:val="0"/>
+              <w:wordWrap/>
+              <w:overflowPunct/>
+              <w:bidi w:val="0"/>
               <w:jc w:val="both"/>
               <w:textAlignment w:val="center"/>
               <w:rPr>
-                <w:rFonts w:hint="default" w:ascii="宋体" w:hAnsi="宋体" w:cs="宋体"/>
+                <w:rFonts w:hint="eastAsia" w:ascii="宋体" w:hAnsi="宋体" w:cs="宋体"/>
+                <w:sz w:val="16"/>
+                <w:szCs w:val="16"/>
+              </w:rPr>
+            </w:pPr>
+            <w:r>
+              <w:rPr>
+                <w:rFonts w:hint="eastAsia" w:ascii="宋体" w:hAnsi="宋体" w:cs="宋体"/>
                 <w:sz w:val="16"/>
                 <w:szCs w:val="16"/>
                 <w:lang w:val="en-US" w:eastAsia="zh-CN"/>
               </w:rPr>
-            </w:pPr>
-            <w:r>
-              <w:rPr>
-                <w:rFonts w:hint="eastAsia" w:ascii="宋体" w:hAnsi="宋体" w:cs="宋体"/>
-                <w:sz w:val="16"/>
-                <w:szCs w:val="16"/>
-                <w:lang w:val="en-US" w:eastAsia="zh-CN"/>
-              </w:rPr>
-              <w:t>严长运</w:t>
+              <w:t>王潇</w:t>
             </w:r>
           </w:p>
         </w:tc>
@@ -6646,13 +8192,19 @@
           </w:tcPr>
           <w:p>
             <w:pPr>
+              <w:keepNext w:val="0"/>
+              <w:keepLines w:val="0"/>
+              <w:pageBreakBefore w:val="0"/>
+              <w:widowControl w:val="0"/>
+              <w:wordWrap/>
+              <w:overflowPunct/>
+              <w:bidi w:val="0"/>
               <w:jc w:val="both"/>
               <w:textAlignment w:val="center"/>
               <w:rPr>
                 <w:rFonts w:hint="eastAsia" w:ascii="宋体" w:hAnsi="宋体" w:cs="宋体"/>
                 <w:sz w:val="16"/>
                 <w:szCs w:val="16"/>
-                <w:lang w:eastAsia="zh-CN"/>
               </w:rPr>
             </w:pPr>
             <w:r>
@@ -6710,10 +8262,17 @@
           </w:tcPr>
           <w:p>
             <w:pPr>
+              <w:keepNext w:val="0"/>
+              <w:keepLines w:val="0"/>
+              <w:pageBreakBefore w:val="0"/>
+              <w:widowControl w:val="0"/>
               <w:numPr>
                 <w:ilvl w:val="0"/>
                 <w:numId w:val="2"/>
               </w:numPr>
+              <w:wordWrap/>
+              <w:overflowPunct/>
+              <w:bidi w:val="0"/>
               <w:textAlignment w:val="center"/>
               <w:rPr>
                 <w:rFonts w:hint="eastAsia" w:ascii="宋体" w:hAnsi="宋体" w:cs="宋体"/>
@@ -6737,21 +8296,29 @@
           </w:tcPr>
           <w:p>
             <w:pPr>
-              <w:textAlignment w:val="center"/>
-              <w:rPr>
-                <w:rFonts w:hint="eastAsia" w:ascii="宋体" w:hAnsi="宋体" w:cs="宋体"/>
-                <w:sz w:val="16"/>
-                <w:szCs w:val="16"/>
-              </w:rPr>
-            </w:pPr>
-            <w:r>
-              <w:rPr>
-                <w:rFonts w:hint="eastAsia" w:ascii="宋体" w:hAnsi="宋体" w:cs="宋体"/>
-                <w:sz w:val="16"/>
-                <w:szCs w:val="16"/>
-                <w:lang w:eastAsia="zh-CN"/>
-              </w:rPr>
-              <w:t>数据库规范介绍</w:t>
+              <w:keepNext w:val="0"/>
+              <w:keepLines w:val="0"/>
+              <w:pageBreakBefore w:val="0"/>
+              <w:widowControl w:val="0"/>
+              <w:wordWrap/>
+              <w:overflowPunct/>
+              <w:bidi w:val="0"/>
+              <w:textAlignment w:val="center"/>
+              <w:rPr>
+                <w:rFonts w:hint="default" w:ascii="宋体" w:hAnsi="宋体" w:eastAsia="宋体" w:cs="宋体"/>
+                <w:sz w:val="16"/>
+                <w:szCs w:val="16"/>
+                <w:lang w:val="en-US" w:eastAsia="zh-CN"/>
+              </w:rPr>
+            </w:pPr>
+            <w:r>
+              <w:rPr>
+                <w:rFonts w:hint="eastAsia" w:ascii="宋体" w:hAnsi="宋体" w:cs="宋体"/>
+                <w:sz w:val="16"/>
+                <w:szCs w:val="16"/>
+                <w:lang w:val="en-US" w:eastAsia="zh-CN"/>
+              </w:rPr>
+              <w:t>项目经理技能培训</w:t>
             </w:r>
           </w:p>
         </w:tc>
@@ -6768,21 +8335,28 @@
           </w:tcPr>
           <w:p>
             <w:pPr>
-              <w:textAlignment w:val="center"/>
-              <w:rPr>
-                <w:rFonts w:hint="eastAsia" w:ascii="宋体" w:hAnsi="宋体" w:cs="宋体"/>
-                <w:sz w:val="16"/>
-                <w:szCs w:val="16"/>
-              </w:rPr>
-            </w:pPr>
-            <w:r>
-              <w:rPr>
-                <w:rFonts w:hint="eastAsia" w:ascii="宋体" w:hAnsi="宋体" w:cs="宋体"/>
-                <w:sz w:val="16"/>
-                <w:szCs w:val="16"/>
-                <w:lang w:eastAsia="zh-CN"/>
-              </w:rPr>
-              <w:t>交付部、研发部</w:t>
+              <w:keepNext w:val="0"/>
+              <w:keepLines w:val="0"/>
+              <w:pageBreakBefore w:val="0"/>
+              <w:widowControl w:val="0"/>
+              <w:wordWrap/>
+              <w:overflowPunct/>
+              <w:bidi w:val="0"/>
+              <w:textAlignment w:val="center"/>
+              <w:rPr>
+                <w:rFonts w:hint="eastAsia" w:ascii="宋体" w:hAnsi="宋体" w:cs="宋体"/>
+                <w:sz w:val="16"/>
+                <w:szCs w:val="16"/>
+              </w:rPr>
+            </w:pPr>
+            <w:r>
+              <w:rPr>
+                <w:rFonts w:hint="eastAsia" w:ascii="宋体" w:hAnsi="宋体" w:cs="宋体"/>
+                <w:sz w:val="16"/>
+                <w:szCs w:val="16"/>
+                <w:lang w:eastAsia="zh-CN"/>
+              </w:rPr>
+              <w:t>部分人员</w:t>
             </w:r>
           </w:p>
         </w:tc>
@@ -6799,6 +8373,13 @@
           </w:tcPr>
           <w:p>
             <w:pPr>
+              <w:keepNext w:val="0"/>
+              <w:keepLines w:val="0"/>
+              <w:pageBreakBefore w:val="0"/>
+              <w:widowControl w:val="0"/>
+              <w:wordWrap/>
+              <w:overflowPunct/>
+              <w:bidi w:val="0"/>
               <w:jc w:val="both"/>
               <w:textAlignment w:val="center"/>
               <w:rPr>
@@ -6812,9 +8393,9 @@
                 <w:rFonts w:hint="eastAsia" w:ascii="宋体" w:hAnsi="宋体" w:cs="宋体"/>
                 <w:sz w:val="16"/>
                 <w:szCs w:val="16"/>
-                <w:lang w:val="en-US" w:eastAsia="zh-CN"/>
-              </w:rPr>
-              <w:t>王潇</w:t>
+                <w:lang w:eastAsia="zh-CN"/>
+              </w:rPr>
+              <w:t>外聘</w:t>
             </w:r>
           </w:p>
         </w:tc>
@@ -6831,6 +8412,13 @@
           </w:tcPr>
           <w:p>
             <w:pPr>
+              <w:keepNext w:val="0"/>
+              <w:keepLines w:val="0"/>
+              <w:pageBreakBefore w:val="0"/>
+              <w:widowControl w:val="0"/>
+              <w:wordWrap/>
+              <w:overflowPunct/>
+              <w:bidi w:val="0"/>
               <w:jc w:val="both"/>
               <w:textAlignment w:val="center"/>
               <w:rPr>
@@ -6894,10 +8482,17 @@
           </w:tcPr>
           <w:p>
             <w:pPr>
+              <w:keepNext w:val="0"/>
+              <w:keepLines w:val="0"/>
+              <w:pageBreakBefore w:val="0"/>
+              <w:widowControl w:val="0"/>
               <w:numPr>
                 <w:ilvl w:val="0"/>
                 <w:numId w:val="2"/>
               </w:numPr>
+              <w:wordWrap/>
+              <w:overflowPunct/>
+              <w:bidi w:val="0"/>
               <w:textAlignment w:val="center"/>
               <w:rPr>
                 <w:rFonts w:hint="eastAsia" w:ascii="宋体" w:hAnsi="宋体" w:cs="宋体"/>
@@ -6921,29 +8516,38 @@
           </w:tcPr>
           <w:p>
             <w:pPr>
-              <w:textAlignment w:val="center"/>
-              <w:rPr>
-                <w:rFonts w:hint="eastAsia" w:ascii="宋体" w:hAnsi="宋体" w:cs="宋体"/>
-                <w:sz w:val="16"/>
-                <w:szCs w:val="16"/>
-              </w:rPr>
-            </w:pPr>
-            <w:r>
-              <w:rPr>
-                <w:rFonts w:hint="eastAsia" w:ascii="宋体" w:hAnsi="宋体" w:cs="宋体"/>
-                <w:sz w:val="16"/>
-                <w:szCs w:val="16"/>
-                <w:lang w:eastAsia="zh-CN"/>
-              </w:rPr>
-              <w:t>IT</w:t>
-            </w:r>
-            <w:r>
-              <w:rPr>
-                <w:rStyle w:val="42"/>
-                <w:rFonts w:hint="default"/>
-                <w:lang w:eastAsia="zh-CN"/>
-              </w:rPr>
-              <w:t>服务项目经理</w:t>
+              <w:keepNext w:val="0"/>
+              <w:keepLines w:val="0"/>
+              <w:pageBreakBefore w:val="0"/>
+              <w:widowControl w:val="0"/>
+              <w:wordWrap/>
+              <w:overflowPunct/>
+              <w:bidi w:val="0"/>
+              <w:textAlignment w:val="center"/>
+              <w:rPr>
+                <w:rFonts w:hint="default" w:ascii="宋体" w:hAnsi="宋体" w:cs="宋体"/>
+                <w:sz w:val="16"/>
+                <w:szCs w:val="16"/>
+                <w:lang w:val="en-US" w:eastAsia="zh-CN"/>
+              </w:rPr>
+            </w:pPr>
+            <w:r>
+              <w:rPr>
+                <w:rFonts w:hint="eastAsia" w:ascii="宋体" w:hAnsi="宋体" w:cs="宋体"/>
+                <w:sz w:val="16"/>
+                <w:szCs w:val="16"/>
+                <w:lang w:eastAsia="zh-CN"/>
+              </w:rPr>
+              <w:t>运维服务</w:t>
+            </w:r>
+            <w:r>
+              <w:rPr>
+                <w:rFonts w:hint="eastAsia" w:ascii="宋体" w:hAnsi="宋体" w:cs="宋体"/>
+                <w:sz w:val="16"/>
+                <w:szCs w:val="16"/>
+                <w:lang w:val="en-US" w:eastAsia="zh-CN"/>
+              </w:rPr>
+              <w:t>工具使用进阶</w:t>
             </w:r>
           </w:p>
         </w:tc>
@@ -6960,21 +8564,29 @@
           </w:tcPr>
           <w:p>
             <w:pPr>
-              <w:textAlignment w:val="center"/>
-              <w:rPr>
-                <w:rFonts w:hint="eastAsia" w:ascii="宋体" w:hAnsi="宋体" w:cs="宋体"/>
-                <w:sz w:val="16"/>
-                <w:szCs w:val="16"/>
-              </w:rPr>
-            </w:pPr>
-            <w:r>
-              <w:rPr>
-                <w:rFonts w:hint="eastAsia" w:ascii="宋体" w:hAnsi="宋体" w:cs="宋体"/>
-                <w:sz w:val="16"/>
-                <w:szCs w:val="16"/>
-                <w:lang w:eastAsia="zh-CN"/>
-              </w:rPr>
-              <w:t>部分人员</w:t>
+              <w:keepNext w:val="0"/>
+              <w:keepLines w:val="0"/>
+              <w:pageBreakBefore w:val="0"/>
+              <w:widowControl w:val="0"/>
+              <w:wordWrap/>
+              <w:overflowPunct/>
+              <w:bidi w:val="0"/>
+              <w:textAlignment w:val="center"/>
+              <w:rPr>
+                <w:rFonts w:hint="eastAsia" w:ascii="宋体" w:hAnsi="宋体" w:cs="宋体"/>
+                <w:sz w:val="16"/>
+                <w:szCs w:val="16"/>
+                <w:lang w:eastAsia="zh-CN"/>
+              </w:rPr>
+            </w:pPr>
+            <w:r>
+              <w:rPr>
+                <w:rFonts w:hint="eastAsia" w:ascii="宋体" w:hAnsi="宋体" w:cs="宋体"/>
+                <w:sz w:val="16"/>
+                <w:szCs w:val="16"/>
+                <w:lang w:eastAsia="zh-CN"/>
+              </w:rPr>
+              <w:t>交付部全员</w:t>
             </w:r>
           </w:p>
         </w:tc>
@@ -6991,22 +8603,30 @@
           </w:tcPr>
           <w:p>
             <w:pPr>
+              <w:keepNext w:val="0"/>
+              <w:keepLines w:val="0"/>
+              <w:pageBreakBefore w:val="0"/>
+              <w:widowControl w:val="0"/>
+              <w:wordWrap/>
+              <w:overflowPunct/>
+              <w:bidi w:val="0"/>
               <w:jc w:val="both"/>
               <w:textAlignment w:val="center"/>
               <w:rPr>
                 <w:rFonts w:hint="eastAsia" w:ascii="宋体" w:hAnsi="宋体" w:cs="宋体"/>
                 <w:sz w:val="16"/>
                 <w:szCs w:val="16"/>
-              </w:rPr>
-            </w:pPr>
-            <w:r>
-              <w:rPr>
-                <w:rFonts w:hint="eastAsia" w:ascii="宋体" w:hAnsi="宋体" w:cs="宋体"/>
-                <w:sz w:val="16"/>
-                <w:szCs w:val="16"/>
-                <w:lang w:eastAsia="zh-CN"/>
-              </w:rPr>
-              <w:t>外聘</w:t>
+                <w:lang w:eastAsia="zh-CN"/>
+              </w:rPr>
+            </w:pPr>
+            <w:r>
+              <w:rPr>
+                <w:rFonts w:hint="eastAsia" w:ascii="宋体" w:hAnsi="宋体" w:cs="宋体"/>
+                <w:sz w:val="16"/>
+                <w:szCs w:val="16"/>
+                <w:lang w:val="en-US" w:eastAsia="zh-CN"/>
+              </w:rPr>
+              <w:t>王潇</w:t>
             </w:r>
           </w:p>
         </w:tc>
@@ -7023,12 +8643,20 @@
           </w:tcPr>
           <w:p>
             <w:pPr>
+              <w:keepNext w:val="0"/>
+              <w:keepLines w:val="0"/>
+              <w:pageBreakBefore w:val="0"/>
+              <w:widowControl w:val="0"/>
+              <w:wordWrap/>
+              <w:overflowPunct/>
+              <w:bidi w:val="0"/>
               <w:jc w:val="both"/>
               <w:textAlignment w:val="center"/>
               <w:rPr>
                 <w:rFonts w:hint="eastAsia" w:ascii="宋体" w:hAnsi="宋体" w:cs="宋体"/>
                 <w:sz w:val="16"/>
                 <w:szCs w:val="16"/>
+                <w:lang w:eastAsia="zh-CN"/>
               </w:rPr>
             </w:pPr>
             <w:r>
@@ -7086,10 +8714,17 @@
           </w:tcPr>
           <w:p>
             <w:pPr>
+              <w:keepNext w:val="0"/>
+              <w:keepLines w:val="0"/>
+              <w:pageBreakBefore w:val="0"/>
+              <w:widowControl w:val="0"/>
               <w:numPr>
                 <w:ilvl w:val="0"/>
                 <w:numId w:val="2"/>
               </w:numPr>
+              <w:wordWrap/>
+              <w:overflowPunct/>
+              <w:bidi w:val="0"/>
               <w:textAlignment w:val="center"/>
               <w:rPr>
                 <w:rFonts w:hint="eastAsia" w:ascii="宋体" w:hAnsi="宋体" w:cs="宋体"/>
@@ -7113,22 +8748,29 @@
           </w:tcPr>
           <w:p>
             <w:pPr>
-              <w:textAlignment w:val="center"/>
-              <w:rPr>
-                <w:rFonts w:hint="eastAsia" w:ascii="宋体" w:hAnsi="宋体" w:cs="宋体"/>
-                <w:sz w:val="16"/>
-                <w:szCs w:val="16"/>
-                <w:lang w:eastAsia="zh-CN"/>
-              </w:rPr>
-            </w:pPr>
-            <w:r>
-              <w:rPr>
-                <w:rFonts w:hint="eastAsia" w:ascii="宋体" w:hAnsi="宋体" w:cs="宋体"/>
-                <w:sz w:val="16"/>
-                <w:szCs w:val="16"/>
-                <w:lang w:eastAsia="zh-CN"/>
-              </w:rPr>
-              <w:t>运维服务工具使用</w:t>
+              <w:keepNext w:val="0"/>
+              <w:keepLines w:val="0"/>
+              <w:pageBreakBefore w:val="0"/>
+              <w:widowControl w:val="0"/>
+              <w:wordWrap/>
+              <w:overflowPunct/>
+              <w:bidi w:val="0"/>
+              <w:textAlignment w:val="center"/>
+              <w:rPr>
+                <w:rFonts w:hint="default" w:ascii="宋体" w:hAnsi="宋体" w:cs="宋体"/>
+                <w:sz w:val="16"/>
+                <w:szCs w:val="16"/>
+                <w:lang w:val="en-US" w:eastAsia="zh-CN"/>
+              </w:rPr>
+            </w:pPr>
+            <w:r>
+              <w:rPr>
+                <w:rFonts w:hint="eastAsia" w:ascii="宋体" w:hAnsi="宋体" w:cs="宋体"/>
+                <w:sz w:val="16"/>
+                <w:szCs w:val="16"/>
+                <w:lang w:val="en-US" w:eastAsia="zh-CN"/>
+              </w:rPr>
+              <w:t>运维服务规范化培训</w:t>
             </w:r>
           </w:p>
         </w:tc>
@@ -7145,6 +8787,13 @@
           </w:tcPr>
           <w:p>
             <w:pPr>
+              <w:keepNext w:val="0"/>
+              <w:keepLines w:val="0"/>
+              <w:pageBreakBefore w:val="0"/>
+              <w:widowControl w:val="0"/>
+              <w:wordWrap/>
+              <w:overflowPunct/>
+              <w:bidi w:val="0"/>
               <w:textAlignment w:val="center"/>
               <w:rPr>
                 <w:rFonts w:hint="eastAsia" w:ascii="宋体" w:hAnsi="宋体" w:cs="宋体"/>
@@ -7177,6 +8826,13 @@
           </w:tcPr>
           <w:p>
             <w:pPr>
+              <w:keepNext w:val="0"/>
+              <w:keepLines w:val="0"/>
+              <w:pageBreakBefore w:val="0"/>
+              <w:widowControl w:val="0"/>
+              <w:wordWrap/>
+              <w:overflowPunct/>
+              <w:bidi w:val="0"/>
               <w:jc w:val="both"/>
               <w:textAlignment w:val="center"/>
               <w:rPr>
@@ -7210,6 +8866,13 @@
           </w:tcPr>
           <w:p>
             <w:pPr>
+              <w:keepNext w:val="0"/>
+              <w:keepLines w:val="0"/>
+              <w:pageBreakBefore w:val="0"/>
+              <w:widowControl w:val="0"/>
+              <w:wordWrap/>
+              <w:overflowPunct/>
+              <w:bidi w:val="0"/>
               <w:jc w:val="both"/>
               <w:textAlignment w:val="center"/>
               <w:rPr>
@@ -7226,16 +8889,16 @@
                 <w:szCs w:val="16"/>
                 <w:lang w:val="en-US" w:eastAsia="zh-CN"/>
               </w:rPr>
-              <w:t>2025年</w:t>
-            </w:r>
-            <w:r>
-              <w:rPr>
-                <w:rFonts w:hint="eastAsia" w:ascii="宋体" w:hAnsi="宋体" w:cs="宋体"/>
-                <w:sz w:val="16"/>
-                <w:szCs w:val="16"/>
-                <w:lang w:eastAsia="zh-CN"/>
-              </w:rPr>
-              <w:t>12月</w:t>
+              <w:t>20</w:t>
+            </w:r>
+            <w:r>
+              <w:rPr>
+                <w:rFonts w:hint="eastAsia" w:ascii="宋体" w:hAnsi="宋体" w:cs="宋体"/>
+                <w:sz w:val="16"/>
+                <w:szCs w:val="16"/>
+                <w:lang w:eastAsia="zh-CN"/>
+              </w:rPr>
+              <w:t>26年1月</w:t>
             </w:r>
           </w:p>
         </w:tc>
@@ -7274,10 +8937,17 @@
           </w:tcPr>
           <w:p>
             <w:pPr>
+              <w:keepNext w:val="0"/>
+              <w:keepLines w:val="0"/>
+              <w:pageBreakBefore w:val="0"/>
+              <w:widowControl w:val="0"/>
               <w:numPr>
                 <w:ilvl w:val="0"/>
                 <w:numId w:val="2"/>
               </w:numPr>
+              <w:wordWrap/>
+              <w:overflowPunct/>
+              <w:bidi w:val="0"/>
               <w:textAlignment w:val="center"/>
               <w:rPr>
                 <w:rFonts w:hint="eastAsia" w:ascii="宋体" w:hAnsi="宋体" w:cs="宋体"/>
@@ -7301,22 +8971,29 @@
           </w:tcPr>
           <w:p>
             <w:pPr>
-              <w:textAlignment w:val="center"/>
-              <w:rPr>
-                <w:rFonts w:hint="eastAsia" w:ascii="宋体" w:hAnsi="宋体" w:cs="宋体"/>
-                <w:sz w:val="16"/>
-                <w:szCs w:val="16"/>
-                <w:lang w:eastAsia="zh-CN"/>
-              </w:rPr>
-            </w:pPr>
-            <w:r>
-              <w:rPr>
-                <w:rFonts w:hint="eastAsia" w:ascii="宋体" w:hAnsi="宋体" w:cs="宋体"/>
-                <w:sz w:val="16"/>
-                <w:szCs w:val="16"/>
-                <w:lang w:eastAsia="zh-CN"/>
-              </w:rPr>
-              <w:t>产品服务化规范</w:t>
+              <w:keepNext w:val="0"/>
+              <w:keepLines w:val="0"/>
+              <w:pageBreakBefore w:val="0"/>
+              <w:widowControl w:val="0"/>
+              <w:wordWrap/>
+              <w:overflowPunct/>
+              <w:bidi w:val="0"/>
+              <w:textAlignment w:val="center"/>
+              <w:rPr>
+                <w:rFonts w:hint="default" w:ascii="宋体" w:hAnsi="宋体" w:cs="宋体"/>
+                <w:sz w:val="16"/>
+                <w:szCs w:val="16"/>
+                <w:lang w:val="en-US" w:eastAsia="zh-CN"/>
+              </w:rPr>
+            </w:pPr>
+            <w:r>
+              <w:rPr>
+                <w:rFonts w:hint="eastAsia" w:ascii="宋体" w:hAnsi="宋体" w:cs="宋体"/>
+                <w:sz w:val="16"/>
+                <w:szCs w:val="16"/>
+                <w:lang w:val="en-US" w:eastAsia="zh-CN"/>
+              </w:rPr>
+              <w:t>网络安全建设</w:t>
             </w:r>
           </w:p>
         </w:tc>
@@ -7333,12 +9010,239 @@
           </w:tcPr>
           <w:p>
             <w:pPr>
-              <w:textAlignment w:val="center"/>
-              <w:rPr>
-                <w:rFonts w:hint="eastAsia" w:ascii="宋体" w:hAnsi="宋体" w:cs="宋体"/>
-                <w:sz w:val="16"/>
-                <w:szCs w:val="16"/>
-                <w:lang w:eastAsia="zh-CN"/>
+              <w:keepNext w:val="0"/>
+              <w:keepLines w:val="0"/>
+              <w:pageBreakBefore w:val="0"/>
+              <w:widowControl w:val="0"/>
+              <w:wordWrap/>
+              <w:overflowPunct/>
+              <w:bidi w:val="0"/>
+              <w:textAlignment w:val="center"/>
+              <w:rPr>
+                <w:rFonts w:hint="eastAsia" w:ascii="宋体" w:hAnsi="宋体" w:cs="宋体"/>
+                <w:sz w:val="16"/>
+                <w:szCs w:val="16"/>
+                <w:lang w:eastAsia="zh-CN"/>
+              </w:rPr>
+            </w:pPr>
+            <w:r>
+              <w:rPr>
+                <w:rFonts w:hint="eastAsia" w:ascii="宋体" w:hAnsi="宋体" w:cs="宋体"/>
+                <w:sz w:val="16"/>
+                <w:szCs w:val="16"/>
+                <w:lang w:eastAsia="zh-CN"/>
+              </w:rPr>
+              <w:t>运维项目经理、网络工程师</w:t>
+            </w:r>
+          </w:p>
+        </w:tc>
+        <w:tc>
+          <w:tcPr>
+            <w:tcW w:w="750" w:type="dxa"/>
+            <w:tcBorders>
+              <w:top w:val="single" w:color="000000" w:sz="4" w:space="0"/>
+              <w:left w:val="single" w:color="000000" w:sz="4" w:space="0"/>
+              <w:bottom w:val="single" w:color="000000" w:sz="4" w:space="0"/>
+              <w:right w:val="single" w:color="000000" w:sz="4" w:space="0"/>
+            </w:tcBorders>
+            <w:vAlign w:val="center"/>
+          </w:tcPr>
+          <w:p>
+            <w:pPr>
+              <w:keepNext w:val="0"/>
+              <w:keepLines w:val="0"/>
+              <w:pageBreakBefore w:val="0"/>
+              <w:widowControl w:val="0"/>
+              <w:wordWrap/>
+              <w:overflowPunct/>
+              <w:bidi w:val="0"/>
+              <w:jc w:val="both"/>
+              <w:textAlignment w:val="center"/>
+              <w:rPr>
+                <w:rFonts w:hint="eastAsia" w:ascii="宋体" w:hAnsi="宋体" w:cs="宋体"/>
+                <w:sz w:val="16"/>
+                <w:szCs w:val="16"/>
+              </w:rPr>
+            </w:pPr>
+            <w:r>
+              <w:rPr>
+                <w:rFonts w:hint="eastAsia" w:ascii="宋体" w:hAnsi="宋体" w:cs="宋体"/>
+                <w:sz w:val="16"/>
+                <w:szCs w:val="16"/>
+                <w:lang w:val="en-US" w:eastAsia="zh-CN"/>
+              </w:rPr>
+              <w:t>王潇</w:t>
+            </w:r>
+          </w:p>
+        </w:tc>
+        <w:tc>
+          <w:tcPr>
+            <w:tcW w:w="1189" w:type="dxa"/>
+            <w:tcBorders>
+              <w:top w:val="single" w:color="000000" w:sz="4" w:space="0"/>
+              <w:left w:val="single" w:color="000000" w:sz="4" w:space="0"/>
+              <w:bottom w:val="single" w:color="000000" w:sz="4" w:space="0"/>
+              <w:right w:val="single" w:color="000000" w:sz="4" w:space="0"/>
+            </w:tcBorders>
+            <w:vAlign w:val="center"/>
+          </w:tcPr>
+          <w:p>
+            <w:pPr>
+              <w:keepNext w:val="0"/>
+              <w:keepLines w:val="0"/>
+              <w:pageBreakBefore w:val="0"/>
+              <w:widowControl w:val="0"/>
+              <w:wordWrap/>
+              <w:overflowPunct/>
+              <w:bidi w:val="0"/>
+              <w:jc w:val="both"/>
+              <w:textAlignment w:val="center"/>
+              <w:rPr>
+                <w:rFonts w:hint="eastAsia" w:ascii="宋体" w:hAnsi="宋体" w:cs="宋体"/>
+                <w:sz w:val="16"/>
+                <w:szCs w:val="16"/>
+              </w:rPr>
+            </w:pPr>
+            <w:r>
+              <w:rPr>
+                <w:rFonts w:hint="eastAsia" w:ascii="宋体" w:hAnsi="宋体" w:cs="宋体"/>
+                <w:sz w:val="16"/>
+                <w:szCs w:val="16"/>
+                <w:lang w:val="en-US" w:eastAsia="zh-CN"/>
+              </w:rPr>
+              <w:t>20</w:t>
+            </w:r>
+            <w:r>
+              <w:rPr>
+                <w:rFonts w:hint="eastAsia" w:ascii="宋体" w:hAnsi="宋体" w:cs="宋体"/>
+                <w:sz w:val="16"/>
+                <w:szCs w:val="16"/>
+                <w:lang w:eastAsia="zh-CN"/>
+              </w:rPr>
+              <w:t>26年1月</w:t>
+            </w:r>
+          </w:p>
+        </w:tc>
+      </w:tr>
+      <w:tr>
+        <w:tblPrEx>
+          <w:tblBorders>
+            <w:top w:val="none" w:color="auto" w:sz="0" w:space="0"/>
+            <w:left w:val="none" w:color="auto" w:sz="0" w:space="0"/>
+            <w:bottom w:val="none" w:color="auto" w:sz="0" w:space="0"/>
+            <w:right w:val="none" w:color="auto" w:sz="0" w:space="0"/>
+            <w:insideH w:val="none" w:color="auto" w:sz="0" w:space="0"/>
+            <w:insideV w:val="none" w:color="auto" w:sz="0" w:space="0"/>
+          </w:tblBorders>
+          <w:tblCellMar>
+            <w:top w:w="0" w:type="dxa"/>
+            <w:left w:w="108" w:type="dxa"/>
+            <w:bottom w:w="0" w:type="dxa"/>
+            <w:right w:w="108" w:type="dxa"/>
+          </w:tblCellMar>
+        </w:tblPrEx>
+        <w:trPr>
+          <w:trHeight w:val="576" w:hRule="atLeast"/>
+          <w:jc w:val="center"/>
+        </w:trPr>
+        <w:tc>
+          <w:tcPr>
+            <w:tcW w:w="661" w:type="dxa"/>
+            <w:tcBorders>
+              <w:top w:val="single" w:color="000000" w:sz="4" w:space="0"/>
+              <w:left w:val="single" w:color="000000" w:sz="4" w:space="0"/>
+              <w:bottom w:val="single" w:color="000000" w:sz="4" w:space="0"/>
+              <w:right w:val="single" w:color="000000" w:sz="4" w:space="0"/>
+            </w:tcBorders>
+            <w:vAlign w:val="center"/>
+          </w:tcPr>
+          <w:p>
+            <w:pPr>
+              <w:keepNext w:val="0"/>
+              <w:keepLines w:val="0"/>
+              <w:pageBreakBefore w:val="0"/>
+              <w:widowControl w:val="0"/>
+              <w:numPr>
+                <w:ilvl w:val="0"/>
+                <w:numId w:val="2"/>
+              </w:numPr>
+              <w:wordWrap/>
+              <w:overflowPunct/>
+              <w:bidi w:val="0"/>
+              <w:textAlignment w:val="center"/>
+              <w:rPr>
+                <w:rFonts w:hint="eastAsia" w:ascii="宋体" w:hAnsi="宋体" w:cs="宋体"/>
+                <w:sz w:val="16"/>
+                <w:szCs w:val="16"/>
+                <w:lang w:eastAsia="zh-CN"/>
+              </w:rPr>
+            </w:pPr>
+          </w:p>
+        </w:tc>
+        <w:tc>
+          <w:tcPr>
+            <w:tcW w:w="2100" w:type="dxa"/>
+            <w:tcBorders>
+              <w:top w:val="single" w:color="000000" w:sz="4" w:space="0"/>
+              <w:left w:val="single" w:color="000000" w:sz="4" w:space="0"/>
+              <w:bottom w:val="single" w:color="000000" w:sz="4" w:space="0"/>
+              <w:right w:val="single" w:color="000000" w:sz="4" w:space="0"/>
+            </w:tcBorders>
+            <w:vAlign w:val="center"/>
+          </w:tcPr>
+          <w:p>
+            <w:pPr>
+              <w:keepNext w:val="0"/>
+              <w:keepLines w:val="0"/>
+              <w:pageBreakBefore w:val="0"/>
+              <w:widowControl w:val="0"/>
+              <w:wordWrap/>
+              <w:overflowPunct/>
+              <w:bidi w:val="0"/>
+              <w:textAlignment w:val="center"/>
+              <w:rPr>
+                <w:rFonts w:hint="default" w:ascii="宋体" w:hAnsi="宋体" w:eastAsia="宋体" w:cs="宋体"/>
+                <w:sz w:val="16"/>
+                <w:szCs w:val="16"/>
+                <w:lang w:val="en-US" w:eastAsia="zh-CN"/>
+              </w:rPr>
+            </w:pPr>
+            <w:r>
+              <w:rPr>
+                <w:rFonts w:hint="eastAsia" w:ascii="宋体" w:hAnsi="宋体" w:cs="宋体"/>
+                <w:sz w:val="16"/>
+                <w:szCs w:val="16"/>
+                <w:lang w:val="en-US" w:eastAsia="zh-CN"/>
+              </w:rPr>
+              <w:t>交付管理制度培训</w:t>
+            </w:r>
+          </w:p>
+        </w:tc>
+        <w:tc>
+          <w:tcPr>
+            <w:tcW w:w="1850" w:type="dxa"/>
+            <w:tcBorders>
+              <w:top w:val="single" w:color="000000" w:sz="4" w:space="0"/>
+              <w:left w:val="single" w:color="000000" w:sz="4" w:space="0"/>
+              <w:bottom w:val="single" w:color="000000" w:sz="4" w:space="0"/>
+              <w:right w:val="single" w:color="000000" w:sz="4" w:space="0"/>
+            </w:tcBorders>
+            <w:vAlign w:val="center"/>
+          </w:tcPr>
+          <w:p>
+            <w:pPr>
+              <w:keepNext w:val="0"/>
+              <w:keepLines w:val="0"/>
+              <w:pageBreakBefore w:val="0"/>
+              <w:widowControl w:val="0"/>
+              <w:wordWrap/>
+              <w:overflowPunct/>
+              <w:bidi w:val="0"/>
+              <w:textAlignment w:val="center"/>
+              <w:rPr>
+                <w:rFonts w:hint="eastAsia" w:ascii="宋体" w:hAnsi="宋体" w:cs="宋体"/>
+                <w:sz w:val="16"/>
+                <w:szCs w:val="16"/>
               </w:rPr>
             </w:pPr>
             <w:r>
@@ -7365,13 +9269,19 @@
           </w:tcPr>
           <w:p>
             <w:pPr>
+              <w:keepNext w:val="0"/>
+              <w:keepLines w:val="0"/>
+              <w:pageBreakBefore w:val="0"/>
+              <w:widowControl w:val="0"/>
+              <w:wordWrap/>
+              <w:overflowPunct/>
+              <w:bidi w:val="0"/>
               <w:jc w:val="both"/>
               <w:textAlignment w:val="center"/>
               <w:rPr>
                 <w:rFonts w:hint="eastAsia" w:ascii="宋体" w:hAnsi="宋体" w:cs="宋体"/>
                 <w:sz w:val="16"/>
                 <w:szCs w:val="16"/>
-                <w:lang w:eastAsia="zh-CN"/>
               </w:rPr>
             </w:pPr>
             <w:r>
@@ -7398,13 +9308,19 @@
           </w:tcPr>
           <w:p>
             <w:pPr>
+              <w:keepNext w:val="0"/>
+              <w:keepLines w:val="0"/>
+              <w:pageBreakBefore w:val="0"/>
+              <w:widowControl w:val="0"/>
+              <w:wordWrap/>
+              <w:overflowPunct/>
+              <w:bidi w:val="0"/>
               <w:jc w:val="both"/>
               <w:textAlignment w:val="center"/>
               <w:rPr>
                 <w:rFonts w:hint="eastAsia" w:ascii="宋体" w:hAnsi="宋体" w:cs="宋体"/>
                 <w:sz w:val="16"/>
                 <w:szCs w:val="16"/>
-                <w:lang w:eastAsia="zh-CN"/>
               </w:rPr>
             </w:pPr>
             <w:r>
@@ -7462,10 +9378,17 @@
           </w:tcPr>
           <w:p>
             <w:pPr>
+              <w:keepNext w:val="0"/>
+              <w:keepLines w:val="0"/>
+              <w:pageBreakBefore w:val="0"/>
+              <w:widowControl w:val="0"/>
               <w:numPr>
                 <w:ilvl w:val="0"/>
                 <w:numId w:val="2"/>
               </w:numPr>
+              <w:wordWrap/>
+              <w:overflowPunct/>
+              <w:bidi w:val="0"/>
               <w:textAlignment w:val="center"/>
               <w:rPr>
                 <w:rFonts w:hint="eastAsia" w:ascii="宋体" w:hAnsi="宋体" w:cs="宋体"/>
@@ -7489,22 +9412,41 @@
           </w:tcPr>
           <w:p>
             <w:pPr>
-              <w:textAlignment w:val="center"/>
-              <w:rPr>
-                <w:rFonts w:hint="eastAsia" w:ascii="宋体" w:hAnsi="宋体" w:cs="宋体"/>
-                <w:sz w:val="16"/>
-                <w:szCs w:val="16"/>
-                <w:lang w:eastAsia="zh-CN"/>
-              </w:rPr>
-            </w:pPr>
-            <w:r>
-              <w:rPr>
-                <w:rFonts w:hint="eastAsia" w:ascii="宋体" w:hAnsi="宋体" w:cs="宋体"/>
-                <w:sz w:val="16"/>
-                <w:szCs w:val="16"/>
-                <w:lang w:eastAsia="zh-CN"/>
-              </w:rPr>
-              <w:t>云数据中心建设模式和网络安全</w:t>
+              <w:keepNext w:val="0"/>
+              <w:keepLines w:val="0"/>
+              <w:pageBreakBefore w:val="0"/>
+              <w:widowControl w:val="0"/>
+              <w:tabs>
+                <w:tab w:val="center" w:pos="1320"/>
+              </w:tabs>
+              <w:wordWrap/>
+              <w:overflowPunct/>
+              <w:bidi w:val="0"/>
+              <w:textAlignment w:val="center"/>
+              <w:rPr>
+                <w:rFonts w:hint="default" w:ascii="宋体" w:hAnsi="宋体" w:cs="宋体"/>
+                <w:sz w:val="16"/>
+                <w:szCs w:val="16"/>
+                <w:lang w:val="en-US" w:eastAsia="zh-CN"/>
+              </w:rPr>
+            </w:pPr>
+            <w:r>
+              <w:rPr>
+                <w:rFonts w:hint="eastAsia" w:ascii="宋体" w:hAnsi="宋体" w:cs="宋体"/>
+                <w:sz w:val="16"/>
+                <w:szCs w:val="16"/>
+                <w:lang w:eastAsia="zh-CN"/>
+              </w:rPr>
+              <w:t>运维服务制度</w:t>
+            </w:r>
+            <w:r>
+              <w:rPr>
+                <w:rFonts w:hint="eastAsia" w:ascii="宋体" w:hAnsi="宋体" w:cs="宋体"/>
+                <w:sz w:val="16"/>
+                <w:szCs w:val="16"/>
+                <w:lang w:val="en-US" w:eastAsia="zh-CN"/>
+              </w:rPr>
+              <w:t>宣贯</w:t>
             </w:r>
           </w:p>
         </w:tc>
@@ -7521,30 +9463,29 @@
           </w:tcPr>
           <w:p>
             <w:pPr>
-              <w:textAlignment w:val="center"/>
-              <w:rPr>
-                <w:rFonts w:hint="eastAsia" w:ascii="宋体" w:hAnsi="宋体" w:cs="宋体"/>
-                <w:sz w:val="16"/>
-                <w:szCs w:val="16"/>
-                <w:lang w:eastAsia="zh-CN"/>
-              </w:rPr>
-            </w:pPr>
-            <w:r>
-              <w:rPr>
-                <w:rFonts w:hint="eastAsia" w:ascii="宋体" w:hAnsi="宋体" w:cs="宋体"/>
-                <w:sz w:val="16"/>
-                <w:szCs w:val="16"/>
-                <w:lang w:eastAsia="zh-CN"/>
-              </w:rPr>
-              <w:t>运维项目经理、安全检</w:t>
-            </w:r>
-            <w:r>
-              <w:rPr>
-                <w:rStyle w:val="42"/>
-                <w:rFonts w:hint="default"/>
-                <w:lang w:eastAsia="zh-CN"/>
-              </w:rPr>
-              <w:t>测工程师</w:t>
+              <w:keepNext w:val="0"/>
+              <w:keepLines w:val="0"/>
+              <w:pageBreakBefore w:val="0"/>
+              <w:widowControl w:val="0"/>
+              <w:wordWrap/>
+              <w:overflowPunct/>
+              <w:bidi w:val="0"/>
+              <w:textAlignment w:val="center"/>
+              <w:rPr>
+                <w:rFonts w:hint="eastAsia" w:ascii="宋体" w:hAnsi="宋体" w:cs="宋体"/>
+                <w:sz w:val="16"/>
+                <w:szCs w:val="16"/>
+                <w:lang w:eastAsia="zh-CN"/>
+              </w:rPr>
+            </w:pPr>
+            <w:r>
+              <w:rPr>
+                <w:rFonts w:hint="eastAsia" w:ascii="宋体" w:hAnsi="宋体" w:cs="宋体"/>
+                <w:sz w:val="16"/>
+                <w:szCs w:val="16"/>
+                <w:lang w:eastAsia="zh-CN"/>
+              </w:rPr>
+              <w:t>各相关部门</w:t>
             </w:r>
           </w:p>
         </w:tc>
@@ -7561,12 +9502,20 @@
           </w:tcPr>
           <w:p>
             <w:pPr>
+              <w:keepNext w:val="0"/>
+              <w:keepLines w:val="0"/>
+              <w:pageBreakBefore w:val="0"/>
+              <w:widowControl w:val="0"/>
+              <w:wordWrap/>
+              <w:overflowPunct/>
+              <w:bidi w:val="0"/>
               <w:jc w:val="both"/>
               <w:textAlignment w:val="center"/>
               <w:rPr>
                 <w:rFonts w:hint="eastAsia" w:ascii="宋体" w:hAnsi="宋体" w:cs="宋体"/>
                 <w:sz w:val="16"/>
                 <w:szCs w:val="16"/>
+                <w:lang w:eastAsia="zh-CN"/>
               </w:rPr>
             </w:pPr>
             <w:r>
@@ -7593,12 +9542,20 @@
           </w:tcPr>
           <w:p>
             <w:pPr>
+              <w:keepNext w:val="0"/>
+              <w:keepLines w:val="0"/>
+              <w:pageBreakBefore w:val="0"/>
+              <w:widowControl w:val="0"/>
+              <w:wordWrap/>
+              <w:overflowPunct/>
+              <w:bidi w:val="0"/>
               <w:jc w:val="both"/>
               <w:textAlignment w:val="center"/>
               <w:rPr>
                 <w:rFonts w:hint="eastAsia" w:ascii="宋体" w:hAnsi="宋体" w:cs="宋体"/>
                 <w:sz w:val="16"/>
                 <w:szCs w:val="16"/>
+                <w:lang w:eastAsia="zh-CN"/>
               </w:rPr>
             </w:pPr>
             <w:r>
@@ -7618,6 +9575,1349 @@
                 <w:lang w:eastAsia="zh-CN"/>
               </w:rPr>
               <w:t>26年1月</w:t>
+            </w:r>
+          </w:p>
+        </w:tc>
+      </w:tr>
+      <w:tr>
+        <w:tblPrEx>
+          <w:tblBorders>
+            <w:top w:val="none" w:color="auto" w:sz="0" w:space="0"/>
+            <w:left w:val="none" w:color="auto" w:sz="0" w:space="0"/>
+            <w:bottom w:val="none" w:color="auto" w:sz="0" w:space="0"/>
+            <w:right w:val="none" w:color="auto" w:sz="0" w:space="0"/>
+            <w:insideH w:val="none" w:color="auto" w:sz="0" w:space="0"/>
+            <w:insideV w:val="none" w:color="auto" w:sz="0" w:space="0"/>
+          </w:tblBorders>
+          <w:tblCellMar>
+            <w:top w:w="0" w:type="dxa"/>
+            <w:left w:w="108" w:type="dxa"/>
+            <w:bottom w:w="0" w:type="dxa"/>
+            <w:right w:w="108" w:type="dxa"/>
+          </w:tblCellMar>
+        </w:tblPrEx>
+        <w:trPr>
+          <w:trHeight w:val="384" w:hRule="atLeast"/>
+          <w:jc w:val="center"/>
+        </w:trPr>
+        <w:tc>
+          <w:tcPr>
+            <w:tcW w:w="661" w:type="dxa"/>
+            <w:tcBorders>
+              <w:top w:val="single" w:color="000000" w:sz="4" w:space="0"/>
+              <w:left w:val="single" w:color="000000" w:sz="4" w:space="0"/>
+              <w:bottom w:val="single" w:color="000000" w:sz="4" w:space="0"/>
+              <w:right w:val="single" w:color="000000" w:sz="4" w:space="0"/>
+            </w:tcBorders>
+            <w:vAlign w:val="center"/>
+          </w:tcPr>
+          <w:p>
+            <w:pPr>
+              <w:keepNext w:val="0"/>
+              <w:keepLines w:val="0"/>
+              <w:pageBreakBefore w:val="0"/>
+              <w:widowControl w:val="0"/>
+              <w:numPr>
+                <w:ilvl w:val="0"/>
+                <w:numId w:val="2"/>
+              </w:numPr>
+              <w:wordWrap/>
+              <w:overflowPunct/>
+              <w:bidi w:val="0"/>
+              <w:textAlignment w:val="center"/>
+              <w:rPr>
+                <w:rFonts w:hint="eastAsia" w:ascii="宋体" w:hAnsi="宋体" w:cs="宋体"/>
+                <w:sz w:val="16"/>
+                <w:szCs w:val="16"/>
+                <w:lang w:eastAsia="zh-CN"/>
+              </w:rPr>
+            </w:pPr>
+          </w:p>
+        </w:tc>
+        <w:tc>
+          <w:tcPr>
+            <w:tcW w:w="2100" w:type="dxa"/>
+            <w:tcBorders>
+              <w:top w:val="single" w:color="000000" w:sz="4" w:space="0"/>
+              <w:left w:val="single" w:color="000000" w:sz="4" w:space="0"/>
+              <w:bottom w:val="single" w:color="000000" w:sz="4" w:space="0"/>
+              <w:right w:val="single" w:color="000000" w:sz="4" w:space="0"/>
+            </w:tcBorders>
+            <w:vAlign w:val="center"/>
+          </w:tcPr>
+          <w:p>
+            <w:pPr>
+              <w:keepNext w:val="0"/>
+              <w:keepLines w:val="0"/>
+              <w:pageBreakBefore w:val="0"/>
+              <w:widowControl w:val="0"/>
+              <w:wordWrap/>
+              <w:overflowPunct/>
+              <w:bidi w:val="0"/>
+              <w:textAlignment w:val="center"/>
+              <w:rPr>
+                <w:rFonts w:hint="default" w:ascii="宋体" w:hAnsi="宋体" w:cs="宋体"/>
+                <w:sz w:val="16"/>
+                <w:szCs w:val="16"/>
+                <w:lang w:val="en-US" w:eastAsia="zh-CN"/>
+              </w:rPr>
+            </w:pPr>
+            <w:r>
+              <w:rPr>
+                <w:rFonts w:hint="eastAsia" w:ascii="宋体" w:hAnsi="宋体" w:cs="宋体"/>
+                <w:sz w:val="16"/>
+                <w:szCs w:val="16"/>
+                <w:lang w:eastAsia="zh-CN"/>
+              </w:rPr>
+              <w:t>高级</w:t>
+            </w:r>
+            <w:r>
+              <w:rPr>
+                <w:rFonts w:hint="eastAsia" w:ascii="宋体" w:hAnsi="宋体" w:cs="宋体"/>
+                <w:sz w:val="16"/>
+                <w:szCs w:val="16"/>
+                <w:lang w:val="en-US" w:eastAsia="zh-CN"/>
+              </w:rPr>
+              <w:t>研发技术培训</w:t>
+            </w:r>
+          </w:p>
+        </w:tc>
+        <w:tc>
+          <w:tcPr>
+            <w:tcW w:w="1850" w:type="dxa"/>
+            <w:tcBorders>
+              <w:top w:val="single" w:color="000000" w:sz="4" w:space="0"/>
+              <w:left w:val="single" w:color="000000" w:sz="4" w:space="0"/>
+              <w:bottom w:val="single" w:color="000000" w:sz="4" w:space="0"/>
+              <w:right w:val="single" w:color="000000" w:sz="4" w:space="0"/>
+            </w:tcBorders>
+            <w:vAlign w:val="center"/>
+          </w:tcPr>
+          <w:p>
+            <w:pPr>
+              <w:keepNext w:val="0"/>
+              <w:keepLines w:val="0"/>
+              <w:pageBreakBefore w:val="0"/>
+              <w:widowControl w:val="0"/>
+              <w:wordWrap/>
+              <w:overflowPunct/>
+              <w:bidi w:val="0"/>
+              <w:textAlignment w:val="center"/>
+              <w:rPr>
+                <w:rFonts w:hint="eastAsia" w:ascii="宋体" w:hAnsi="宋体" w:cs="宋体"/>
+                <w:sz w:val="16"/>
+                <w:szCs w:val="16"/>
+                <w:lang w:eastAsia="zh-CN"/>
+              </w:rPr>
+            </w:pPr>
+            <w:r>
+              <w:rPr>
+                <w:rFonts w:hint="eastAsia" w:ascii="宋体" w:hAnsi="宋体" w:cs="宋体"/>
+                <w:sz w:val="16"/>
+                <w:szCs w:val="16"/>
+                <w:lang w:eastAsia="zh-CN"/>
+              </w:rPr>
+              <w:t>研发部全员</w:t>
+            </w:r>
+          </w:p>
+        </w:tc>
+        <w:tc>
+          <w:tcPr>
+            <w:tcW w:w="750" w:type="dxa"/>
+            <w:tcBorders>
+              <w:top w:val="single" w:color="000000" w:sz="4" w:space="0"/>
+              <w:left w:val="single" w:color="000000" w:sz="4" w:space="0"/>
+              <w:bottom w:val="single" w:color="000000" w:sz="4" w:space="0"/>
+              <w:right w:val="single" w:color="000000" w:sz="4" w:space="0"/>
+            </w:tcBorders>
+            <w:vAlign w:val="center"/>
+          </w:tcPr>
+          <w:p>
+            <w:pPr>
+              <w:keepNext w:val="0"/>
+              <w:keepLines w:val="0"/>
+              <w:pageBreakBefore w:val="0"/>
+              <w:widowControl w:val="0"/>
+              <w:wordWrap/>
+              <w:overflowPunct/>
+              <w:bidi w:val="0"/>
+              <w:jc w:val="both"/>
+              <w:textAlignment w:val="center"/>
+              <w:rPr>
+                <w:rFonts w:hint="default" w:ascii="宋体" w:hAnsi="宋体" w:cs="宋体"/>
+                <w:sz w:val="16"/>
+                <w:szCs w:val="16"/>
+                <w:lang w:val="en-US" w:eastAsia="zh-CN"/>
+              </w:rPr>
+            </w:pPr>
+            <w:r>
+              <w:rPr>
+                <w:rFonts w:hint="eastAsia" w:ascii="宋体" w:hAnsi="宋体" w:cs="宋体"/>
+                <w:sz w:val="16"/>
+                <w:szCs w:val="16"/>
+                <w:lang w:val="en-US" w:eastAsia="zh-CN"/>
+              </w:rPr>
+              <w:t>赵聪</w:t>
+            </w:r>
+          </w:p>
+        </w:tc>
+        <w:tc>
+          <w:tcPr>
+            <w:tcW w:w="1189" w:type="dxa"/>
+            <w:tcBorders>
+              <w:top w:val="single" w:color="000000" w:sz="4" w:space="0"/>
+              <w:left w:val="single" w:color="000000" w:sz="4" w:space="0"/>
+              <w:bottom w:val="single" w:color="000000" w:sz="4" w:space="0"/>
+              <w:right w:val="single" w:color="000000" w:sz="4" w:space="0"/>
+            </w:tcBorders>
+            <w:vAlign w:val="center"/>
+          </w:tcPr>
+          <w:p>
+            <w:pPr>
+              <w:keepNext w:val="0"/>
+              <w:keepLines w:val="0"/>
+              <w:pageBreakBefore w:val="0"/>
+              <w:widowControl w:val="0"/>
+              <w:wordWrap/>
+              <w:overflowPunct/>
+              <w:bidi w:val="0"/>
+              <w:jc w:val="both"/>
+              <w:textAlignment w:val="center"/>
+              <w:rPr>
+                <w:rFonts w:hint="eastAsia" w:ascii="宋体" w:hAnsi="宋体" w:cs="宋体"/>
+                <w:sz w:val="16"/>
+                <w:szCs w:val="16"/>
+                <w:lang w:eastAsia="zh-CN"/>
+              </w:rPr>
+            </w:pPr>
+            <w:r>
+              <w:rPr>
+                <w:rFonts w:hint="eastAsia" w:ascii="宋体" w:hAnsi="宋体" w:cs="宋体"/>
+                <w:sz w:val="16"/>
+                <w:szCs w:val="16"/>
+                <w:lang w:val="en-US" w:eastAsia="zh-CN"/>
+              </w:rPr>
+              <w:t>20</w:t>
+            </w:r>
+            <w:r>
+              <w:rPr>
+                <w:rFonts w:hint="eastAsia" w:ascii="宋体" w:hAnsi="宋体" w:cs="宋体"/>
+                <w:sz w:val="16"/>
+                <w:szCs w:val="16"/>
+                <w:lang w:eastAsia="zh-CN"/>
+              </w:rPr>
+              <w:t>26年2月</w:t>
+            </w:r>
+          </w:p>
+        </w:tc>
+      </w:tr>
+      <w:tr>
+        <w:tblPrEx>
+          <w:tblBorders>
+            <w:top w:val="none" w:color="auto" w:sz="0" w:space="0"/>
+            <w:left w:val="none" w:color="auto" w:sz="0" w:space="0"/>
+            <w:bottom w:val="none" w:color="auto" w:sz="0" w:space="0"/>
+            <w:right w:val="none" w:color="auto" w:sz="0" w:space="0"/>
+            <w:insideH w:val="none" w:color="auto" w:sz="0" w:space="0"/>
+            <w:insideV w:val="none" w:color="auto" w:sz="0" w:space="0"/>
+          </w:tblBorders>
+          <w:tblCellMar>
+            <w:top w:w="0" w:type="dxa"/>
+            <w:left w:w="108" w:type="dxa"/>
+            <w:bottom w:w="0" w:type="dxa"/>
+            <w:right w:w="108" w:type="dxa"/>
+          </w:tblCellMar>
+        </w:tblPrEx>
+        <w:trPr>
+          <w:trHeight w:val="440" w:hRule="atLeast"/>
+          <w:jc w:val="center"/>
+        </w:trPr>
+        <w:tc>
+          <w:tcPr>
+            <w:tcW w:w="661" w:type="dxa"/>
+            <w:tcBorders>
+              <w:top w:val="single" w:color="000000" w:sz="4" w:space="0"/>
+              <w:left w:val="single" w:color="000000" w:sz="4" w:space="0"/>
+              <w:bottom w:val="single" w:color="000000" w:sz="4" w:space="0"/>
+              <w:right w:val="single" w:color="000000" w:sz="4" w:space="0"/>
+            </w:tcBorders>
+            <w:vAlign w:val="center"/>
+          </w:tcPr>
+          <w:p>
+            <w:pPr>
+              <w:keepNext w:val="0"/>
+              <w:keepLines w:val="0"/>
+              <w:pageBreakBefore w:val="0"/>
+              <w:widowControl w:val="0"/>
+              <w:numPr>
+                <w:ilvl w:val="0"/>
+                <w:numId w:val="2"/>
+              </w:numPr>
+              <w:wordWrap/>
+              <w:overflowPunct/>
+              <w:bidi w:val="0"/>
+              <w:textAlignment w:val="center"/>
+              <w:rPr>
+                <w:rFonts w:hint="eastAsia" w:ascii="宋体" w:hAnsi="宋体" w:cs="宋体"/>
+                <w:sz w:val="16"/>
+                <w:szCs w:val="16"/>
+                <w:lang w:eastAsia="zh-CN"/>
+              </w:rPr>
+            </w:pPr>
+          </w:p>
+        </w:tc>
+        <w:tc>
+          <w:tcPr>
+            <w:tcW w:w="2100" w:type="dxa"/>
+            <w:tcBorders>
+              <w:top w:val="single" w:color="000000" w:sz="4" w:space="0"/>
+              <w:left w:val="single" w:color="000000" w:sz="4" w:space="0"/>
+              <w:bottom w:val="single" w:color="000000" w:sz="4" w:space="0"/>
+              <w:right w:val="single" w:color="000000" w:sz="4" w:space="0"/>
+            </w:tcBorders>
+            <w:vAlign w:val="center"/>
+          </w:tcPr>
+          <w:p>
+            <w:pPr>
+              <w:keepNext w:val="0"/>
+              <w:keepLines w:val="0"/>
+              <w:pageBreakBefore w:val="0"/>
+              <w:widowControl w:val="0"/>
+              <w:wordWrap/>
+              <w:overflowPunct/>
+              <w:bidi w:val="0"/>
+              <w:textAlignment w:val="center"/>
+              <w:rPr>
+                <w:rFonts w:hint="default" w:ascii="宋体" w:hAnsi="宋体" w:cs="宋体"/>
+                <w:sz w:val="16"/>
+                <w:szCs w:val="16"/>
+                <w:lang w:val="en-US" w:eastAsia="zh-CN"/>
+              </w:rPr>
+            </w:pPr>
+            <w:r>
+              <w:rPr>
+                <w:rFonts w:hint="eastAsia" w:ascii="宋体" w:hAnsi="宋体" w:cs="宋体"/>
+                <w:sz w:val="16"/>
+                <w:szCs w:val="16"/>
+                <w:lang w:val="en-US" w:eastAsia="zh-CN"/>
+              </w:rPr>
+              <w:t>代码质量审查规范</w:t>
+            </w:r>
+          </w:p>
+        </w:tc>
+        <w:tc>
+          <w:tcPr>
+            <w:tcW w:w="1850" w:type="dxa"/>
+            <w:tcBorders>
+              <w:top w:val="single" w:color="000000" w:sz="4" w:space="0"/>
+              <w:left w:val="single" w:color="000000" w:sz="4" w:space="0"/>
+              <w:bottom w:val="single" w:color="000000" w:sz="4" w:space="0"/>
+              <w:right w:val="single" w:color="000000" w:sz="4" w:space="0"/>
+            </w:tcBorders>
+            <w:vAlign w:val="center"/>
+          </w:tcPr>
+          <w:p>
+            <w:pPr>
+              <w:keepNext w:val="0"/>
+              <w:keepLines w:val="0"/>
+              <w:pageBreakBefore w:val="0"/>
+              <w:widowControl w:val="0"/>
+              <w:wordWrap/>
+              <w:overflowPunct/>
+              <w:bidi w:val="0"/>
+              <w:textAlignment w:val="center"/>
+              <w:rPr>
+                <w:rFonts w:hint="eastAsia" w:ascii="宋体" w:hAnsi="宋体" w:cs="宋体"/>
+                <w:sz w:val="16"/>
+                <w:szCs w:val="16"/>
+              </w:rPr>
+            </w:pPr>
+            <w:r>
+              <w:rPr>
+                <w:rFonts w:hint="eastAsia" w:ascii="宋体" w:hAnsi="宋体" w:cs="宋体"/>
+                <w:sz w:val="16"/>
+                <w:szCs w:val="16"/>
+                <w:lang w:eastAsia="zh-CN"/>
+              </w:rPr>
+              <w:t>研发部全员</w:t>
+            </w:r>
+          </w:p>
+        </w:tc>
+        <w:tc>
+          <w:tcPr>
+            <w:tcW w:w="750" w:type="dxa"/>
+            <w:tcBorders>
+              <w:top w:val="single" w:color="000000" w:sz="4" w:space="0"/>
+              <w:left w:val="single" w:color="000000" w:sz="4" w:space="0"/>
+              <w:bottom w:val="single" w:color="000000" w:sz="4" w:space="0"/>
+              <w:right w:val="single" w:color="000000" w:sz="4" w:space="0"/>
+            </w:tcBorders>
+            <w:vAlign w:val="center"/>
+          </w:tcPr>
+          <w:p>
+            <w:pPr>
+              <w:keepNext w:val="0"/>
+              <w:keepLines w:val="0"/>
+              <w:pageBreakBefore w:val="0"/>
+              <w:widowControl w:val="0"/>
+              <w:wordWrap/>
+              <w:overflowPunct/>
+              <w:bidi w:val="0"/>
+              <w:jc w:val="both"/>
+              <w:textAlignment w:val="center"/>
+              <w:rPr>
+                <w:rFonts w:hint="eastAsia" w:ascii="宋体" w:hAnsi="宋体" w:eastAsia="宋体" w:cs="宋体"/>
+                <w:sz w:val="16"/>
+                <w:szCs w:val="16"/>
+                <w:lang w:val="en-US" w:eastAsia="zh-CN"/>
+              </w:rPr>
+            </w:pPr>
+            <w:r>
+              <w:rPr>
+                <w:rFonts w:hint="eastAsia" w:ascii="宋体" w:hAnsi="宋体" w:cs="宋体"/>
+                <w:sz w:val="16"/>
+                <w:szCs w:val="16"/>
+                <w:lang w:val="en-US" w:eastAsia="zh-CN"/>
+              </w:rPr>
+              <w:t>赵聪</w:t>
+            </w:r>
+          </w:p>
+        </w:tc>
+        <w:tc>
+          <w:tcPr>
+            <w:tcW w:w="1189" w:type="dxa"/>
+            <w:tcBorders>
+              <w:top w:val="single" w:color="000000" w:sz="4" w:space="0"/>
+              <w:left w:val="single" w:color="000000" w:sz="4" w:space="0"/>
+              <w:bottom w:val="single" w:color="000000" w:sz="4" w:space="0"/>
+              <w:right w:val="single" w:color="000000" w:sz="4" w:space="0"/>
+            </w:tcBorders>
+            <w:vAlign w:val="center"/>
+          </w:tcPr>
+          <w:p>
+            <w:pPr>
+              <w:keepNext w:val="0"/>
+              <w:keepLines w:val="0"/>
+              <w:pageBreakBefore w:val="0"/>
+              <w:widowControl w:val="0"/>
+              <w:wordWrap/>
+              <w:overflowPunct/>
+              <w:bidi w:val="0"/>
+              <w:jc w:val="both"/>
+              <w:textAlignment w:val="center"/>
+              <w:rPr>
+                <w:rFonts w:hint="eastAsia" w:ascii="宋体" w:hAnsi="宋体" w:cs="宋体"/>
+                <w:sz w:val="16"/>
+                <w:szCs w:val="16"/>
+              </w:rPr>
+            </w:pPr>
+            <w:r>
+              <w:rPr>
+                <w:rFonts w:hint="eastAsia" w:ascii="宋体" w:hAnsi="宋体" w:cs="宋体"/>
+                <w:sz w:val="16"/>
+                <w:szCs w:val="16"/>
+                <w:lang w:val="en-US" w:eastAsia="zh-CN"/>
+              </w:rPr>
+              <w:t>20</w:t>
+            </w:r>
+            <w:r>
+              <w:rPr>
+                <w:rFonts w:hint="eastAsia" w:ascii="宋体" w:hAnsi="宋体" w:cs="宋体"/>
+                <w:sz w:val="16"/>
+                <w:szCs w:val="16"/>
+                <w:lang w:eastAsia="zh-CN"/>
+              </w:rPr>
+              <w:t>26年2月</w:t>
+            </w:r>
+          </w:p>
+        </w:tc>
+      </w:tr>
+      <w:tr>
+        <w:tblPrEx>
+          <w:tblBorders>
+            <w:top w:val="none" w:color="auto" w:sz="0" w:space="0"/>
+            <w:left w:val="none" w:color="auto" w:sz="0" w:space="0"/>
+            <w:bottom w:val="none" w:color="auto" w:sz="0" w:space="0"/>
+            <w:right w:val="none" w:color="auto" w:sz="0" w:space="0"/>
+            <w:insideH w:val="none" w:color="auto" w:sz="0" w:space="0"/>
+            <w:insideV w:val="none" w:color="auto" w:sz="0" w:space="0"/>
+          </w:tblBorders>
+          <w:tblCellMar>
+            <w:top w:w="0" w:type="dxa"/>
+            <w:left w:w="108" w:type="dxa"/>
+            <w:bottom w:w="0" w:type="dxa"/>
+            <w:right w:w="108" w:type="dxa"/>
+          </w:tblCellMar>
+        </w:tblPrEx>
+        <w:trPr>
+          <w:trHeight w:val="90" w:hRule="atLeast"/>
+          <w:jc w:val="center"/>
+        </w:trPr>
+        <w:tc>
+          <w:tcPr>
+            <w:tcW w:w="661" w:type="dxa"/>
+            <w:tcBorders>
+              <w:top w:val="single" w:color="000000" w:sz="4" w:space="0"/>
+              <w:left w:val="single" w:color="000000" w:sz="4" w:space="0"/>
+              <w:bottom w:val="single" w:color="000000" w:sz="4" w:space="0"/>
+              <w:right w:val="single" w:color="000000" w:sz="4" w:space="0"/>
+            </w:tcBorders>
+            <w:vAlign w:val="center"/>
+          </w:tcPr>
+          <w:p>
+            <w:pPr>
+              <w:keepNext w:val="0"/>
+              <w:keepLines w:val="0"/>
+              <w:pageBreakBefore w:val="0"/>
+              <w:widowControl w:val="0"/>
+              <w:numPr>
+                <w:ilvl w:val="0"/>
+                <w:numId w:val="2"/>
+              </w:numPr>
+              <w:wordWrap/>
+              <w:overflowPunct/>
+              <w:bidi w:val="0"/>
+              <w:textAlignment w:val="center"/>
+              <w:rPr>
+                <w:rFonts w:hint="eastAsia" w:ascii="宋体" w:hAnsi="宋体" w:cs="宋体"/>
+                <w:sz w:val="16"/>
+                <w:szCs w:val="16"/>
+                <w:lang w:eastAsia="zh-CN"/>
+              </w:rPr>
+            </w:pPr>
+          </w:p>
+        </w:tc>
+        <w:tc>
+          <w:tcPr>
+            <w:tcW w:w="2100" w:type="dxa"/>
+            <w:tcBorders>
+              <w:top w:val="single" w:color="000000" w:sz="4" w:space="0"/>
+              <w:left w:val="single" w:color="000000" w:sz="4" w:space="0"/>
+              <w:bottom w:val="single" w:color="000000" w:sz="4" w:space="0"/>
+              <w:right w:val="single" w:color="000000" w:sz="4" w:space="0"/>
+            </w:tcBorders>
+            <w:vAlign w:val="center"/>
+          </w:tcPr>
+          <w:p>
+            <w:pPr>
+              <w:keepNext w:val="0"/>
+              <w:keepLines w:val="0"/>
+              <w:pageBreakBefore w:val="0"/>
+              <w:widowControl w:val="0"/>
+              <w:wordWrap/>
+              <w:overflowPunct/>
+              <w:bidi w:val="0"/>
+              <w:textAlignment w:val="center"/>
+              <w:rPr>
+                <w:rFonts w:hint="default" w:ascii="宋体" w:hAnsi="宋体" w:cs="宋体"/>
+                <w:sz w:val="16"/>
+                <w:szCs w:val="16"/>
+                <w:lang w:val="en-US" w:eastAsia="zh-CN"/>
+              </w:rPr>
+            </w:pPr>
+            <w:r>
+              <w:rPr>
+                <w:rFonts w:hint="eastAsia" w:ascii="宋体" w:hAnsi="宋体" w:cs="宋体"/>
+                <w:sz w:val="16"/>
+                <w:szCs w:val="16"/>
+                <w:lang w:val="en-US" w:eastAsia="zh-CN"/>
+              </w:rPr>
+              <w:t>新员工入职培训</w:t>
+            </w:r>
+          </w:p>
+        </w:tc>
+        <w:tc>
+          <w:tcPr>
+            <w:tcW w:w="1850" w:type="dxa"/>
+            <w:tcBorders>
+              <w:top w:val="single" w:color="000000" w:sz="4" w:space="0"/>
+              <w:left w:val="single" w:color="000000" w:sz="4" w:space="0"/>
+              <w:bottom w:val="single" w:color="000000" w:sz="4" w:space="0"/>
+              <w:right w:val="single" w:color="000000" w:sz="4" w:space="0"/>
+            </w:tcBorders>
+            <w:vAlign w:val="center"/>
+          </w:tcPr>
+          <w:p>
+            <w:pPr>
+              <w:keepNext w:val="0"/>
+              <w:keepLines w:val="0"/>
+              <w:pageBreakBefore w:val="0"/>
+              <w:widowControl w:val="0"/>
+              <w:wordWrap/>
+              <w:overflowPunct/>
+              <w:bidi w:val="0"/>
+              <w:textAlignment w:val="center"/>
+              <w:rPr>
+                <w:rFonts w:hint="eastAsia" w:ascii="宋体" w:hAnsi="宋体" w:cs="宋体"/>
+                <w:sz w:val="16"/>
+                <w:szCs w:val="16"/>
+              </w:rPr>
+            </w:pPr>
+            <w:r>
+              <w:rPr>
+                <w:rFonts w:hint="eastAsia" w:ascii="宋体" w:hAnsi="宋体" w:cs="宋体"/>
+                <w:sz w:val="16"/>
+                <w:szCs w:val="16"/>
+                <w:lang w:eastAsia="zh-CN"/>
+              </w:rPr>
+              <w:t>公司全员</w:t>
+            </w:r>
+          </w:p>
+        </w:tc>
+        <w:tc>
+          <w:tcPr>
+            <w:tcW w:w="750" w:type="dxa"/>
+            <w:tcBorders>
+              <w:top w:val="single" w:color="000000" w:sz="4" w:space="0"/>
+              <w:left w:val="single" w:color="000000" w:sz="4" w:space="0"/>
+              <w:bottom w:val="single" w:color="000000" w:sz="4" w:space="0"/>
+              <w:right w:val="single" w:color="000000" w:sz="4" w:space="0"/>
+            </w:tcBorders>
+            <w:vAlign w:val="center"/>
+          </w:tcPr>
+          <w:p>
+            <w:pPr>
+              <w:keepNext w:val="0"/>
+              <w:keepLines w:val="0"/>
+              <w:pageBreakBefore w:val="0"/>
+              <w:widowControl w:val="0"/>
+              <w:wordWrap/>
+              <w:overflowPunct/>
+              <w:bidi w:val="0"/>
+              <w:jc w:val="both"/>
+              <w:textAlignment w:val="center"/>
+              <w:rPr>
+                <w:rFonts w:hint="eastAsia" w:ascii="宋体" w:hAnsi="宋体" w:cs="宋体"/>
+                <w:sz w:val="16"/>
+                <w:szCs w:val="16"/>
+              </w:rPr>
+            </w:pPr>
+            <w:r>
+              <w:rPr>
+                <w:rFonts w:hint="eastAsia" w:ascii="宋体" w:hAnsi="宋体" w:cs="宋体"/>
+                <w:sz w:val="16"/>
+                <w:szCs w:val="16"/>
+                <w:lang w:eastAsia="zh-CN"/>
+              </w:rPr>
+              <w:t>各模块负责人</w:t>
+            </w:r>
+          </w:p>
+        </w:tc>
+        <w:tc>
+          <w:tcPr>
+            <w:tcW w:w="1189" w:type="dxa"/>
+            <w:tcBorders>
+              <w:top w:val="single" w:color="000000" w:sz="4" w:space="0"/>
+              <w:left w:val="single" w:color="000000" w:sz="4" w:space="0"/>
+              <w:bottom w:val="single" w:color="000000" w:sz="4" w:space="0"/>
+              <w:right w:val="single" w:color="000000" w:sz="4" w:space="0"/>
+            </w:tcBorders>
+            <w:vAlign w:val="center"/>
+          </w:tcPr>
+          <w:p>
+            <w:pPr>
+              <w:keepNext w:val="0"/>
+              <w:keepLines w:val="0"/>
+              <w:pageBreakBefore w:val="0"/>
+              <w:widowControl w:val="0"/>
+              <w:wordWrap/>
+              <w:overflowPunct/>
+              <w:bidi w:val="0"/>
+              <w:jc w:val="both"/>
+              <w:textAlignment w:val="center"/>
+              <w:rPr>
+                <w:rFonts w:hint="eastAsia" w:ascii="宋体" w:hAnsi="宋体" w:cs="宋体"/>
+                <w:sz w:val="16"/>
+                <w:szCs w:val="16"/>
+              </w:rPr>
+            </w:pPr>
+            <w:r>
+              <w:rPr>
+                <w:rFonts w:hint="eastAsia" w:ascii="宋体" w:hAnsi="宋体" w:cs="宋体"/>
+                <w:sz w:val="16"/>
+                <w:szCs w:val="16"/>
+                <w:lang w:val="en-US" w:eastAsia="zh-CN"/>
+              </w:rPr>
+              <w:t>20</w:t>
+            </w:r>
+            <w:r>
+              <w:rPr>
+                <w:rFonts w:hint="eastAsia" w:ascii="宋体" w:hAnsi="宋体" w:cs="宋体"/>
+                <w:sz w:val="16"/>
+                <w:szCs w:val="16"/>
+                <w:lang w:eastAsia="zh-CN"/>
+              </w:rPr>
+              <w:t>26年3月</w:t>
+            </w:r>
+          </w:p>
+        </w:tc>
+      </w:tr>
+      <w:tr>
+        <w:tblPrEx>
+          <w:tblBorders>
+            <w:top w:val="none" w:color="auto" w:sz="0" w:space="0"/>
+            <w:left w:val="none" w:color="auto" w:sz="0" w:space="0"/>
+            <w:bottom w:val="none" w:color="auto" w:sz="0" w:space="0"/>
+            <w:right w:val="none" w:color="auto" w:sz="0" w:space="0"/>
+            <w:insideH w:val="none" w:color="auto" w:sz="0" w:space="0"/>
+            <w:insideV w:val="none" w:color="auto" w:sz="0" w:space="0"/>
+          </w:tblBorders>
+          <w:tblCellMar>
+            <w:top w:w="0" w:type="dxa"/>
+            <w:left w:w="108" w:type="dxa"/>
+            <w:bottom w:w="0" w:type="dxa"/>
+            <w:right w:w="108" w:type="dxa"/>
+          </w:tblCellMar>
+        </w:tblPrEx>
+        <w:trPr>
+          <w:trHeight w:val="384" w:hRule="atLeast"/>
+          <w:jc w:val="center"/>
+        </w:trPr>
+        <w:tc>
+          <w:tcPr>
+            <w:tcW w:w="661" w:type="dxa"/>
+            <w:tcBorders>
+              <w:top w:val="single" w:color="000000" w:sz="4" w:space="0"/>
+              <w:left w:val="single" w:color="000000" w:sz="4" w:space="0"/>
+              <w:bottom w:val="single" w:color="000000" w:sz="4" w:space="0"/>
+              <w:right w:val="single" w:color="000000" w:sz="4" w:space="0"/>
+            </w:tcBorders>
+            <w:vAlign w:val="center"/>
+          </w:tcPr>
+          <w:p>
+            <w:pPr>
+              <w:keepNext w:val="0"/>
+              <w:keepLines w:val="0"/>
+              <w:pageBreakBefore w:val="0"/>
+              <w:widowControl w:val="0"/>
+              <w:numPr>
+                <w:ilvl w:val="0"/>
+                <w:numId w:val="2"/>
+              </w:numPr>
+              <w:wordWrap/>
+              <w:overflowPunct/>
+              <w:bidi w:val="0"/>
+              <w:textAlignment w:val="center"/>
+              <w:rPr>
+                <w:rFonts w:hint="eastAsia" w:ascii="宋体" w:hAnsi="宋体" w:cs="宋体"/>
+                <w:sz w:val="16"/>
+                <w:szCs w:val="16"/>
+                <w:lang w:eastAsia="zh-CN"/>
+              </w:rPr>
+            </w:pPr>
+          </w:p>
+        </w:tc>
+        <w:tc>
+          <w:tcPr>
+            <w:tcW w:w="2100" w:type="dxa"/>
+            <w:tcBorders>
+              <w:top w:val="single" w:color="000000" w:sz="4" w:space="0"/>
+              <w:left w:val="single" w:color="000000" w:sz="4" w:space="0"/>
+              <w:bottom w:val="single" w:color="000000" w:sz="4" w:space="0"/>
+              <w:right w:val="single" w:color="000000" w:sz="4" w:space="0"/>
+            </w:tcBorders>
+            <w:vAlign w:val="center"/>
+          </w:tcPr>
+          <w:p>
+            <w:pPr>
+              <w:keepNext w:val="0"/>
+              <w:keepLines w:val="0"/>
+              <w:pageBreakBefore w:val="0"/>
+              <w:widowControl w:val="0"/>
+              <w:wordWrap/>
+              <w:overflowPunct/>
+              <w:bidi w:val="0"/>
+              <w:textAlignment w:val="center"/>
+              <w:rPr>
+                <w:rFonts w:hint="default" w:ascii="宋体" w:hAnsi="宋体" w:eastAsia="宋体" w:cs="宋体"/>
+                <w:sz w:val="16"/>
+                <w:szCs w:val="16"/>
+                <w:lang w:val="en-US" w:eastAsia="zh-CN"/>
+              </w:rPr>
+            </w:pPr>
+            <w:r>
+              <w:rPr>
+                <w:rFonts w:hint="eastAsia" w:ascii="宋体" w:hAnsi="宋体" w:cs="宋体"/>
+                <w:sz w:val="16"/>
+                <w:szCs w:val="16"/>
+                <w:lang w:val="en-US" w:eastAsia="zh-CN"/>
+              </w:rPr>
+              <w:t>公司核心产品介绍</w:t>
+            </w:r>
+          </w:p>
+        </w:tc>
+        <w:tc>
+          <w:tcPr>
+            <w:tcW w:w="1850" w:type="dxa"/>
+            <w:tcBorders>
+              <w:top w:val="single" w:color="000000" w:sz="4" w:space="0"/>
+              <w:left w:val="single" w:color="000000" w:sz="4" w:space="0"/>
+              <w:bottom w:val="single" w:color="000000" w:sz="4" w:space="0"/>
+              <w:right w:val="single" w:color="000000" w:sz="4" w:space="0"/>
+            </w:tcBorders>
+            <w:vAlign w:val="center"/>
+          </w:tcPr>
+          <w:p>
+            <w:pPr>
+              <w:keepNext w:val="0"/>
+              <w:keepLines w:val="0"/>
+              <w:pageBreakBefore w:val="0"/>
+              <w:widowControl w:val="0"/>
+              <w:wordWrap/>
+              <w:overflowPunct/>
+              <w:bidi w:val="0"/>
+              <w:textAlignment w:val="center"/>
+              <w:rPr>
+                <w:rFonts w:hint="eastAsia" w:ascii="宋体" w:hAnsi="宋体" w:cs="宋体"/>
+                <w:sz w:val="16"/>
+                <w:szCs w:val="16"/>
+              </w:rPr>
+            </w:pPr>
+            <w:r>
+              <w:rPr>
+                <w:rFonts w:hint="eastAsia" w:ascii="宋体" w:hAnsi="宋体" w:cs="宋体"/>
+                <w:sz w:val="16"/>
+                <w:szCs w:val="16"/>
+                <w:lang w:eastAsia="zh-CN"/>
+              </w:rPr>
+              <w:t>公司全员</w:t>
+            </w:r>
+          </w:p>
+        </w:tc>
+        <w:tc>
+          <w:tcPr>
+            <w:tcW w:w="750" w:type="dxa"/>
+            <w:tcBorders>
+              <w:top w:val="single" w:color="000000" w:sz="4" w:space="0"/>
+              <w:left w:val="single" w:color="000000" w:sz="4" w:space="0"/>
+              <w:bottom w:val="single" w:color="000000" w:sz="4" w:space="0"/>
+              <w:right w:val="single" w:color="000000" w:sz="4" w:space="0"/>
+            </w:tcBorders>
+            <w:vAlign w:val="center"/>
+          </w:tcPr>
+          <w:p>
+            <w:pPr>
+              <w:keepNext w:val="0"/>
+              <w:keepLines w:val="0"/>
+              <w:pageBreakBefore w:val="0"/>
+              <w:widowControl w:val="0"/>
+              <w:wordWrap/>
+              <w:overflowPunct/>
+              <w:bidi w:val="0"/>
+              <w:jc w:val="both"/>
+              <w:textAlignment w:val="center"/>
+              <w:rPr>
+                <w:rFonts w:hint="eastAsia" w:ascii="宋体" w:hAnsi="宋体" w:cs="宋体"/>
+                <w:sz w:val="16"/>
+                <w:szCs w:val="16"/>
+              </w:rPr>
+            </w:pPr>
+            <w:r>
+              <w:rPr>
+                <w:rFonts w:hint="eastAsia" w:ascii="宋体" w:hAnsi="宋体" w:cs="宋体"/>
+                <w:sz w:val="16"/>
+                <w:szCs w:val="16"/>
+                <w:lang w:val="en-US" w:eastAsia="zh-CN"/>
+              </w:rPr>
+              <w:t>王潇</w:t>
+            </w:r>
+          </w:p>
+        </w:tc>
+        <w:tc>
+          <w:tcPr>
+            <w:tcW w:w="1189" w:type="dxa"/>
+            <w:tcBorders>
+              <w:top w:val="single" w:color="000000" w:sz="4" w:space="0"/>
+              <w:left w:val="single" w:color="000000" w:sz="4" w:space="0"/>
+              <w:bottom w:val="single" w:color="000000" w:sz="4" w:space="0"/>
+              <w:right w:val="single" w:color="000000" w:sz="4" w:space="0"/>
+            </w:tcBorders>
+            <w:vAlign w:val="center"/>
+          </w:tcPr>
+          <w:p>
+            <w:pPr>
+              <w:keepNext w:val="0"/>
+              <w:keepLines w:val="0"/>
+              <w:pageBreakBefore w:val="0"/>
+              <w:widowControl w:val="0"/>
+              <w:wordWrap/>
+              <w:overflowPunct/>
+              <w:bidi w:val="0"/>
+              <w:jc w:val="both"/>
+              <w:textAlignment w:val="center"/>
+              <w:rPr>
+                <w:rFonts w:hint="eastAsia" w:ascii="宋体" w:hAnsi="宋体" w:cs="宋体"/>
+                <w:sz w:val="16"/>
+                <w:szCs w:val="16"/>
+              </w:rPr>
+            </w:pPr>
+            <w:r>
+              <w:rPr>
+                <w:rFonts w:hint="eastAsia" w:ascii="宋体" w:hAnsi="宋体" w:cs="宋体"/>
+                <w:sz w:val="16"/>
+                <w:szCs w:val="16"/>
+                <w:lang w:val="en-US" w:eastAsia="zh-CN"/>
+              </w:rPr>
+              <w:t>20</w:t>
+            </w:r>
+            <w:r>
+              <w:rPr>
+                <w:rFonts w:hint="eastAsia" w:ascii="宋体" w:hAnsi="宋体" w:cs="宋体"/>
+                <w:sz w:val="16"/>
+                <w:szCs w:val="16"/>
+                <w:lang w:eastAsia="zh-CN"/>
+              </w:rPr>
+              <w:t>26年3月</w:t>
+            </w:r>
+          </w:p>
+        </w:tc>
+      </w:tr>
+      <w:tr>
+        <w:tblPrEx>
+          <w:tblBorders>
+            <w:top w:val="none" w:color="auto" w:sz="0" w:space="0"/>
+            <w:left w:val="none" w:color="auto" w:sz="0" w:space="0"/>
+            <w:bottom w:val="none" w:color="auto" w:sz="0" w:space="0"/>
+            <w:right w:val="none" w:color="auto" w:sz="0" w:space="0"/>
+            <w:insideH w:val="none" w:color="auto" w:sz="0" w:space="0"/>
+            <w:insideV w:val="none" w:color="auto" w:sz="0" w:space="0"/>
+          </w:tblBorders>
+          <w:tblCellMar>
+            <w:top w:w="0" w:type="dxa"/>
+            <w:left w:w="108" w:type="dxa"/>
+            <w:bottom w:w="0" w:type="dxa"/>
+            <w:right w:w="108" w:type="dxa"/>
+          </w:tblCellMar>
+        </w:tblPrEx>
+        <w:trPr>
+          <w:trHeight w:val="384" w:hRule="atLeast"/>
+          <w:jc w:val="center"/>
+        </w:trPr>
+        <w:tc>
+          <w:tcPr>
+            <w:tcW w:w="661" w:type="dxa"/>
+            <w:tcBorders>
+              <w:top w:val="single" w:color="000000" w:sz="4" w:space="0"/>
+              <w:left w:val="single" w:color="000000" w:sz="4" w:space="0"/>
+              <w:bottom w:val="single" w:color="000000" w:sz="4" w:space="0"/>
+              <w:right w:val="single" w:color="000000" w:sz="4" w:space="0"/>
+            </w:tcBorders>
+            <w:vAlign w:val="center"/>
+          </w:tcPr>
+          <w:p>
+            <w:pPr>
+              <w:keepNext w:val="0"/>
+              <w:keepLines w:val="0"/>
+              <w:pageBreakBefore w:val="0"/>
+              <w:widowControl w:val="0"/>
+              <w:numPr>
+                <w:ilvl w:val="0"/>
+                <w:numId w:val="2"/>
+              </w:numPr>
+              <w:wordWrap/>
+              <w:overflowPunct/>
+              <w:bidi w:val="0"/>
+              <w:textAlignment w:val="center"/>
+              <w:rPr>
+                <w:rFonts w:hint="eastAsia" w:ascii="宋体" w:hAnsi="宋体" w:cs="宋体"/>
+                <w:sz w:val="16"/>
+                <w:szCs w:val="16"/>
+                <w:lang w:eastAsia="zh-CN"/>
+              </w:rPr>
+            </w:pPr>
+          </w:p>
+        </w:tc>
+        <w:tc>
+          <w:tcPr>
+            <w:tcW w:w="2100" w:type="dxa"/>
+            <w:tcBorders>
+              <w:top w:val="single" w:color="000000" w:sz="4" w:space="0"/>
+              <w:left w:val="single" w:color="000000" w:sz="4" w:space="0"/>
+              <w:bottom w:val="single" w:color="000000" w:sz="4" w:space="0"/>
+              <w:right w:val="single" w:color="000000" w:sz="4" w:space="0"/>
+            </w:tcBorders>
+            <w:vAlign w:val="center"/>
+          </w:tcPr>
+          <w:p>
+            <w:pPr>
+              <w:keepNext w:val="0"/>
+              <w:keepLines w:val="0"/>
+              <w:pageBreakBefore w:val="0"/>
+              <w:widowControl w:val="0"/>
+              <w:wordWrap/>
+              <w:overflowPunct/>
+              <w:bidi w:val="0"/>
+              <w:textAlignment w:val="center"/>
+              <w:rPr>
+                <w:rFonts w:hint="eastAsia" w:ascii="宋体" w:hAnsi="宋体" w:cs="宋体"/>
+                <w:sz w:val="16"/>
+                <w:szCs w:val="16"/>
+                <w:lang w:eastAsia="zh-CN"/>
+              </w:rPr>
+            </w:pPr>
+            <w:r>
+              <w:rPr>
+                <w:rFonts w:hint="eastAsia" w:ascii="宋体" w:hAnsi="宋体" w:cs="宋体"/>
+                <w:sz w:val="16"/>
+                <w:szCs w:val="16"/>
+                <w:lang w:val="en-US" w:eastAsia="zh-CN"/>
+              </w:rPr>
+              <w:t>数据安全常识及应对</w:t>
+            </w:r>
+          </w:p>
+        </w:tc>
+        <w:tc>
+          <w:tcPr>
+            <w:tcW w:w="1850" w:type="dxa"/>
+            <w:tcBorders>
+              <w:top w:val="single" w:color="000000" w:sz="4" w:space="0"/>
+              <w:left w:val="single" w:color="000000" w:sz="4" w:space="0"/>
+              <w:bottom w:val="single" w:color="000000" w:sz="4" w:space="0"/>
+              <w:right w:val="single" w:color="000000" w:sz="4" w:space="0"/>
+            </w:tcBorders>
+            <w:vAlign w:val="center"/>
+          </w:tcPr>
+          <w:p>
+            <w:pPr>
+              <w:keepNext w:val="0"/>
+              <w:keepLines w:val="0"/>
+              <w:pageBreakBefore w:val="0"/>
+              <w:widowControl w:val="0"/>
+              <w:wordWrap/>
+              <w:overflowPunct/>
+              <w:bidi w:val="0"/>
+              <w:textAlignment w:val="center"/>
+              <w:rPr>
+                <w:rFonts w:hint="eastAsia" w:ascii="宋体" w:hAnsi="宋体" w:cs="宋体"/>
+                <w:sz w:val="16"/>
+                <w:szCs w:val="16"/>
+                <w:lang w:eastAsia="zh-CN"/>
+              </w:rPr>
+            </w:pPr>
+            <w:r>
+              <w:rPr>
+                <w:rFonts w:hint="eastAsia" w:ascii="宋体" w:hAnsi="宋体" w:cs="宋体"/>
+                <w:sz w:val="16"/>
+                <w:szCs w:val="16"/>
+                <w:lang w:eastAsia="zh-CN"/>
+              </w:rPr>
+              <w:t>运维项目经理、网络工程师</w:t>
+            </w:r>
+          </w:p>
+        </w:tc>
+        <w:tc>
+          <w:tcPr>
+            <w:tcW w:w="750" w:type="dxa"/>
+            <w:tcBorders>
+              <w:top w:val="single" w:color="000000" w:sz="4" w:space="0"/>
+              <w:left w:val="single" w:color="000000" w:sz="4" w:space="0"/>
+              <w:bottom w:val="single" w:color="000000" w:sz="4" w:space="0"/>
+              <w:right w:val="single" w:color="000000" w:sz="4" w:space="0"/>
+            </w:tcBorders>
+            <w:vAlign w:val="center"/>
+          </w:tcPr>
+          <w:p>
+            <w:pPr>
+              <w:keepNext w:val="0"/>
+              <w:keepLines w:val="0"/>
+              <w:pageBreakBefore w:val="0"/>
+              <w:widowControl w:val="0"/>
+              <w:wordWrap/>
+              <w:overflowPunct/>
+              <w:bidi w:val="0"/>
+              <w:jc w:val="both"/>
+              <w:textAlignment w:val="center"/>
+              <w:rPr>
+                <w:rFonts w:hint="eastAsia" w:ascii="宋体" w:hAnsi="宋体" w:cs="宋体"/>
+                <w:sz w:val="16"/>
+                <w:szCs w:val="16"/>
+              </w:rPr>
+            </w:pPr>
+            <w:r>
+              <w:rPr>
+                <w:rFonts w:hint="eastAsia" w:ascii="宋体" w:hAnsi="宋体" w:cs="宋体"/>
+                <w:sz w:val="16"/>
+                <w:szCs w:val="16"/>
+                <w:lang w:val="en-US" w:eastAsia="zh-CN"/>
+              </w:rPr>
+              <w:t>王潇</w:t>
+            </w:r>
+          </w:p>
+        </w:tc>
+        <w:tc>
+          <w:tcPr>
+            <w:tcW w:w="1189" w:type="dxa"/>
+            <w:tcBorders>
+              <w:top w:val="single" w:color="000000" w:sz="4" w:space="0"/>
+              <w:left w:val="single" w:color="000000" w:sz="4" w:space="0"/>
+              <w:bottom w:val="single" w:color="000000" w:sz="4" w:space="0"/>
+              <w:right w:val="single" w:color="000000" w:sz="4" w:space="0"/>
+            </w:tcBorders>
+            <w:vAlign w:val="center"/>
+          </w:tcPr>
+          <w:p>
+            <w:pPr>
+              <w:keepNext w:val="0"/>
+              <w:keepLines w:val="0"/>
+              <w:pageBreakBefore w:val="0"/>
+              <w:widowControl w:val="0"/>
+              <w:wordWrap/>
+              <w:overflowPunct/>
+              <w:bidi w:val="0"/>
+              <w:jc w:val="both"/>
+              <w:textAlignment w:val="center"/>
+              <w:rPr>
+                <w:rFonts w:hint="eastAsia" w:ascii="宋体" w:hAnsi="宋体" w:cs="宋体"/>
+                <w:sz w:val="16"/>
+                <w:szCs w:val="16"/>
+              </w:rPr>
+            </w:pPr>
+            <w:r>
+              <w:rPr>
+                <w:rFonts w:hint="eastAsia" w:ascii="宋体" w:hAnsi="宋体" w:cs="宋体"/>
+                <w:sz w:val="16"/>
+                <w:szCs w:val="16"/>
+                <w:lang w:val="en-US" w:eastAsia="zh-CN"/>
+              </w:rPr>
+              <w:t>20</w:t>
+            </w:r>
+            <w:r>
+              <w:rPr>
+                <w:rFonts w:hint="eastAsia" w:ascii="宋体" w:hAnsi="宋体" w:cs="宋体"/>
+                <w:sz w:val="16"/>
+                <w:szCs w:val="16"/>
+                <w:lang w:eastAsia="zh-CN"/>
+              </w:rPr>
+              <w:t>26年3月</w:t>
+            </w:r>
+          </w:p>
+        </w:tc>
+      </w:tr>
+      <w:tr>
+        <w:tblPrEx>
+          <w:tblBorders>
+            <w:top w:val="none" w:color="auto" w:sz="0" w:space="0"/>
+            <w:left w:val="none" w:color="auto" w:sz="0" w:space="0"/>
+            <w:bottom w:val="none" w:color="auto" w:sz="0" w:space="0"/>
+            <w:right w:val="none" w:color="auto" w:sz="0" w:space="0"/>
+            <w:insideH w:val="none" w:color="auto" w:sz="0" w:space="0"/>
+            <w:insideV w:val="none" w:color="auto" w:sz="0" w:space="0"/>
+          </w:tblBorders>
+          <w:tblCellMar>
+            <w:top w:w="0" w:type="dxa"/>
+            <w:left w:w="108" w:type="dxa"/>
+            <w:bottom w:w="0" w:type="dxa"/>
+            <w:right w:w="108" w:type="dxa"/>
+          </w:tblCellMar>
+        </w:tblPrEx>
+        <w:trPr>
+          <w:trHeight w:val="384" w:hRule="atLeast"/>
+          <w:jc w:val="center"/>
+        </w:trPr>
+        <w:tc>
+          <w:tcPr>
+            <w:tcW w:w="661" w:type="dxa"/>
+            <w:tcBorders>
+              <w:top w:val="single" w:color="000000" w:sz="4" w:space="0"/>
+              <w:left w:val="single" w:color="000000" w:sz="4" w:space="0"/>
+              <w:bottom w:val="single" w:color="000000" w:sz="4" w:space="0"/>
+              <w:right w:val="single" w:color="000000" w:sz="4" w:space="0"/>
+            </w:tcBorders>
+            <w:vAlign w:val="center"/>
+          </w:tcPr>
+          <w:p>
+            <w:pPr>
+              <w:keepNext w:val="0"/>
+              <w:keepLines w:val="0"/>
+              <w:pageBreakBefore w:val="0"/>
+              <w:widowControl w:val="0"/>
+              <w:numPr>
+                <w:ilvl w:val="0"/>
+                <w:numId w:val="2"/>
+              </w:numPr>
+              <w:wordWrap/>
+              <w:overflowPunct/>
+              <w:bidi w:val="0"/>
+              <w:textAlignment w:val="center"/>
+              <w:rPr>
+                <w:rFonts w:hint="eastAsia" w:ascii="宋体" w:hAnsi="宋体" w:cs="宋体"/>
+                <w:sz w:val="16"/>
+                <w:szCs w:val="16"/>
+                <w:lang w:eastAsia="zh-CN"/>
+              </w:rPr>
+            </w:pPr>
+          </w:p>
+        </w:tc>
+        <w:tc>
+          <w:tcPr>
+            <w:tcW w:w="2100" w:type="dxa"/>
+            <w:tcBorders>
+              <w:top w:val="single" w:color="000000" w:sz="4" w:space="0"/>
+              <w:left w:val="single" w:color="000000" w:sz="4" w:space="0"/>
+              <w:bottom w:val="single" w:color="000000" w:sz="4" w:space="0"/>
+              <w:right w:val="single" w:color="000000" w:sz="4" w:space="0"/>
+            </w:tcBorders>
+            <w:vAlign w:val="center"/>
+          </w:tcPr>
+          <w:p>
+            <w:pPr>
+              <w:keepNext w:val="0"/>
+              <w:keepLines w:val="0"/>
+              <w:pageBreakBefore w:val="0"/>
+              <w:widowControl w:val="0"/>
+              <w:wordWrap/>
+              <w:overflowPunct/>
+              <w:bidi w:val="0"/>
+              <w:textAlignment w:val="center"/>
+              <w:rPr>
+                <w:rFonts w:hint="default" w:ascii="宋体" w:hAnsi="宋体" w:cs="宋体"/>
+                <w:sz w:val="16"/>
+                <w:szCs w:val="16"/>
+                <w:lang w:val="en-US"/>
+              </w:rPr>
+            </w:pPr>
+            <w:r>
+              <w:rPr>
+                <w:rFonts w:hint="eastAsia" w:ascii="宋体" w:hAnsi="宋体" w:cs="宋体"/>
+                <w:sz w:val="16"/>
+                <w:szCs w:val="16"/>
+                <w:lang w:eastAsia="zh-CN"/>
+              </w:rPr>
+              <w:t>产品测试用例编写</w:t>
+            </w:r>
+            <w:r>
+              <w:rPr>
+                <w:rFonts w:hint="eastAsia" w:ascii="宋体" w:hAnsi="宋体" w:cs="宋体"/>
+                <w:sz w:val="16"/>
+                <w:szCs w:val="16"/>
+                <w:lang w:val="en-US" w:eastAsia="zh-CN"/>
+              </w:rPr>
+              <w:t>规范</w:t>
+            </w:r>
+          </w:p>
+        </w:tc>
+        <w:tc>
+          <w:tcPr>
+            <w:tcW w:w="1850" w:type="dxa"/>
+            <w:tcBorders>
+              <w:top w:val="single" w:color="000000" w:sz="4" w:space="0"/>
+              <w:left w:val="single" w:color="000000" w:sz="4" w:space="0"/>
+              <w:bottom w:val="single" w:color="000000" w:sz="4" w:space="0"/>
+              <w:right w:val="single" w:color="000000" w:sz="4" w:space="0"/>
+            </w:tcBorders>
+            <w:vAlign w:val="center"/>
+          </w:tcPr>
+          <w:p>
+            <w:pPr>
+              <w:keepNext w:val="0"/>
+              <w:keepLines w:val="0"/>
+              <w:pageBreakBefore w:val="0"/>
+              <w:widowControl w:val="0"/>
+              <w:wordWrap/>
+              <w:overflowPunct/>
+              <w:bidi w:val="0"/>
+              <w:textAlignment w:val="center"/>
+              <w:rPr>
+                <w:rFonts w:hint="eastAsia" w:ascii="宋体" w:hAnsi="宋体" w:cs="宋体"/>
+                <w:sz w:val="16"/>
+                <w:szCs w:val="16"/>
+              </w:rPr>
+            </w:pPr>
+            <w:r>
+              <w:rPr>
+                <w:rFonts w:hint="eastAsia" w:ascii="宋体" w:hAnsi="宋体" w:cs="宋体"/>
+                <w:sz w:val="16"/>
+                <w:szCs w:val="16"/>
+                <w:lang w:eastAsia="zh-CN"/>
+              </w:rPr>
+              <w:t>交付部、研发部</w:t>
+            </w:r>
+          </w:p>
+        </w:tc>
+        <w:tc>
+          <w:tcPr>
+            <w:tcW w:w="750" w:type="dxa"/>
+            <w:tcBorders>
+              <w:top w:val="single" w:color="000000" w:sz="4" w:space="0"/>
+              <w:left w:val="single" w:color="000000" w:sz="4" w:space="0"/>
+              <w:bottom w:val="single" w:color="000000" w:sz="4" w:space="0"/>
+              <w:right w:val="single" w:color="000000" w:sz="4" w:space="0"/>
+            </w:tcBorders>
+            <w:vAlign w:val="center"/>
+          </w:tcPr>
+          <w:p>
+            <w:pPr>
+              <w:keepNext w:val="0"/>
+              <w:keepLines w:val="0"/>
+              <w:pageBreakBefore w:val="0"/>
+              <w:widowControl w:val="0"/>
+              <w:wordWrap/>
+              <w:overflowPunct/>
+              <w:bidi w:val="0"/>
+              <w:jc w:val="both"/>
+              <w:textAlignment w:val="center"/>
+              <w:rPr>
+                <w:rFonts w:hint="eastAsia" w:ascii="宋体" w:hAnsi="宋体" w:cs="宋体"/>
+                <w:sz w:val="16"/>
+                <w:szCs w:val="16"/>
+              </w:rPr>
+            </w:pPr>
+            <w:r>
+              <w:rPr>
+                <w:rFonts w:hint="eastAsia" w:ascii="宋体" w:hAnsi="宋体" w:cs="宋体"/>
+                <w:sz w:val="16"/>
+                <w:szCs w:val="16"/>
+                <w:lang w:val="en-US" w:eastAsia="zh-CN"/>
+              </w:rPr>
+              <w:t>王潇</w:t>
+            </w:r>
+          </w:p>
+        </w:tc>
+        <w:tc>
+          <w:tcPr>
+            <w:tcW w:w="1189" w:type="dxa"/>
+            <w:tcBorders>
+              <w:top w:val="single" w:color="000000" w:sz="4" w:space="0"/>
+              <w:left w:val="single" w:color="000000" w:sz="4" w:space="0"/>
+              <w:bottom w:val="single" w:color="000000" w:sz="4" w:space="0"/>
+              <w:right w:val="single" w:color="000000" w:sz="4" w:space="0"/>
+            </w:tcBorders>
+            <w:vAlign w:val="center"/>
+          </w:tcPr>
+          <w:p>
+            <w:pPr>
+              <w:keepNext w:val="0"/>
+              <w:keepLines w:val="0"/>
+              <w:pageBreakBefore w:val="0"/>
+              <w:widowControl w:val="0"/>
+              <w:wordWrap/>
+              <w:overflowPunct/>
+              <w:bidi w:val="0"/>
+              <w:jc w:val="both"/>
+              <w:textAlignment w:val="center"/>
+              <w:rPr>
+                <w:rFonts w:hint="eastAsia" w:ascii="宋体" w:hAnsi="宋体" w:cs="宋体"/>
+                <w:sz w:val="16"/>
+                <w:szCs w:val="16"/>
+              </w:rPr>
+            </w:pPr>
+            <w:r>
+              <w:rPr>
+                <w:rFonts w:hint="eastAsia" w:ascii="宋体" w:hAnsi="宋体" w:cs="宋体"/>
+                <w:sz w:val="16"/>
+                <w:szCs w:val="16"/>
+                <w:lang w:val="en-US" w:eastAsia="zh-CN"/>
+              </w:rPr>
+              <w:t>20</w:t>
+            </w:r>
+            <w:r>
+              <w:rPr>
+                <w:rFonts w:hint="eastAsia" w:ascii="宋体" w:hAnsi="宋体" w:cs="宋体"/>
+                <w:sz w:val="16"/>
+                <w:szCs w:val="16"/>
+                <w:lang w:eastAsia="zh-CN"/>
+              </w:rPr>
+              <w:t>26年3月</w:t>
             </w:r>
           </w:p>
         </w:tc>
@@ -7656,10 +10956,17 @@
           </w:tcPr>
           <w:p>
             <w:pPr>
+              <w:keepNext w:val="0"/>
+              <w:keepLines w:val="0"/>
+              <w:pageBreakBefore w:val="0"/>
+              <w:widowControl w:val="0"/>
               <w:numPr>
                 <w:ilvl w:val="0"/>
                 <w:numId w:val="2"/>
               </w:numPr>
+              <w:wordWrap/>
+              <w:overflowPunct/>
+              <w:bidi w:val="0"/>
               <w:textAlignment w:val="center"/>
               <w:rPr>
                 <w:rFonts w:hint="eastAsia" w:ascii="宋体" w:hAnsi="宋体" w:cs="宋体"/>
@@ -7683,21 +10990,28 @@
           </w:tcPr>
           <w:p>
             <w:pPr>
-              <w:textAlignment w:val="center"/>
-              <w:rPr>
-                <w:rFonts w:hint="eastAsia" w:ascii="宋体" w:hAnsi="宋体" w:cs="宋体"/>
-                <w:sz w:val="16"/>
-                <w:szCs w:val="16"/>
-              </w:rPr>
-            </w:pPr>
-            <w:r>
-              <w:rPr>
-                <w:rFonts w:hint="eastAsia" w:ascii="宋体" w:hAnsi="宋体" w:cs="宋体"/>
-                <w:sz w:val="16"/>
-                <w:szCs w:val="16"/>
-                <w:lang w:eastAsia="zh-CN"/>
-              </w:rPr>
-              <w:t>交付规范</w:t>
+              <w:keepNext w:val="0"/>
+              <w:keepLines w:val="0"/>
+              <w:pageBreakBefore w:val="0"/>
+              <w:widowControl w:val="0"/>
+              <w:wordWrap/>
+              <w:overflowPunct/>
+              <w:bidi w:val="0"/>
+              <w:textAlignment w:val="center"/>
+              <w:rPr>
+                <w:rFonts w:hint="eastAsia" w:ascii="宋体" w:hAnsi="宋体" w:cs="宋体"/>
+                <w:sz w:val="16"/>
+                <w:szCs w:val="16"/>
+              </w:rPr>
+            </w:pPr>
+            <w:r>
+              <w:rPr>
+                <w:rFonts w:hint="eastAsia" w:ascii="宋体" w:hAnsi="宋体" w:cs="宋体"/>
+                <w:sz w:val="16"/>
+                <w:szCs w:val="16"/>
+                <w:lang w:eastAsia="zh-CN"/>
+              </w:rPr>
+              <w:t>运维服务服务知识</w:t>
             </w:r>
           </w:p>
         </w:tc>
@@ -7714,21 +11028,28 @@
           </w:tcPr>
           <w:p>
             <w:pPr>
-              <w:textAlignment w:val="center"/>
-              <w:rPr>
-                <w:rFonts w:hint="eastAsia" w:ascii="宋体" w:hAnsi="宋体" w:cs="宋体"/>
-                <w:sz w:val="16"/>
-                <w:szCs w:val="16"/>
-              </w:rPr>
-            </w:pPr>
-            <w:r>
-              <w:rPr>
-                <w:rFonts w:hint="eastAsia" w:ascii="宋体" w:hAnsi="宋体" w:cs="宋体"/>
-                <w:sz w:val="16"/>
-                <w:szCs w:val="16"/>
-                <w:lang w:eastAsia="zh-CN"/>
-              </w:rPr>
-              <w:t>交付部全员</w:t>
+              <w:keepNext w:val="0"/>
+              <w:keepLines w:val="0"/>
+              <w:pageBreakBefore w:val="0"/>
+              <w:widowControl w:val="0"/>
+              <w:wordWrap/>
+              <w:overflowPunct/>
+              <w:bidi w:val="0"/>
+              <w:textAlignment w:val="center"/>
+              <w:rPr>
+                <w:rFonts w:hint="eastAsia" w:ascii="宋体" w:hAnsi="宋体" w:cs="宋体"/>
+                <w:sz w:val="16"/>
+                <w:szCs w:val="16"/>
+              </w:rPr>
+            </w:pPr>
+            <w:r>
+              <w:rPr>
+                <w:rFonts w:hint="eastAsia" w:ascii="宋体" w:hAnsi="宋体" w:cs="宋体"/>
+                <w:sz w:val="16"/>
+                <w:szCs w:val="16"/>
+                <w:lang w:eastAsia="zh-CN"/>
+              </w:rPr>
+              <w:t>全体运维人员</w:t>
             </w:r>
           </w:p>
         </w:tc>
@@ -7745,6 +11066,13 @@
           </w:tcPr>
           <w:p>
             <w:pPr>
+              <w:keepNext w:val="0"/>
+              <w:keepLines w:val="0"/>
+              <w:pageBreakBefore w:val="0"/>
+              <w:widowControl w:val="0"/>
+              <w:wordWrap/>
+              <w:overflowPunct/>
+              <w:bidi w:val="0"/>
               <w:jc w:val="both"/>
               <w:textAlignment w:val="center"/>
               <w:rPr>
@@ -7777,1343 +11105,13 @@
           </w:tcPr>
           <w:p>
             <w:pPr>
-              <w:jc w:val="both"/>
-              <w:textAlignment w:val="center"/>
-              <w:rPr>
-                <w:rFonts w:hint="eastAsia" w:ascii="宋体" w:hAnsi="宋体" w:cs="宋体"/>
-                <w:sz w:val="16"/>
-                <w:szCs w:val="16"/>
-              </w:rPr>
-            </w:pPr>
-            <w:r>
-              <w:rPr>
-                <w:rFonts w:hint="eastAsia" w:ascii="宋体" w:hAnsi="宋体" w:cs="宋体"/>
-                <w:sz w:val="16"/>
-                <w:szCs w:val="16"/>
-                <w:lang w:val="en-US" w:eastAsia="zh-CN"/>
-              </w:rPr>
-              <w:t>20</w:t>
-            </w:r>
-            <w:r>
-              <w:rPr>
-                <w:rFonts w:hint="eastAsia" w:ascii="宋体" w:hAnsi="宋体" w:cs="宋体"/>
-                <w:sz w:val="16"/>
-                <w:szCs w:val="16"/>
-                <w:lang w:eastAsia="zh-CN"/>
-              </w:rPr>
-              <w:t>26年1月</w:t>
-            </w:r>
-          </w:p>
-        </w:tc>
-      </w:tr>
-      <w:tr>
-        <w:tblPrEx>
-          <w:tblBorders>
-            <w:top w:val="none" w:color="auto" w:sz="0" w:space="0"/>
-            <w:left w:val="none" w:color="auto" w:sz="0" w:space="0"/>
-            <w:bottom w:val="none" w:color="auto" w:sz="0" w:space="0"/>
-            <w:right w:val="none" w:color="auto" w:sz="0" w:space="0"/>
-            <w:insideH w:val="none" w:color="auto" w:sz="0" w:space="0"/>
-            <w:insideV w:val="none" w:color="auto" w:sz="0" w:space="0"/>
-          </w:tblBorders>
-          <w:tblCellMar>
-            <w:top w:w="0" w:type="dxa"/>
-            <w:left w:w="108" w:type="dxa"/>
-            <w:bottom w:w="0" w:type="dxa"/>
-            <w:right w:w="108" w:type="dxa"/>
-          </w:tblCellMar>
-        </w:tblPrEx>
-        <w:trPr>
-          <w:trHeight w:val="384" w:hRule="atLeast"/>
-          <w:jc w:val="center"/>
-        </w:trPr>
-        <w:tc>
-          <w:tcPr>
-            <w:tcW w:w="661" w:type="dxa"/>
-            <w:tcBorders>
-              <w:top w:val="single" w:color="000000" w:sz="4" w:space="0"/>
-              <w:left w:val="single" w:color="000000" w:sz="4" w:space="0"/>
-              <w:bottom w:val="single" w:color="000000" w:sz="4" w:space="0"/>
-              <w:right w:val="single" w:color="000000" w:sz="4" w:space="0"/>
-            </w:tcBorders>
-            <w:vAlign w:val="center"/>
-          </w:tcPr>
-          <w:p>
-            <w:pPr>
-              <w:numPr>
-                <w:ilvl w:val="0"/>
-                <w:numId w:val="2"/>
-              </w:numPr>
-              <w:textAlignment w:val="center"/>
-              <w:rPr>
-                <w:rFonts w:hint="eastAsia" w:ascii="宋体" w:hAnsi="宋体" w:cs="宋体"/>
-                <w:sz w:val="16"/>
-                <w:szCs w:val="16"/>
-                <w:lang w:eastAsia="zh-CN"/>
-              </w:rPr>
-            </w:pPr>
-          </w:p>
-        </w:tc>
-        <w:tc>
-          <w:tcPr>
-            <w:tcW w:w="2100" w:type="dxa"/>
-            <w:tcBorders>
-              <w:top w:val="single" w:color="000000" w:sz="4" w:space="0"/>
-              <w:left w:val="single" w:color="000000" w:sz="4" w:space="0"/>
-              <w:bottom w:val="single" w:color="000000" w:sz="4" w:space="0"/>
-              <w:right w:val="single" w:color="000000" w:sz="4" w:space="0"/>
-            </w:tcBorders>
-            <w:vAlign w:val="center"/>
-          </w:tcPr>
-          <w:p>
-            <w:pPr>
-              <w:tabs>
-                <w:tab w:val="center" w:pos="1320"/>
-              </w:tabs>
-              <w:textAlignment w:val="center"/>
-              <w:rPr>
-                <w:rFonts w:hint="eastAsia" w:ascii="宋体" w:hAnsi="宋体" w:cs="宋体"/>
-                <w:sz w:val="16"/>
-                <w:szCs w:val="16"/>
-                <w:lang w:eastAsia="zh-CN"/>
-              </w:rPr>
-            </w:pPr>
-            <w:r>
-              <w:rPr>
-                <w:rFonts w:hint="eastAsia" w:ascii="宋体" w:hAnsi="宋体" w:cs="宋体"/>
-                <w:sz w:val="16"/>
-                <w:szCs w:val="16"/>
-                <w:lang w:eastAsia="zh-CN"/>
-              </w:rPr>
-              <w:t>运维服务制度</w:t>
-            </w:r>
-            <w:r>
-              <w:rPr>
-                <w:rFonts w:hint="eastAsia" w:ascii="宋体" w:hAnsi="宋体" w:cs="宋体"/>
-                <w:sz w:val="16"/>
-                <w:szCs w:val="16"/>
-                <w:lang w:eastAsia="zh-CN"/>
-              </w:rPr>
-              <w:tab/>
-            </w:r>
-          </w:p>
-        </w:tc>
-        <w:tc>
-          <w:tcPr>
-            <w:tcW w:w="1850" w:type="dxa"/>
-            <w:tcBorders>
-              <w:top w:val="single" w:color="000000" w:sz="4" w:space="0"/>
-              <w:left w:val="single" w:color="000000" w:sz="4" w:space="0"/>
-              <w:bottom w:val="single" w:color="000000" w:sz="4" w:space="0"/>
-              <w:right w:val="single" w:color="000000" w:sz="4" w:space="0"/>
-            </w:tcBorders>
-            <w:vAlign w:val="center"/>
-          </w:tcPr>
-          <w:p>
-            <w:pPr>
-              <w:textAlignment w:val="center"/>
-              <w:rPr>
-                <w:rFonts w:hint="eastAsia" w:ascii="宋体" w:hAnsi="宋体" w:cs="宋体"/>
-                <w:sz w:val="16"/>
-                <w:szCs w:val="16"/>
-                <w:lang w:eastAsia="zh-CN"/>
-              </w:rPr>
-            </w:pPr>
-            <w:r>
-              <w:rPr>
-                <w:rFonts w:hint="eastAsia" w:ascii="宋体" w:hAnsi="宋体" w:cs="宋体"/>
-                <w:sz w:val="16"/>
-                <w:szCs w:val="16"/>
-                <w:lang w:eastAsia="zh-CN"/>
-              </w:rPr>
-              <w:t>各相关部门</w:t>
-            </w:r>
-          </w:p>
-        </w:tc>
-        <w:tc>
-          <w:tcPr>
-            <w:tcW w:w="750" w:type="dxa"/>
-            <w:tcBorders>
-              <w:top w:val="single" w:color="000000" w:sz="4" w:space="0"/>
-              <w:left w:val="single" w:color="000000" w:sz="4" w:space="0"/>
-              <w:bottom w:val="single" w:color="000000" w:sz="4" w:space="0"/>
-              <w:right w:val="single" w:color="000000" w:sz="4" w:space="0"/>
-            </w:tcBorders>
-            <w:vAlign w:val="center"/>
-          </w:tcPr>
-          <w:p>
-            <w:pPr>
-              <w:jc w:val="both"/>
-              <w:textAlignment w:val="center"/>
-              <w:rPr>
-                <w:rFonts w:hint="eastAsia" w:ascii="宋体" w:hAnsi="宋体" w:cs="宋体"/>
-                <w:sz w:val="16"/>
-                <w:szCs w:val="16"/>
-                <w:lang w:eastAsia="zh-CN"/>
-              </w:rPr>
-            </w:pPr>
-            <w:r>
-              <w:rPr>
-                <w:rFonts w:hint="eastAsia" w:ascii="宋体" w:hAnsi="宋体" w:cs="宋体"/>
-                <w:sz w:val="16"/>
-                <w:szCs w:val="16"/>
-                <w:lang w:val="en-US" w:eastAsia="zh-CN"/>
-              </w:rPr>
-              <w:t>王潇</w:t>
-            </w:r>
-          </w:p>
-        </w:tc>
-        <w:tc>
-          <w:tcPr>
-            <w:tcW w:w="1189" w:type="dxa"/>
-            <w:tcBorders>
-              <w:top w:val="single" w:color="000000" w:sz="4" w:space="0"/>
-              <w:left w:val="single" w:color="000000" w:sz="4" w:space="0"/>
-              <w:bottom w:val="single" w:color="000000" w:sz="4" w:space="0"/>
-              <w:right w:val="single" w:color="000000" w:sz="4" w:space="0"/>
-            </w:tcBorders>
-            <w:vAlign w:val="center"/>
-          </w:tcPr>
-          <w:p>
-            <w:pPr>
-              <w:jc w:val="both"/>
-              <w:textAlignment w:val="center"/>
-              <w:rPr>
-                <w:rFonts w:hint="eastAsia" w:ascii="宋体" w:hAnsi="宋体" w:cs="宋体"/>
-                <w:sz w:val="16"/>
-                <w:szCs w:val="16"/>
-                <w:lang w:eastAsia="zh-CN"/>
-              </w:rPr>
-            </w:pPr>
-            <w:r>
-              <w:rPr>
-                <w:rFonts w:hint="eastAsia" w:ascii="宋体" w:hAnsi="宋体" w:cs="宋体"/>
-                <w:sz w:val="16"/>
-                <w:szCs w:val="16"/>
-                <w:lang w:val="en-US" w:eastAsia="zh-CN"/>
-              </w:rPr>
-              <w:t>20</w:t>
-            </w:r>
-            <w:r>
-              <w:rPr>
-                <w:rFonts w:hint="eastAsia" w:ascii="宋体" w:hAnsi="宋体" w:cs="宋体"/>
-                <w:sz w:val="16"/>
-                <w:szCs w:val="16"/>
-                <w:lang w:eastAsia="zh-CN"/>
-              </w:rPr>
-              <w:t>26年1月</w:t>
-            </w:r>
-          </w:p>
-        </w:tc>
-      </w:tr>
-      <w:tr>
-        <w:tblPrEx>
-          <w:tblBorders>
-            <w:top w:val="none" w:color="auto" w:sz="0" w:space="0"/>
-            <w:left w:val="none" w:color="auto" w:sz="0" w:space="0"/>
-            <w:bottom w:val="none" w:color="auto" w:sz="0" w:space="0"/>
-            <w:right w:val="none" w:color="auto" w:sz="0" w:space="0"/>
-            <w:insideH w:val="none" w:color="auto" w:sz="0" w:space="0"/>
-            <w:insideV w:val="none" w:color="auto" w:sz="0" w:space="0"/>
-          </w:tblBorders>
-          <w:tblCellMar>
-            <w:top w:w="0" w:type="dxa"/>
-            <w:left w:w="108" w:type="dxa"/>
-            <w:bottom w:w="0" w:type="dxa"/>
-            <w:right w:w="108" w:type="dxa"/>
-          </w:tblCellMar>
-        </w:tblPrEx>
-        <w:trPr>
-          <w:trHeight w:val="384" w:hRule="atLeast"/>
-          <w:jc w:val="center"/>
-        </w:trPr>
-        <w:tc>
-          <w:tcPr>
-            <w:tcW w:w="661" w:type="dxa"/>
-            <w:tcBorders>
-              <w:top w:val="single" w:color="000000" w:sz="4" w:space="0"/>
-              <w:left w:val="single" w:color="000000" w:sz="4" w:space="0"/>
-              <w:bottom w:val="single" w:color="000000" w:sz="4" w:space="0"/>
-              <w:right w:val="single" w:color="000000" w:sz="4" w:space="0"/>
-            </w:tcBorders>
-            <w:vAlign w:val="center"/>
-          </w:tcPr>
-          <w:p>
-            <w:pPr>
-              <w:numPr>
-                <w:ilvl w:val="0"/>
-                <w:numId w:val="2"/>
-              </w:numPr>
-              <w:textAlignment w:val="center"/>
-              <w:rPr>
-                <w:rFonts w:hint="eastAsia" w:ascii="宋体" w:hAnsi="宋体" w:cs="宋体"/>
-                <w:sz w:val="16"/>
-                <w:szCs w:val="16"/>
-                <w:lang w:eastAsia="zh-CN"/>
-              </w:rPr>
-            </w:pPr>
-          </w:p>
-        </w:tc>
-        <w:tc>
-          <w:tcPr>
-            <w:tcW w:w="2100" w:type="dxa"/>
-            <w:tcBorders>
-              <w:top w:val="single" w:color="000000" w:sz="4" w:space="0"/>
-              <w:left w:val="single" w:color="000000" w:sz="4" w:space="0"/>
-              <w:bottom w:val="single" w:color="000000" w:sz="4" w:space="0"/>
-              <w:right w:val="single" w:color="000000" w:sz="4" w:space="0"/>
-            </w:tcBorders>
-            <w:vAlign w:val="center"/>
-          </w:tcPr>
-          <w:p>
-            <w:pPr>
-              <w:textAlignment w:val="center"/>
-              <w:rPr>
-                <w:rFonts w:hint="eastAsia" w:ascii="宋体" w:hAnsi="宋体" w:cs="宋体"/>
-                <w:sz w:val="16"/>
-                <w:szCs w:val="16"/>
-                <w:lang w:eastAsia="zh-CN"/>
-              </w:rPr>
-            </w:pPr>
-            <w:r>
-              <w:rPr>
-                <w:rFonts w:hint="eastAsia" w:ascii="宋体" w:hAnsi="宋体" w:cs="宋体"/>
-                <w:sz w:val="16"/>
-                <w:szCs w:val="16"/>
-                <w:lang w:eastAsia="zh-CN"/>
-              </w:rPr>
-              <w:t>高级开发培训</w:t>
-            </w:r>
-          </w:p>
-        </w:tc>
-        <w:tc>
-          <w:tcPr>
-            <w:tcW w:w="1850" w:type="dxa"/>
-            <w:tcBorders>
-              <w:top w:val="single" w:color="000000" w:sz="4" w:space="0"/>
-              <w:left w:val="single" w:color="000000" w:sz="4" w:space="0"/>
-              <w:bottom w:val="single" w:color="000000" w:sz="4" w:space="0"/>
-              <w:right w:val="single" w:color="000000" w:sz="4" w:space="0"/>
-            </w:tcBorders>
-            <w:vAlign w:val="center"/>
-          </w:tcPr>
-          <w:p>
-            <w:pPr>
-              <w:textAlignment w:val="center"/>
-              <w:rPr>
-                <w:rFonts w:hint="eastAsia" w:ascii="宋体" w:hAnsi="宋体" w:cs="宋体"/>
-                <w:sz w:val="16"/>
-                <w:szCs w:val="16"/>
-                <w:lang w:eastAsia="zh-CN"/>
-              </w:rPr>
-            </w:pPr>
-            <w:r>
-              <w:rPr>
-                <w:rFonts w:hint="eastAsia" w:ascii="宋体" w:hAnsi="宋体" w:cs="宋体"/>
-                <w:sz w:val="16"/>
-                <w:szCs w:val="16"/>
-                <w:lang w:eastAsia="zh-CN"/>
-              </w:rPr>
-              <w:t>研发部全员</w:t>
-            </w:r>
-          </w:p>
-        </w:tc>
-        <w:tc>
-          <w:tcPr>
-            <w:tcW w:w="750" w:type="dxa"/>
-            <w:tcBorders>
-              <w:top w:val="single" w:color="000000" w:sz="4" w:space="0"/>
-              <w:left w:val="single" w:color="000000" w:sz="4" w:space="0"/>
-              <w:bottom w:val="single" w:color="000000" w:sz="4" w:space="0"/>
-              <w:right w:val="single" w:color="000000" w:sz="4" w:space="0"/>
-            </w:tcBorders>
-            <w:vAlign w:val="center"/>
-          </w:tcPr>
-          <w:p>
-            <w:pPr>
-              <w:jc w:val="both"/>
-              <w:textAlignment w:val="center"/>
-              <w:rPr>
-                <w:rFonts w:hint="default" w:ascii="宋体" w:hAnsi="宋体" w:cs="宋体"/>
-                <w:sz w:val="16"/>
-                <w:szCs w:val="16"/>
-                <w:lang w:val="en-US" w:eastAsia="zh-CN"/>
-              </w:rPr>
-            </w:pPr>
-            <w:r>
-              <w:rPr>
-                <w:rFonts w:hint="eastAsia" w:ascii="宋体" w:hAnsi="宋体" w:cs="宋体"/>
-                <w:sz w:val="16"/>
-                <w:szCs w:val="16"/>
-                <w:lang w:val="en-US" w:eastAsia="zh-CN"/>
-              </w:rPr>
-              <w:t>赵聪</w:t>
-            </w:r>
-          </w:p>
-        </w:tc>
-        <w:tc>
-          <w:tcPr>
-            <w:tcW w:w="1189" w:type="dxa"/>
-            <w:tcBorders>
-              <w:top w:val="single" w:color="000000" w:sz="4" w:space="0"/>
-              <w:left w:val="single" w:color="000000" w:sz="4" w:space="0"/>
-              <w:bottom w:val="single" w:color="000000" w:sz="4" w:space="0"/>
-              <w:right w:val="single" w:color="000000" w:sz="4" w:space="0"/>
-            </w:tcBorders>
-            <w:vAlign w:val="center"/>
-          </w:tcPr>
-          <w:p>
-            <w:pPr>
-              <w:jc w:val="both"/>
-              <w:textAlignment w:val="center"/>
-              <w:rPr>
-                <w:rFonts w:hint="eastAsia" w:ascii="宋体" w:hAnsi="宋体" w:cs="宋体"/>
-                <w:sz w:val="16"/>
-                <w:szCs w:val="16"/>
-                <w:lang w:eastAsia="zh-CN"/>
-              </w:rPr>
-            </w:pPr>
-            <w:r>
-              <w:rPr>
-                <w:rFonts w:hint="eastAsia" w:ascii="宋体" w:hAnsi="宋体" w:cs="宋体"/>
-                <w:sz w:val="16"/>
-                <w:szCs w:val="16"/>
-                <w:lang w:val="en-US" w:eastAsia="zh-CN"/>
-              </w:rPr>
-              <w:t>20</w:t>
-            </w:r>
-            <w:r>
-              <w:rPr>
-                <w:rFonts w:hint="eastAsia" w:ascii="宋体" w:hAnsi="宋体" w:cs="宋体"/>
-                <w:sz w:val="16"/>
-                <w:szCs w:val="16"/>
-                <w:lang w:eastAsia="zh-CN"/>
-              </w:rPr>
-              <w:t>26年2月</w:t>
-            </w:r>
-          </w:p>
-        </w:tc>
-      </w:tr>
-      <w:tr>
-        <w:tblPrEx>
-          <w:tblBorders>
-            <w:top w:val="none" w:color="auto" w:sz="0" w:space="0"/>
-            <w:left w:val="none" w:color="auto" w:sz="0" w:space="0"/>
-            <w:bottom w:val="none" w:color="auto" w:sz="0" w:space="0"/>
-            <w:right w:val="none" w:color="auto" w:sz="0" w:space="0"/>
-            <w:insideH w:val="none" w:color="auto" w:sz="0" w:space="0"/>
-            <w:insideV w:val="none" w:color="auto" w:sz="0" w:space="0"/>
-          </w:tblBorders>
-          <w:tblCellMar>
-            <w:top w:w="0" w:type="dxa"/>
-            <w:left w:w="108" w:type="dxa"/>
-            <w:bottom w:w="0" w:type="dxa"/>
-            <w:right w:w="108" w:type="dxa"/>
-          </w:tblCellMar>
-        </w:tblPrEx>
-        <w:trPr>
-          <w:trHeight w:val="440" w:hRule="atLeast"/>
-          <w:jc w:val="center"/>
-        </w:trPr>
-        <w:tc>
-          <w:tcPr>
-            <w:tcW w:w="661" w:type="dxa"/>
-            <w:tcBorders>
-              <w:top w:val="single" w:color="000000" w:sz="4" w:space="0"/>
-              <w:left w:val="single" w:color="000000" w:sz="4" w:space="0"/>
-              <w:bottom w:val="single" w:color="000000" w:sz="4" w:space="0"/>
-              <w:right w:val="single" w:color="000000" w:sz="4" w:space="0"/>
-            </w:tcBorders>
-            <w:vAlign w:val="center"/>
-          </w:tcPr>
-          <w:p>
-            <w:pPr>
-              <w:numPr>
-                <w:ilvl w:val="0"/>
-                <w:numId w:val="2"/>
-              </w:numPr>
-              <w:textAlignment w:val="center"/>
-              <w:rPr>
-                <w:rFonts w:hint="eastAsia" w:ascii="宋体" w:hAnsi="宋体" w:cs="宋体"/>
-                <w:sz w:val="16"/>
-                <w:szCs w:val="16"/>
-                <w:lang w:eastAsia="zh-CN"/>
-              </w:rPr>
-            </w:pPr>
-          </w:p>
-        </w:tc>
-        <w:tc>
-          <w:tcPr>
-            <w:tcW w:w="2100" w:type="dxa"/>
-            <w:tcBorders>
-              <w:top w:val="single" w:color="000000" w:sz="4" w:space="0"/>
-              <w:left w:val="single" w:color="000000" w:sz="4" w:space="0"/>
-              <w:bottom w:val="single" w:color="000000" w:sz="4" w:space="0"/>
-              <w:right w:val="single" w:color="000000" w:sz="4" w:space="0"/>
-            </w:tcBorders>
-            <w:vAlign w:val="center"/>
-          </w:tcPr>
-          <w:p>
-            <w:pPr>
-              <w:textAlignment w:val="center"/>
-              <w:rPr>
-                <w:rFonts w:hint="eastAsia" w:ascii="宋体" w:hAnsi="宋体" w:cs="宋体"/>
-                <w:sz w:val="16"/>
-                <w:szCs w:val="16"/>
-                <w:lang w:eastAsia="zh-CN"/>
-              </w:rPr>
-            </w:pPr>
-            <w:r>
-              <w:rPr>
-                <w:rFonts w:hint="eastAsia" w:ascii="宋体" w:hAnsi="宋体" w:cs="宋体"/>
-                <w:sz w:val="16"/>
-                <w:szCs w:val="16"/>
-                <w:lang w:eastAsia="zh-CN"/>
-              </w:rPr>
-              <w:t>开发规范及代码质量</w:t>
-            </w:r>
-            <w:r>
-              <w:rPr>
-                <w:rStyle w:val="42"/>
-                <w:rFonts w:hint="default"/>
-                <w:lang w:eastAsia="zh-CN"/>
-              </w:rPr>
-              <w:t>介绍</w:t>
-            </w:r>
-          </w:p>
-        </w:tc>
-        <w:tc>
-          <w:tcPr>
-            <w:tcW w:w="1850" w:type="dxa"/>
-            <w:tcBorders>
-              <w:top w:val="single" w:color="000000" w:sz="4" w:space="0"/>
-              <w:left w:val="single" w:color="000000" w:sz="4" w:space="0"/>
-              <w:bottom w:val="single" w:color="000000" w:sz="4" w:space="0"/>
-              <w:right w:val="single" w:color="000000" w:sz="4" w:space="0"/>
-            </w:tcBorders>
-            <w:vAlign w:val="center"/>
-          </w:tcPr>
-          <w:p>
-            <w:pPr>
-              <w:textAlignment w:val="center"/>
-              <w:rPr>
-                <w:rFonts w:hint="eastAsia" w:ascii="宋体" w:hAnsi="宋体" w:cs="宋体"/>
-                <w:sz w:val="16"/>
-                <w:szCs w:val="16"/>
-              </w:rPr>
-            </w:pPr>
-            <w:r>
-              <w:rPr>
-                <w:rFonts w:hint="eastAsia" w:ascii="宋体" w:hAnsi="宋体" w:cs="宋体"/>
-                <w:sz w:val="16"/>
-                <w:szCs w:val="16"/>
-                <w:lang w:eastAsia="zh-CN"/>
-              </w:rPr>
-              <w:t>研发部全员</w:t>
-            </w:r>
-          </w:p>
-        </w:tc>
-        <w:tc>
-          <w:tcPr>
-            <w:tcW w:w="750" w:type="dxa"/>
-            <w:tcBorders>
-              <w:top w:val="single" w:color="000000" w:sz="4" w:space="0"/>
-              <w:left w:val="single" w:color="000000" w:sz="4" w:space="0"/>
-              <w:bottom w:val="single" w:color="000000" w:sz="4" w:space="0"/>
-              <w:right w:val="single" w:color="000000" w:sz="4" w:space="0"/>
-            </w:tcBorders>
-            <w:vAlign w:val="center"/>
-          </w:tcPr>
-          <w:p>
-            <w:pPr>
-              <w:jc w:val="both"/>
-              <w:textAlignment w:val="center"/>
-              <w:rPr>
-                <w:rFonts w:hint="eastAsia" w:ascii="宋体" w:hAnsi="宋体" w:eastAsia="宋体" w:cs="宋体"/>
-                <w:sz w:val="16"/>
-                <w:szCs w:val="16"/>
-                <w:lang w:val="en-US" w:eastAsia="zh-CN"/>
-              </w:rPr>
-            </w:pPr>
-            <w:r>
-              <w:rPr>
-                <w:rFonts w:hint="eastAsia" w:ascii="宋体" w:hAnsi="宋体" w:cs="宋体"/>
-                <w:sz w:val="16"/>
-                <w:szCs w:val="16"/>
-                <w:lang w:val="en-US" w:eastAsia="zh-CN"/>
-              </w:rPr>
-              <w:t>赵聪</w:t>
-            </w:r>
-          </w:p>
-        </w:tc>
-        <w:tc>
-          <w:tcPr>
-            <w:tcW w:w="1189" w:type="dxa"/>
-            <w:tcBorders>
-              <w:top w:val="single" w:color="000000" w:sz="4" w:space="0"/>
-              <w:left w:val="single" w:color="000000" w:sz="4" w:space="0"/>
-              <w:bottom w:val="single" w:color="000000" w:sz="4" w:space="0"/>
-              <w:right w:val="single" w:color="000000" w:sz="4" w:space="0"/>
-            </w:tcBorders>
-            <w:vAlign w:val="center"/>
-          </w:tcPr>
-          <w:p>
-            <w:pPr>
-              <w:jc w:val="both"/>
-              <w:textAlignment w:val="center"/>
-              <w:rPr>
-                <w:rFonts w:hint="eastAsia" w:ascii="宋体" w:hAnsi="宋体" w:cs="宋体"/>
-                <w:sz w:val="16"/>
-                <w:szCs w:val="16"/>
-              </w:rPr>
-            </w:pPr>
-            <w:r>
-              <w:rPr>
-                <w:rFonts w:hint="eastAsia" w:ascii="宋体" w:hAnsi="宋体" w:cs="宋体"/>
-                <w:sz w:val="16"/>
-                <w:szCs w:val="16"/>
-                <w:lang w:val="en-US" w:eastAsia="zh-CN"/>
-              </w:rPr>
-              <w:t>20</w:t>
-            </w:r>
-            <w:r>
-              <w:rPr>
-                <w:rFonts w:hint="eastAsia" w:ascii="宋体" w:hAnsi="宋体" w:cs="宋体"/>
-                <w:sz w:val="16"/>
-                <w:szCs w:val="16"/>
-                <w:lang w:eastAsia="zh-CN"/>
-              </w:rPr>
-              <w:t>26年2月</w:t>
-            </w:r>
-          </w:p>
-        </w:tc>
-      </w:tr>
-      <w:tr>
-        <w:tblPrEx>
-          <w:tblBorders>
-            <w:top w:val="none" w:color="auto" w:sz="0" w:space="0"/>
-            <w:left w:val="none" w:color="auto" w:sz="0" w:space="0"/>
-            <w:bottom w:val="none" w:color="auto" w:sz="0" w:space="0"/>
-            <w:right w:val="none" w:color="auto" w:sz="0" w:space="0"/>
-            <w:insideH w:val="none" w:color="auto" w:sz="0" w:space="0"/>
-            <w:insideV w:val="none" w:color="auto" w:sz="0" w:space="0"/>
-          </w:tblBorders>
-          <w:tblCellMar>
-            <w:top w:w="0" w:type="dxa"/>
-            <w:left w:w="108" w:type="dxa"/>
-            <w:bottom w:w="0" w:type="dxa"/>
-            <w:right w:w="108" w:type="dxa"/>
-          </w:tblCellMar>
-        </w:tblPrEx>
-        <w:trPr>
-          <w:trHeight w:val="90" w:hRule="atLeast"/>
-          <w:jc w:val="center"/>
-        </w:trPr>
-        <w:tc>
-          <w:tcPr>
-            <w:tcW w:w="661" w:type="dxa"/>
-            <w:tcBorders>
-              <w:top w:val="single" w:color="000000" w:sz="4" w:space="0"/>
-              <w:left w:val="single" w:color="000000" w:sz="4" w:space="0"/>
-              <w:bottom w:val="single" w:color="000000" w:sz="4" w:space="0"/>
-              <w:right w:val="single" w:color="000000" w:sz="4" w:space="0"/>
-            </w:tcBorders>
-            <w:vAlign w:val="center"/>
-          </w:tcPr>
-          <w:p>
-            <w:pPr>
-              <w:numPr>
-                <w:ilvl w:val="0"/>
-                <w:numId w:val="2"/>
-              </w:numPr>
-              <w:textAlignment w:val="center"/>
-              <w:rPr>
-                <w:rFonts w:hint="eastAsia" w:ascii="宋体" w:hAnsi="宋体" w:cs="宋体"/>
-                <w:sz w:val="16"/>
-                <w:szCs w:val="16"/>
-                <w:lang w:eastAsia="zh-CN"/>
-              </w:rPr>
-            </w:pPr>
-          </w:p>
-        </w:tc>
-        <w:tc>
-          <w:tcPr>
-            <w:tcW w:w="2100" w:type="dxa"/>
-            <w:tcBorders>
-              <w:top w:val="single" w:color="000000" w:sz="4" w:space="0"/>
-              <w:left w:val="single" w:color="000000" w:sz="4" w:space="0"/>
-              <w:bottom w:val="single" w:color="000000" w:sz="4" w:space="0"/>
-              <w:right w:val="single" w:color="000000" w:sz="4" w:space="0"/>
-            </w:tcBorders>
-            <w:vAlign w:val="center"/>
-          </w:tcPr>
-          <w:p>
-            <w:pPr>
-              <w:textAlignment w:val="center"/>
-              <w:rPr>
-                <w:rFonts w:hint="eastAsia" w:ascii="宋体" w:hAnsi="宋体" w:cs="宋体"/>
-                <w:sz w:val="16"/>
-                <w:szCs w:val="16"/>
-                <w:lang w:eastAsia="zh-CN"/>
-              </w:rPr>
-            </w:pPr>
-            <w:r>
-              <w:rPr>
-                <w:rFonts w:hint="eastAsia" w:ascii="宋体" w:hAnsi="宋体" w:cs="宋体"/>
-                <w:sz w:val="16"/>
-                <w:szCs w:val="16"/>
-                <w:lang w:eastAsia="zh-CN"/>
-              </w:rPr>
-              <w:t>入职培训（包括制度与企业文化</w:t>
-            </w:r>
-          </w:p>
-        </w:tc>
-        <w:tc>
-          <w:tcPr>
-            <w:tcW w:w="1850" w:type="dxa"/>
-            <w:tcBorders>
-              <w:top w:val="single" w:color="000000" w:sz="4" w:space="0"/>
-              <w:left w:val="single" w:color="000000" w:sz="4" w:space="0"/>
-              <w:bottom w:val="single" w:color="000000" w:sz="4" w:space="0"/>
-              <w:right w:val="single" w:color="000000" w:sz="4" w:space="0"/>
-            </w:tcBorders>
-            <w:vAlign w:val="center"/>
-          </w:tcPr>
-          <w:p>
-            <w:pPr>
-              <w:textAlignment w:val="center"/>
-              <w:rPr>
-                <w:rFonts w:hint="eastAsia" w:ascii="宋体" w:hAnsi="宋体" w:cs="宋体"/>
-                <w:sz w:val="16"/>
-                <w:szCs w:val="16"/>
-              </w:rPr>
-            </w:pPr>
-            <w:r>
-              <w:rPr>
-                <w:rFonts w:hint="eastAsia" w:ascii="宋体" w:hAnsi="宋体" w:cs="宋体"/>
-                <w:sz w:val="16"/>
-                <w:szCs w:val="16"/>
-                <w:lang w:eastAsia="zh-CN"/>
-              </w:rPr>
-              <w:t>公司全员</w:t>
-            </w:r>
-          </w:p>
-        </w:tc>
-        <w:tc>
-          <w:tcPr>
-            <w:tcW w:w="750" w:type="dxa"/>
-            <w:tcBorders>
-              <w:top w:val="single" w:color="000000" w:sz="4" w:space="0"/>
-              <w:left w:val="single" w:color="000000" w:sz="4" w:space="0"/>
-              <w:bottom w:val="single" w:color="000000" w:sz="4" w:space="0"/>
-              <w:right w:val="single" w:color="000000" w:sz="4" w:space="0"/>
-            </w:tcBorders>
-            <w:vAlign w:val="center"/>
-          </w:tcPr>
-          <w:p>
-            <w:pPr>
-              <w:jc w:val="both"/>
-              <w:textAlignment w:val="center"/>
-              <w:rPr>
-                <w:rFonts w:hint="eastAsia" w:ascii="宋体" w:hAnsi="宋体" w:cs="宋体"/>
-                <w:sz w:val="16"/>
-                <w:szCs w:val="16"/>
-              </w:rPr>
-            </w:pPr>
-            <w:r>
-              <w:rPr>
-                <w:rFonts w:hint="eastAsia" w:ascii="宋体" w:hAnsi="宋体" w:cs="宋体"/>
-                <w:sz w:val="16"/>
-                <w:szCs w:val="16"/>
-                <w:lang w:eastAsia="zh-CN"/>
-              </w:rPr>
-              <w:t>各模块负责人</w:t>
-            </w:r>
-          </w:p>
-        </w:tc>
-        <w:tc>
-          <w:tcPr>
-            <w:tcW w:w="1189" w:type="dxa"/>
-            <w:tcBorders>
-              <w:top w:val="single" w:color="000000" w:sz="4" w:space="0"/>
-              <w:left w:val="single" w:color="000000" w:sz="4" w:space="0"/>
-              <w:bottom w:val="single" w:color="000000" w:sz="4" w:space="0"/>
-              <w:right w:val="single" w:color="000000" w:sz="4" w:space="0"/>
-            </w:tcBorders>
-            <w:vAlign w:val="center"/>
-          </w:tcPr>
-          <w:p>
-            <w:pPr>
-              <w:jc w:val="both"/>
-              <w:textAlignment w:val="center"/>
-              <w:rPr>
-                <w:rFonts w:hint="eastAsia" w:ascii="宋体" w:hAnsi="宋体" w:cs="宋体"/>
-                <w:sz w:val="16"/>
-                <w:szCs w:val="16"/>
-              </w:rPr>
-            </w:pPr>
-            <w:r>
-              <w:rPr>
-                <w:rFonts w:hint="eastAsia" w:ascii="宋体" w:hAnsi="宋体" w:cs="宋体"/>
-                <w:sz w:val="16"/>
-                <w:szCs w:val="16"/>
-                <w:lang w:val="en-US" w:eastAsia="zh-CN"/>
-              </w:rPr>
-              <w:t>20</w:t>
-            </w:r>
-            <w:r>
-              <w:rPr>
-                <w:rFonts w:hint="eastAsia" w:ascii="宋体" w:hAnsi="宋体" w:cs="宋体"/>
-                <w:sz w:val="16"/>
-                <w:szCs w:val="16"/>
-                <w:lang w:eastAsia="zh-CN"/>
-              </w:rPr>
-              <w:t>26年3月</w:t>
-            </w:r>
-          </w:p>
-        </w:tc>
-      </w:tr>
-      <w:tr>
-        <w:tblPrEx>
-          <w:tblBorders>
-            <w:top w:val="none" w:color="auto" w:sz="0" w:space="0"/>
-            <w:left w:val="none" w:color="auto" w:sz="0" w:space="0"/>
-            <w:bottom w:val="none" w:color="auto" w:sz="0" w:space="0"/>
-            <w:right w:val="none" w:color="auto" w:sz="0" w:space="0"/>
-            <w:insideH w:val="none" w:color="auto" w:sz="0" w:space="0"/>
-            <w:insideV w:val="none" w:color="auto" w:sz="0" w:space="0"/>
-          </w:tblBorders>
-          <w:tblCellMar>
-            <w:top w:w="0" w:type="dxa"/>
-            <w:left w:w="108" w:type="dxa"/>
-            <w:bottom w:w="0" w:type="dxa"/>
-            <w:right w:w="108" w:type="dxa"/>
-          </w:tblCellMar>
-        </w:tblPrEx>
-        <w:trPr>
-          <w:trHeight w:val="384" w:hRule="atLeast"/>
-          <w:jc w:val="center"/>
-        </w:trPr>
-        <w:tc>
-          <w:tcPr>
-            <w:tcW w:w="661" w:type="dxa"/>
-            <w:tcBorders>
-              <w:top w:val="single" w:color="000000" w:sz="4" w:space="0"/>
-              <w:left w:val="single" w:color="000000" w:sz="4" w:space="0"/>
-              <w:bottom w:val="single" w:color="000000" w:sz="4" w:space="0"/>
-              <w:right w:val="single" w:color="000000" w:sz="4" w:space="0"/>
-            </w:tcBorders>
-            <w:vAlign w:val="center"/>
-          </w:tcPr>
-          <w:p>
-            <w:pPr>
-              <w:numPr>
-                <w:ilvl w:val="0"/>
-                <w:numId w:val="2"/>
-              </w:numPr>
-              <w:textAlignment w:val="center"/>
-              <w:rPr>
-                <w:rFonts w:hint="eastAsia" w:ascii="宋体" w:hAnsi="宋体" w:cs="宋体"/>
-                <w:sz w:val="16"/>
-                <w:szCs w:val="16"/>
-                <w:lang w:eastAsia="zh-CN"/>
-              </w:rPr>
-            </w:pPr>
-          </w:p>
-        </w:tc>
-        <w:tc>
-          <w:tcPr>
-            <w:tcW w:w="2100" w:type="dxa"/>
-            <w:tcBorders>
-              <w:top w:val="single" w:color="000000" w:sz="4" w:space="0"/>
-              <w:left w:val="single" w:color="000000" w:sz="4" w:space="0"/>
-              <w:bottom w:val="single" w:color="000000" w:sz="4" w:space="0"/>
-              <w:right w:val="single" w:color="000000" w:sz="4" w:space="0"/>
-            </w:tcBorders>
-            <w:vAlign w:val="center"/>
-          </w:tcPr>
-          <w:p>
-            <w:pPr>
-              <w:textAlignment w:val="center"/>
-              <w:rPr>
-                <w:rFonts w:hint="eastAsia" w:ascii="宋体" w:hAnsi="宋体" w:cs="宋体"/>
-                <w:sz w:val="16"/>
-                <w:szCs w:val="16"/>
-              </w:rPr>
-            </w:pPr>
-            <w:r>
-              <w:rPr>
-                <w:rFonts w:hint="eastAsia" w:ascii="宋体" w:hAnsi="宋体" w:cs="宋体"/>
-                <w:sz w:val="16"/>
-                <w:szCs w:val="16"/>
-                <w:lang w:eastAsia="zh-CN"/>
-              </w:rPr>
-              <w:t>公司产品培训</w:t>
-            </w:r>
-          </w:p>
-        </w:tc>
-        <w:tc>
-          <w:tcPr>
-            <w:tcW w:w="1850" w:type="dxa"/>
-            <w:tcBorders>
-              <w:top w:val="single" w:color="000000" w:sz="4" w:space="0"/>
-              <w:left w:val="single" w:color="000000" w:sz="4" w:space="0"/>
-              <w:bottom w:val="single" w:color="000000" w:sz="4" w:space="0"/>
-              <w:right w:val="single" w:color="000000" w:sz="4" w:space="0"/>
-            </w:tcBorders>
-            <w:vAlign w:val="center"/>
-          </w:tcPr>
-          <w:p>
-            <w:pPr>
-              <w:textAlignment w:val="center"/>
-              <w:rPr>
-                <w:rFonts w:hint="eastAsia" w:ascii="宋体" w:hAnsi="宋体" w:cs="宋体"/>
-                <w:sz w:val="16"/>
-                <w:szCs w:val="16"/>
-              </w:rPr>
-            </w:pPr>
-            <w:r>
-              <w:rPr>
-                <w:rFonts w:hint="eastAsia" w:ascii="宋体" w:hAnsi="宋体" w:cs="宋体"/>
-                <w:sz w:val="16"/>
-                <w:szCs w:val="16"/>
-                <w:lang w:eastAsia="zh-CN"/>
-              </w:rPr>
-              <w:t>公司全员</w:t>
-            </w:r>
-          </w:p>
-        </w:tc>
-        <w:tc>
-          <w:tcPr>
-            <w:tcW w:w="750" w:type="dxa"/>
-            <w:tcBorders>
-              <w:top w:val="single" w:color="000000" w:sz="4" w:space="0"/>
-              <w:left w:val="single" w:color="000000" w:sz="4" w:space="0"/>
-              <w:bottom w:val="single" w:color="000000" w:sz="4" w:space="0"/>
-              <w:right w:val="single" w:color="000000" w:sz="4" w:space="0"/>
-            </w:tcBorders>
-            <w:vAlign w:val="center"/>
-          </w:tcPr>
-          <w:p>
-            <w:pPr>
-              <w:jc w:val="both"/>
-              <w:textAlignment w:val="center"/>
-              <w:rPr>
-                <w:rFonts w:hint="eastAsia" w:ascii="宋体" w:hAnsi="宋体" w:cs="宋体"/>
-                <w:sz w:val="16"/>
-                <w:szCs w:val="16"/>
-              </w:rPr>
-            </w:pPr>
-            <w:r>
-              <w:rPr>
-                <w:rFonts w:hint="eastAsia" w:ascii="宋体" w:hAnsi="宋体" w:cs="宋体"/>
-                <w:sz w:val="16"/>
-                <w:szCs w:val="16"/>
-                <w:lang w:val="en-US" w:eastAsia="zh-CN"/>
-              </w:rPr>
-              <w:t>王潇</w:t>
-            </w:r>
-          </w:p>
-        </w:tc>
-        <w:tc>
-          <w:tcPr>
-            <w:tcW w:w="1189" w:type="dxa"/>
-            <w:tcBorders>
-              <w:top w:val="single" w:color="000000" w:sz="4" w:space="0"/>
-              <w:left w:val="single" w:color="000000" w:sz="4" w:space="0"/>
-              <w:bottom w:val="single" w:color="000000" w:sz="4" w:space="0"/>
-              <w:right w:val="single" w:color="000000" w:sz="4" w:space="0"/>
-            </w:tcBorders>
-            <w:vAlign w:val="center"/>
-          </w:tcPr>
-          <w:p>
-            <w:pPr>
-              <w:jc w:val="both"/>
-              <w:textAlignment w:val="center"/>
-              <w:rPr>
-                <w:rFonts w:hint="eastAsia" w:ascii="宋体" w:hAnsi="宋体" w:cs="宋体"/>
-                <w:sz w:val="16"/>
-                <w:szCs w:val="16"/>
-              </w:rPr>
-            </w:pPr>
-            <w:r>
-              <w:rPr>
-                <w:rFonts w:hint="eastAsia" w:ascii="宋体" w:hAnsi="宋体" w:cs="宋体"/>
-                <w:sz w:val="16"/>
-                <w:szCs w:val="16"/>
-                <w:lang w:val="en-US" w:eastAsia="zh-CN"/>
-              </w:rPr>
-              <w:t>20</w:t>
-            </w:r>
-            <w:r>
-              <w:rPr>
-                <w:rFonts w:hint="eastAsia" w:ascii="宋体" w:hAnsi="宋体" w:cs="宋体"/>
-                <w:sz w:val="16"/>
-                <w:szCs w:val="16"/>
-                <w:lang w:eastAsia="zh-CN"/>
-              </w:rPr>
-              <w:t>26年3月</w:t>
-            </w:r>
-          </w:p>
-        </w:tc>
-      </w:tr>
-      <w:tr>
-        <w:tblPrEx>
-          <w:tblBorders>
-            <w:top w:val="none" w:color="auto" w:sz="0" w:space="0"/>
-            <w:left w:val="none" w:color="auto" w:sz="0" w:space="0"/>
-            <w:bottom w:val="none" w:color="auto" w:sz="0" w:space="0"/>
-            <w:right w:val="none" w:color="auto" w:sz="0" w:space="0"/>
-            <w:insideH w:val="none" w:color="auto" w:sz="0" w:space="0"/>
-            <w:insideV w:val="none" w:color="auto" w:sz="0" w:space="0"/>
-          </w:tblBorders>
-          <w:tblCellMar>
-            <w:top w:w="0" w:type="dxa"/>
-            <w:left w:w="108" w:type="dxa"/>
-            <w:bottom w:w="0" w:type="dxa"/>
-            <w:right w:w="108" w:type="dxa"/>
-          </w:tblCellMar>
-        </w:tblPrEx>
-        <w:trPr>
-          <w:trHeight w:val="384" w:hRule="atLeast"/>
-          <w:jc w:val="center"/>
-        </w:trPr>
-        <w:tc>
-          <w:tcPr>
-            <w:tcW w:w="661" w:type="dxa"/>
-            <w:tcBorders>
-              <w:top w:val="single" w:color="000000" w:sz="4" w:space="0"/>
-              <w:left w:val="single" w:color="000000" w:sz="4" w:space="0"/>
-              <w:bottom w:val="single" w:color="000000" w:sz="4" w:space="0"/>
-              <w:right w:val="single" w:color="000000" w:sz="4" w:space="0"/>
-            </w:tcBorders>
-            <w:vAlign w:val="center"/>
-          </w:tcPr>
-          <w:p>
-            <w:pPr>
-              <w:numPr>
-                <w:ilvl w:val="0"/>
-                <w:numId w:val="2"/>
-              </w:numPr>
-              <w:textAlignment w:val="center"/>
-              <w:rPr>
-                <w:rFonts w:hint="eastAsia" w:ascii="宋体" w:hAnsi="宋体" w:cs="宋体"/>
-                <w:sz w:val="16"/>
-                <w:szCs w:val="16"/>
-                <w:lang w:eastAsia="zh-CN"/>
-              </w:rPr>
-            </w:pPr>
-          </w:p>
-        </w:tc>
-        <w:tc>
-          <w:tcPr>
-            <w:tcW w:w="2100" w:type="dxa"/>
-            <w:tcBorders>
-              <w:top w:val="single" w:color="000000" w:sz="4" w:space="0"/>
-              <w:left w:val="single" w:color="000000" w:sz="4" w:space="0"/>
-              <w:bottom w:val="single" w:color="000000" w:sz="4" w:space="0"/>
-              <w:right w:val="single" w:color="000000" w:sz="4" w:space="0"/>
-            </w:tcBorders>
-            <w:vAlign w:val="center"/>
-          </w:tcPr>
-          <w:p>
-            <w:pPr>
-              <w:textAlignment w:val="center"/>
-              <w:rPr>
-                <w:rFonts w:hint="eastAsia" w:ascii="宋体" w:hAnsi="宋体" w:cs="宋体"/>
-                <w:sz w:val="16"/>
-                <w:szCs w:val="16"/>
-                <w:lang w:eastAsia="zh-CN"/>
-              </w:rPr>
-            </w:pPr>
-            <w:r>
-              <w:rPr>
-                <w:rFonts w:hint="eastAsia" w:ascii="宋体" w:hAnsi="宋体" w:cs="宋体"/>
-                <w:sz w:val="16"/>
-                <w:szCs w:val="16"/>
-                <w:lang w:eastAsia="zh-CN"/>
-              </w:rPr>
-              <w:t>信息、数据安全常识</w:t>
-            </w:r>
-            <w:r>
-              <w:rPr>
-                <w:rStyle w:val="42"/>
-                <w:rFonts w:hint="default"/>
-                <w:lang w:eastAsia="zh-CN"/>
-              </w:rPr>
-              <w:t>及应对策略</w:t>
-            </w:r>
-          </w:p>
-        </w:tc>
-        <w:tc>
-          <w:tcPr>
-            <w:tcW w:w="1850" w:type="dxa"/>
-            <w:tcBorders>
-              <w:top w:val="single" w:color="000000" w:sz="4" w:space="0"/>
-              <w:left w:val="single" w:color="000000" w:sz="4" w:space="0"/>
-              <w:bottom w:val="single" w:color="000000" w:sz="4" w:space="0"/>
-              <w:right w:val="single" w:color="000000" w:sz="4" w:space="0"/>
-            </w:tcBorders>
-            <w:vAlign w:val="center"/>
-          </w:tcPr>
-          <w:p>
-            <w:pPr>
-              <w:textAlignment w:val="center"/>
-              <w:rPr>
-                <w:rFonts w:hint="eastAsia" w:ascii="宋体" w:hAnsi="宋体" w:cs="宋体"/>
-                <w:sz w:val="16"/>
-                <w:szCs w:val="16"/>
-                <w:lang w:eastAsia="zh-CN"/>
-              </w:rPr>
-            </w:pPr>
-            <w:r>
-              <w:rPr>
-                <w:rFonts w:hint="eastAsia" w:ascii="宋体" w:hAnsi="宋体" w:cs="宋体"/>
-                <w:sz w:val="16"/>
-                <w:szCs w:val="16"/>
-                <w:lang w:eastAsia="zh-CN"/>
-              </w:rPr>
-              <w:t>运维项目经理、安全检</w:t>
-            </w:r>
-            <w:r>
-              <w:rPr>
-                <w:rStyle w:val="42"/>
-                <w:rFonts w:hint="default"/>
-                <w:lang w:eastAsia="zh-CN"/>
-              </w:rPr>
-              <w:t>测工程师</w:t>
-            </w:r>
-          </w:p>
-        </w:tc>
-        <w:tc>
-          <w:tcPr>
-            <w:tcW w:w="750" w:type="dxa"/>
-            <w:tcBorders>
-              <w:top w:val="single" w:color="000000" w:sz="4" w:space="0"/>
-              <w:left w:val="single" w:color="000000" w:sz="4" w:space="0"/>
-              <w:bottom w:val="single" w:color="000000" w:sz="4" w:space="0"/>
-              <w:right w:val="single" w:color="000000" w:sz="4" w:space="0"/>
-            </w:tcBorders>
-            <w:vAlign w:val="center"/>
-          </w:tcPr>
-          <w:p>
-            <w:pPr>
-              <w:jc w:val="both"/>
-              <w:textAlignment w:val="center"/>
-              <w:rPr>
-                <w:rFonts w:hint="eastAsia" w:ascii="宋体" w:hAnsi="宋体" w:cs="宋体"/>
-                <w:sz w:val="16"/>
-                <w:szCs w:val="16"/>
-              </w:rPr>
-            </w:pPr>
-            <w:r>
-              <w:rPr>
-                <w:rFonts w:hint="eastAsia" w:ascii="宋体" w:hAnsi="宋体" w:cs="宋体"/>
-                <w:sz w:val="16"/>
-                <w:szCs w:val="16"/>
-                <w:lang w:val="en-US" w:eastAsia="zh-CN"/>
-              </w:rPr>
-              <w:t>王潇</w:t>
-            </w:r>
-          </w:p>
-        </w:tc>
-        <w:tc>
-          <w:tcPr>
-            <w:tcW w:w="1189" w:type="dxa"/>
-            <w:tcBorders>
-              <w:top w:val="single" w:color="000000" w:sz="4" w:space="0"/>
-              <w:left w:val="single" w:color="000000" w:sz="4" w:space="0"/>
-              <w:bottom w:val="single" w:color="000000" w:sz="4" w:space="0"/>
-              <w:right w:val="single" w:color="000000" w:sz="4" w:space="0"/>
-            </w:tcBorders>
-            <w:vAlign w:val="center"/>
-          </w:tcPr>
-          <w:p>
-            <w:pPr>
-              <w:jc w:val="both"/>
-              <w:textAlignment w:val="center"/>
-              <w:rPr>
-                <w:rFonts w:hint="eastAsia" w:ascii="宋体" w:hAnsi="宋体" w:cs="宋体"/>
-                <w:sz w:val="16"/>
-                <w:szCs w:val="16"/>
-              </w:rPr>
-            </w:pPr>
-            <w:r>
-              <w:rPr>
-                <w:rFonts w:hint="eastAsia" w:ascii="宋体" w:hAnsi="宋体" w:cs="宋体"/>
-                <w:sz w:val="16"/>
-                <w:szCs w:val="16"/>
-                <w:lang w:val="en-US" w:eastAsia="zh-CN"/>
-              </w:rPr>
-              <w:t>20</w:t>
-            </w:r>
-            <w:r>
-              <w:rPr>
-                <w:rFonts w:hint="eastAsia" w:ascii="宋体" w:hAnsi="宋体" w:cs="宋体"/>
-                <w:sz w:val="16"/>
-                <w:szCs w:val="16"/>
-                <w:lang w:eastAsia="zh-CN"/>
-              </w:rPr>
-              <w:t>26年3月</w:t>
-            </w:r>
-          </w:p>
-        </w:tc>
-      </w:tr>
-      <w:tr>
-        <w:tblPrEx>
-          <w:tblBorders>
-            <w:top w:val="none" w:color="auto" w:sz="0" w:space="0"/>
-            <w:left w:val="none" w:color="auto" w:sz="0" w:space="0"/>
-            <w:bottom w:val="none" w:color="auto" w:sz="0" w:space="0"/>
-            <w:right w:val="none" w:color="auto" w:sz="0" w:space="0"/>
-            <w:insideH w:val="none" w:color="auto" w:sz="0" w:space="0"/>
-            <w:insideV w:val="none" w:color="auto" w:sz="0" w:space="0"/>
-          </w:tblBorders>
-          <w:tblCellMar>
-            <w:top w:w="0" w:type="dxa"/>
-            <w:left w:w="108" w:type="dxa"/>
-            <w:bottom w:w="0" w:type="dxa"/>
-            <w:right w:w="108" w:type="dxa"/>
-          </w:tblCellMar>
-        </w:tblPrEx>
-        <w:trPr>
-          <w:trHeight w:val="384" w:hRule="atLeast"/>
-          <w:jc w:val="center"/>
-        </w:trPr>
-        <w:tc>
-          <w:tcPr>
-            <w:tcW w:w="661" w:type="dxa"/>
-            <w:tcBorders>
-              <w:top w:val="single" w:color="000000" w:sz="4" w:space="0"/>
-              <w:left w:val="single" w:color="000000" w:sz="4" w:space="0"/>
-              <w:bottom w:val="single" w:color="000000" w:sz="4" w:space="0"/>
-              <w:right w:val="single" w:color="000000" w:sz="4" w:space="0"/>
-            </w:tcBorders>
-            <w:vAlign w:val="center"/>
-          </w:tcPr>
-          <w:p>
-            <w:pPr>
-              <w:numPr>
-                <w:ilvl w:val="0"/>
-                <w:numId w:val="2"/>
-              </w:numPr>
-              <w:textAlignment w:val="center"/>
-              <w:rPr>
-                <w:rFonts w:hint="eastAsia" w:ascii="宋体" w:hAnsi="宋体" w:cs="宋体"/>
-                <w:sz w:val="16"/>
-                <w:szCs w:val="16"/>
-                <w:lang w:eastAsia="zh-CN"/>
-              </w:rPr>
-            </w:pPr>
-          </w:p>
-        </w:tc>
-        <w:tc>
-          <w:tcPr>
-            <w:tcW w:w="2100" w:type="dxa"/>
-            <w:tcBorders>
-              <w:top w:val="single" w:color="000000" w:sz="4" w:space="0"/>
-              <w:left w:val="single" w:color="000000" w:sz="4" w:space="0"/>
-              <w:bottom w:val="single" w:color="000000" w:sz="4" w:space="0"/>
-              <w:right w:val="single" w:color="000000" w:sz="4" w:space="0"/>
-            </w:tcBorders>
-            <w:vAlign w:val="center"/>
-          </w:tcPr>
-          <w:p>
-            <w:pPr>
-              <w:textAlignment w:val="center"/>
-              <w:rPr>
-                <w:rFonts w:hint="eastAsia" w:ascii="宋体" w:hAnsi="宋体" w:cs="宋体"/>
-                <w:sz w:val="16"/>
-                <w:szCs w:val="16"/>
-              </w:rPr>
-            </w:pPr>
-            <w:r>
-              <w:rPr>
-                <w:rFonts w:hint="eastAsia" w:ascii="宋体" w:hAnsi="宋体" w:cs="宋体"/>
-                <w:sz w:val="16"/>
-                <w:szCs w:val="16"/>
-                <w:lang w:eastAsia="zh-CN"/>
-              </w:rPr>
-              <w:t>产品测试用例编写</w:t>
-            </w:r>
-          </w:p>
-        </w:tc>
-        <w:tc>
-          <w:tcPr>
-            <w:tcW w:w="1850" w:type="dxa"/>
-            <w:tcBorders>
-              <w:top w:val="single" w:color="000000" w:sz="4" w:space="0"/>
-              <w:left w:val="single" w:color="000000" w:sz="4" w:space="0"/>
-              <w:bottom w:val="single" w:color="000000" w:sz="4" w:space="0"/>
-              <w:right w:val="single" w:color="000000" w:sz="4" w:space="0"/>
-            </w:tcBorders>
-            <w:vAlign w:val="center"/>
-          </w:tcPr>
-          <w:p>
-            <w:pPr>
-              <w:textAlignment w:val="center"/>
-              <w:rPr>
-                <w:rFonts w:hint="eastAsia" w:ascii="宋体" w:hAnsi="宋体" w:cs="宋体"/>
-                <w:sz w:val="16"/>
-                <w:szCs w:val="16"/>
-              </w:rPr>
-            </w:pPr>
-            <w:r>
-              <w:rPr>
-                <w:rFonts w:hint="eastAsia" w:ascii="宋体" w:hAnsi="宋体" w:cs="宋体"/>
-                <w:sz w:val="16"/>
-                <w:szCs w:val="16"/>
-                <w:lang w:eastAsia="zh-CN"/>
-              </w:rPr>
-              <w:t>交付部、研发部</w:t>
-            </w:r>
-          </w:p>
-        </w:tc>
-        <w:tc>
-          <w:tcPr>
-            <w:tcW w:w="750" w:type="dxa"/>
-            <w:tcBorders>
-              <w:top w:val="single" w:color="000000" w:sz="4" w:space="0"/>
-              <w:left w:val="single" w:color="000000" w:sz="4" w:space="0"/>
-              <w:bottom w:val="single" w:color="000000" w:sz="4" w:space="0"/>
-              <w:right w:val="single" w:color="000000" w:sz="4" w:space="0"/>
-            </w:tcBorders>
-            <w:vAlign w:val="center"/>
-          </w:tcPr>
-          <w:p>
-            <w:pPr>
-              <w:jc w:val="both"/>
-              <w:textAlignment w:val="center"/>
-              <w:rPr>
-                <w:rFonts w:hint="eastAsia" w:ascii="宋体" w:hAnsi="宋体" w:cs="宋体"/>
-                <w:sz w:val="16"/>
-                <w:szCs w:val="16"/>
-              </w:rPr>
-            </w:pPr>
-            <w:r>
-              <w:rPr>
-                <w:rFonts w:hint="eastAsia" w:ascii="宋体" w:hAnsi="宋体" w:cs="宋体"/>
-                <w:sz w:val="16"/>
-                <w:szCs w:val="16"/>
-                <w:lang w:val="en-US" w:eastAsia="zh-CN"/>
-              </w:rPr>
-              <w:t>王潇</w:t>
-            </w:r>
-          </w:p>
-        </w:tc>
-        <w:tc>
-          <w:tcPr>
-            <w:tcW w:w="1189" w:type="dxa"/>
-            <w:tcBorders>
-              <w:top w:val="single" w:color="000000" w:sz="4" w:space="0"/>
-              <w:left w:val="single" w:color="000000" w:sz="4" w:space="0"/>
-              <w:bottom w:val="single" w:color="000000" w:sz="4" w:space="0"/>
-              <w:right w:val="single" w:color="000000" w:sz="4" w:space="0"/>
-            </w:tcBorders>
-            <w:vAlign w:val="center"/>
-          </w:tcPr>
-          <w:p>
-            <w:pPr>
+              <w:keepNext w:val="0"/>
+              <w:keepLines w:val="0"/>
+              <w:pageBreakBefore w:val="0"/>
+              <w:widowControl w:val="0"/>
+              <w:wordWrap/>
+              <w:overflowPunct/>
+              <w:bidi w:val="0"/>
               <w:jc w:val="both"/>
               <w:textAlignment w:val="center"/>
               <w:rPr>
@@ -9177,10 +11175,17 @@
           </w:tcPr>
           <w:p>
             <w:pPr>
+              <w:keepNext w:val="0"/>
+              <w:keepLines w:val="0"/>
+              <w:pageBreakBefore w:val="0"/>
+              <w:widowControl w:val="0"/>
               <w:numPr>
                 <w:ilvl w:val="0"/>
                 <w:numId w:val="2"/>
               </w:numPr>
+              <w:wordWrap/>
+              <w:overflowPunct/>
+              <w:bidi w:val="0"/>
               <w:textAlignment w:val="center"/>
               <w:rPr>
                 <w:rFonts w:hint="eastAsia" w:ascii="宋体" w:hAnsi="宋体" w:cs="宋体"/>
@@ -9204,21 +11209,29 @@
           </w:tcPr>
           <w:p>
             <w:pPr>
-              <w:textAlignment w:val="center"/>
-              <w:rPr>
-                <w:rFonts w:hint="eastAsia" w:ascii="宋体" w:hAnsi="宋体" w:cs="宋体"/>
-                <w:sz w:val="16"/>
-                <w:szCs w:val="16"/>
-              </w:rPr>
-            </w:pPr>
-            <w:r>
-              <w:rPr>
-                <w:rFonts w:hint="eastAsia" w:ascii="宋体" w:hAnsi="宋体" w:cs="宋体"/>
-                <w:sz w:val="16"/>
-                <w:szCs w:val="16"/>
-                <w:lang w:eastAsia="zh-CN"/>
-              </w:rPr>
-              <w:t>运维服务服务知识</w:t>
+              <w:keepNext w:val="0"/>
+              <w:keepLines w:val="0"/>
+              <w:pageBreakBefore w:val="0"/>
+              <w:widowControl w:val="0"/>
+              <w:wordWrap/>
+              <w:overflowPunct/>
+              <w:bidi w:val="0"/>
+              <w:textAlignment w:val="center"/>
+              <w:rPr>
+                <w:rFonts w:hint="default" w:ascii="宋体" w:hAnsi="宋体" w:cs="宋体"/>
+                <w:sz w:val="16"/>
+                <w:szCs w:val="16"/>
+                <w:lang w:val="en-US" w:eastAsia="zh-CN"/>
+              </w:rPr>
+            </w:pPr>
+            <w:r>
+              <w:rPr>
+                <w:rFonts w:hint="eastAsia" w:ascii="宋体" w:hAnsi="宋体" w:cs="宋体"/>
+                <w:sz w:val="16"/>
+                <w:szCs w:val="16"/>
+                <w:lang w:val="en-US" w:eastAsia="zh-CN"/>
+              </w:rPr>
+              <w:t>服务台管理制度培训</w:t>
             </w:r>
           </w:p>
         </w:tc>
@@ -9235,21 +11248,29 @@
           </w:tcPr>
           <w:p>
             <w:pPr>
-              <w:textAlignment w:val="center"/>
-              <w:rPr>
-                <w:rFonts w:hint="eastAsia" w:ascii="宋体" w:hAnsi="宋体" w:cs="宋体"/>
-                <w:sz w:val="16"/>
-                <w:szCs w:val="16"/>
-              </w:rPr>
-            </w:pPr>
-            <w:r>
-              <w:rPr>
-                <w:rFonts w:hint="eastAsia" w:ascii="宋体" w:hAnsi="宋体" w:cs="宋体"/>
-                <w:sz w:val="16"/>
-                <w:szCs w:val="16"/>
-                <w:lang w:eastAsia="zh-CN"/>
-              </w:rPr>
-              <w:t>全体运维人员</w:t>
+              <w:keepNext w:val="0"/>
+              <w:keepLines w:val="0"/>
+              <w:pageBreakBefore w:val="0"/>
+              <w:widowControl w:val="0"/>
+              <w:wordWrap/>
+              <w:overflowPunct/>
+              <w:bidi w:val="0"/>
+              <w:textAlignment w:val="center"/>
+              <w:rPr>
+                <w:rFonts w:hint="eastAsia" w:ascii="宋体" w:hAnsi="宋体" w:cs="宋体"/>
+                <w:sz w:val="16"/>
+                <w:szCs w:val="16"/>
+                <w:lang w:eastAsia="zh-CN"/>
+              </w:rPr>
+            </w:pPr>
+            <w:r>
+              <w:rPr>
+                <w:rFonts w:hint="eastAsia" w:ascii="宋体" w:hAnsi="宋体" w:cs="宋体"/>
+                <w:sz w:val="16"/>
+                <w:szCs w:val="16"/>
+                <w:lang w:eastAsia="zh-CN"/>
+              </w:rPr>
+              <w:t>服务台全员</w:t>
             </w:r>
           </w:p>
         </w:tc>
@@ -9266,12 +11287,20 @@
           </w:tcPr>
           <w:p>
             <w:pPr>
+              <w:keepNext w:val="0"/>
+              <w:keepLines w:val="0"/>
+              <w:pageBreakBefore w:val="0"/>
+              <w:widowControl w:val="0"/>
+              <w:wordWrap/>
+              <w:overflowPunct/>
+              <w:bidi w:val="0"/>
               <w:jc w:val="both"/>
               <w:textAlignment w:val="center"/>
               <w:rPr>
                 <w:rFonts w:hint="eastAsia" w:ascii="宋体" w:hAnsi="宋体" w:cs="宋体"/>
                 <w:sz w:val="16"/>
                 <w:szCs w:val="16"/>
+                <w:lang w:eastAsia="zh-CN"/>
               </w:rPr>
             </w:pPr>
             <w:r>
@@ -9298,12 +11327,20 @@
           </w:tcPr>
           <w:p>
             <w:pPr>
+              <w:keepNext w:val="0"/>
+              <w:keepLines w:val="0"/>
+              <w:pageBreakBefore w:val="0"/>
+              <w:widowControl w:val="0"/>
+              <w:wordWrap/>
+              <w:overflowPunct/>
+              <w:bidi w:val="0"/>
               <w:jc w:val="both"/>
               <w:textAlignment w:val="center"/>
               <w:rPr>
                 <w:rFonts w:hint="eastAsia" w:ascii="宋体" w:hAnsi="宋体" w:cs="宋体"/>
                 <w:sz w:val="16"/>
                 <w:szCs w:val="16"/>
+                <w:lang w:eastAsia="zh-CN"/>
               </w:rPr>
             </w:pPr>
             <w:r>
@@ -9361,10 +11398,17 @@
           </w:tcPr>
           <w:p>
             <w:pPr>
+              <w:keepNext w:val="0"/>
+              <w:keepLines w:val="0"/>
+              <w:pageBreakBefore w:val="0"/>
+              <w:widowControl w:val="0"/>
               <w:numPr>
                 <w:ilvl w:val="0"/>
                 <w:numId w:val="2"/>
               </w:numPr>
+              <w:wordWrap/>
+              <w:overflowPunct/>
+              <w:bidi w:val="0"/>
               <w:textAlignment w:val="center"/>
               <w:rPr>
                 <w:rFonts w:hint="eastAsia" w:ascii="宋体" w:hAnsi="宋体" w:cs="宋体"/>
@@ -9388,194 +11432,13 @@
           </w:tcPr>
           <w:p>
             <w:pPr>
-              <w:textAlignment w:val="center"/>
-              <w:rPr>
-                <w:rFonts w:hint="eastAsia" w:ascii="宋体" w:hAnsi="宋体" w:cs="宋体"/>
-                <w:sz w:val="16"/>
-                <w:szCs w:val="16"/>
-                <w:lang w:eastAsia="zh-CN"/>
-              </w:rPr>
-            </w:pPr>
-            <w:r>
-              <w:rPr>
-                <w:rFonts w:hint="eastAsia" w:ascii="宋体" w:hAnsi="宋体" w:cs="宋体"/>
-                <w:sz w:val="16"/>
-                <w:szCs w:val="16"/>
-                <w:lang w:eastAsia="zh-CN"/>
-              </w:rPr>
-              <w:t>服务台人员操作流程</w:t>
-            </w:r>
-          </w:p>
-        </w:tc>
-        <w:tc>
-          <w:tcPr>
-            <w:tcW w:w="1850" w:type="dxa"/>
-            <w:tcBorders>
-              <w:top w:val="single" w:color="000000" w:sz="4" w:space="0"/>
-              <w:left w:val="single" w:color="000000" w:sz="4" w:space="0"/>
-              <w:bottom w:val="single" w:color="000000" w:sz="4" w:space="0"/>
-              <w:right w:val="single" w:color="000000" w:sz="4" w:space="0"/>
-            </w:tcBorders>
-            <w:vAlign w:val="center"/>
-          </w:tcPr>
-          <w:p>
-            <w:pPr>
-              <w:textAlignment w:val="center"/>
-              <w:rPr>
-                <w:rFonts w:hint="eastAsia" w:ascii="宋体" w:hAnsi="宋体" w:cs="宋体"/>
-                <w:sz w:val="16"/>
-                <w:szCs w:val="16"/>
-                <w:lang w:eastAsia="zh-CN"/>
-              </w:rPr>
-            </w:pPr>
-            <w:r>
-              <w:rPr>
-                <w:rFonts w:hint="eastAsia" w:ascii="宋体" w:hAnsi="宋体" w:cs="宋体"/>
-                <w:sz w:val="16"/>
-                <w:szCs w:val="16"/>
-                <w:lang w:eastAsia="zh-CN"/>
-              </w:rPr>
-              <w:t>服务台全员</w:t>
-            </w:r>
-          </w:p>
-        </w:tc>
-        <w:tc>
-          <w:tcPr>
-            <w:tcW w:w="750" w:type="dxa"/>
-            <w:tcBorders>
-              <w:top w:val="single" w:color="000000" w:sz="4" w:space="0"/>
-              <w:left w:val="single" w:color="000000" w:sz="4" w:space="0"/>
-              <w:bottom w:val="single" w:color="000000" w:sz="4" w:space="0"/>
-              <w:right w:val="single" w:color="000000" w:sz="4" w:space="0"/>
-            </w:tcBorders>
-            <w:vAlign w:val="center"/>
-          </w:tcPr>
-          <w:p>
-            <w:pPr>
-              <w:jc w:val="both"/>
-              <w:textAlignment w:val="center"/>
-              <w:rPr>
-                <w:rFonts w:hint="eastAsia" w:ascii="宋体" w:hAnsi="宋体" w:cs="宋体"/>
-                <w:sz w:val="16"/>
-                <w:szCs w:val="16"/>
-                <w:lang w:eastAsia="zh-CN"/>
-              </w:rPr>
-            </w:pPr>
-            <w:r>
-              <w:rPr>
-                <w:rFonts w:hint="eastAsia" w:ascii="宋体" w:hAnsi="宋体" w:cs="宋体"/>
-                <w:sz w:val="16"/>
-                <w:szCs w:val="16"/>
-                <w:lang w:val="en-US" w:eastAsia="zh-CN"/>
-              </w:rPr>
-              <w:t>王潇</w:t>
-            </w:r>
-          </w:p>
-        </w:tc>
-        <w:tc>
-          <w:tcPr>
-            <w:tcW w:w="1189" w:type="dxa"/>
-            <w:tcBorders>
-              <w:top w:val="single" w:color="000000" w:sz="4" w:space="0"/>
-              <w:left w:val="single" w:color="000000" w:sz="4" w:space="0"/>
-              <w:bottom w:val="single" w:color="000000" w:sz="4" w:space="0"/>
-              <w:right w:val="single" w:color="000000" w:sz="4" w:space="0"/>
-            </w:tcBorders>
-            <w:vAlign w:val="center"/>
-          </w:tcPr>
-          <w:p>
-            <w:pPr>
-              <w:jc w:val="both"/>
-              <w:textAlignment w:val="center"/>
-              <w:rPr>
-                <w:rFonts w:hint="eastAsia" w:ascii="宋体" w:hAnsi="宋体" w:cs="宋体"/>
-                <w:sz w:val="16"/>
-                <w:szCs w:val="16"/>
-                <w:lang w:eastAsia="zh-CN"/>
-              </w:rPr>
-            </w:pPr>
-            <w:r>
-              <w:rPr>
-                <w:rFonts w:hint="eastAsia" w:ascii="宋体" w:hAnsi="宋体" w:cs="宋体"/>
-                <w:sz w:val="16"/>
-                <w:szCs w:val="16"/>
-                <w:lang w:val="en-US" w:eastAsia="zh-CN"/>
-              </w:rPr>
-              <w:t>20</w:t>
-            </w:r>
-            <w:r>
-              <w:rPr>
-                <w:rFonts w:hint="eastAsia" w:ascii="宋体" w:hAnsi="宋体" w:cs="宋体"/>
-                <w:sz w:val="16"/>
-                <w:szCs w:val="16"/>
-                <w:lang w:eastAsia="zh-CN"/>
-              </w:rPr>
-              <w:t>26年3月</w:t>
-            </w:r>
-          </w:p>
-        </w:tc>
-      </w:tr>
-      <w:tr>
-        <w:tblPrEx>
-          <w:tblBorders>
-            <w:top w:val="none" w:color="auto" w:sz="0" w:space="0"/>
-            <w:left w:val="none" w:color="auto" w:sz="0" w:space="0"/>
-            <w:bottom w:val="none" w:color="auto" w:sz="0" w:space="0"/>
-            <w:right w:val="none" w:color="auto" w:sz="0" w:space="0"/>
-            <w:insideH w:val="none" w:color="auto" w:sz="0" w:space="0"/>
-            <w:insideV w:val="none" w:color="auto" w:sz="0" w:space="0"/>
-          </w:tblBorders>
-          <w:tblCellMar>
-            <w:top w:w="0" w:type="dxa"/>
-            <w:left w:w="108" w:type="dxa"/>
-            <w:bottom w:w="0" w:type="dxa"/>
-            <w:right w:w="108" w:type="dxa"/>
-          </w:tblCellMar>
-        </w:tblPrEx>
-        <w:trPr>
-          <w:trHeight w:val="576" w:hRule="atLeast"/>
-          <w:jc w:val="center"/>
-        </w:trPr>
-        <w:tc>
-          <w:tcPr>
-            <w:tcW w:w="661" w:type="dxa"/>
-            <w:tcBorders>
-              <w:top w:val="single" w:color="000000" w:sz="4" w:space="0"/>
-              <w:left w:val="single" w:color="000000" w:sz="4" w:space="0"/>
-              <w:bottom w:val="single" w:color="000000" w:sz="4" w:space="0"/>
-              <w:right w:val="single" w:color="000000" w:sz="4" w:space="0"/>
-            </w:tcBorders>
-            <w:vAlign w:val="center"/>
-          </w:tcPr>
-          <w:p>
-            <w:pPr>
-              <w:numPr>
-                <w:ilvl w:val="0"/>
-                <w:numId w:val="2"/>
-              </w:numPr>
-              <w:textAlignment w:val="center"/>
-              <w:rPr>
-                <w:rFonts w:hint="eastAsia" w:ascii="宋体" w:hAnsi="宋体" w:cs="宋体"/>
-                <w:sz w:val="16"/>
-                <w:szCs w:val="16"/>
-                <w:lang w:eastAsia="zh-CN"/>
-              </w:rPr>
-            </w:pPr>
-          </w:p>
-        </w:tc>
-        <w:tc>
-          <w:tcPr>
-            <w:tcW w:w="2100" w:type="dxa"/>
-            <w:tcBorders>
-              <w:top w:val="single" w:color="000000" w:sz="4" w:space="0"/>
-              <w:left w:val="single" w:color="000000" w:sz="4" w:space="0"/>
-              <w:bottom w:val="single" w:color="000000" w:sz="4" w:space="0"/>
-              <w:right w:val="single" w:color="000000" w:sz="4" w:space="0"/>
-            </w:tcBorders>
-            <w:vAlign w:val="center"/>
-          </w:tcPr>
-          <w:p>
-            <w:pPr>
+              <w:keepNext w:val="0"/>
+              <w:keepLines w:val="0"/>
+              <w:pageBreakBefore w:val="0"/>
+              <w:widowControl w:val="0"/>
+              <w:wordWrap/>
+              <w:overflowPunct/>
+              <w:bidi w:val="0"/>
               <w:textAlignment w:val="center"/>
               <w:rPr>
                 <w:rFonts w:hint="eastAsia" w:ascii="宋体" w:hAnsi="宋体" w:cs="宋体"/>
@@ -9616,6 +11479,13 @@
           </w:tcPr>
           <w:p>
             <w:pPr>
+              <w:keepNext w:val="0"/>
+              <w:keepLines w:val="0"/>
+              <w:pageBreakBefore w:val="0"/>
+              <w:widowControl w:val="0"/>
+              <w:wordWrap/>
+              <w:overflowPunct/>
+              <w:bidi w:val="0"/>
               <w:textAlignment w:val="center"/>
               <w:rPr>
                 <w:rFonts w:hint="eastAsia" w:ascii="宋体" w:hAnsi="宋体" w:cs="宋体"/>
@@ -9648,6 +11518,13 @@
           </w:tcPr>
           <w:p>
             <w:pPr>
+              <w:keepNext w:val="0"/>
+              <w:keepLines w:val="0"/>
+              <w:pageBreakBefore w:val="0"/>
+              <w:widowControl w:val="0"/>
+              <w:wordWrap/>
+              <w:overflowPunct/>
+              <w:bidi w:val="0"/>
               <w:jc w:val="both"/>
               <w:textAlignment w:val="center"/>
               <w:rPr>
@@ -9681,6 +11558,13 @@
           </w:tcPr>
           <w:p>
             <w:pPr>
+              <w:keepNext w:val="0"/>
+              <w:keepLines w:val="0"/>
+              <w:pageBreakBefore w:val="0"/>
+              <w:widowControl w:val="0"/>
+              <w:wordWrap/>
+              <w:overflowPunct/>
+              <w:bidi w:val="0"/>
               <w:jc w:val="both"/>
               <w:textAlignment w:val="center"/>
               <w:rPr>
@@ -9745,10 +11629,17 @@
           </w:tcPr>
           <w:p>
             <w:pPr>
+              <w:keepNext w:val="0"/>
+              <w:keepLines w:val="0"/>
+              <w:pageBreakBefore w:val="0"/>
+              <w:widowControl w:val="0"/>
               <w:numPr>
                 <w:ilvl w:val="0"/>
                 <w:numId w:val="2"/>
               </w:numPr>
+              <w:wordWrap/>
+              <w:overflowPunct/>
+              <w:bidi w:val="0"/>
               <w:textAlignment w:val="center"/>
               <w:rPr>
                 <w:rFonts w:hint="eastAsia" w:ascii="宋体" w:hAnsi="宋体" w:cs="宋体"/>
@@ -9772,22 +11663,29 @@
           </w:tcPr>
           <w:p>
             <w:pPr>
-              <w:textAlignment w:val="center"/>
-              <w:rPr>
-                <w:rFonts w:hint="eastAsia" w:ascii="宋体" w:hAnsi="宋体" w:cs="宋体"/>
-                <w:sz w:val="16"/>
-                <w:szCs w:val="16"/>
-                <w:lang w:eastAsia="zh-CN"/>
-              </w:rPr>
-            </w:pPr>
-            <w:r>
-              <w:rPr>
-                <w:rFonts w:hint="eastAsia" w:ascii="宋体" w:hAnsi="宋体" w:cs="宋体"/>
-                <w:sz w:val="16"/>
-                <w:szCs w:val="16"/>
-                <w:lang w:eastAsia="zh-CN"/>
-              </w:rPr>
-              <w:t>Antd</w:t>
+              <w:keepNext w:val="0"/>
+              <w:keepLines w:val="0"/>
+              <w:pageBreakBefore w:val="0"/>
+              <w:widowControl w:val="0"/>
+              <w:wordWrap/>
+              <w:overflowPunct/>
+              <w:bidi w:val="0"/>
+              <w:textAlignment w:val="center"/>
+              <w:rPr>
+                <w:rFonts w:hint="eastAsia" w:ascii="宋体" w:hAnsi="宋体" w:cs="宋体"/>
+                <w:sz w:val="16"/>
+                <w:szCs w:val="16"/>
+                <w:lang w:eastAsia="zh-CN"/>
+              </w:rPr>
+            </w:pPr>
+            <w:r>
+              <w:rPr>
+                <w:rFonts w:hint="eastAsia" w:ascii="宋体" w:hAnsi="宋体" w:cs="宋体"/>
+                <w:sz w:val="16"/>
+                <w:szCs w:val="16"/>
+                <w:lang w:val="en-US" w:eastAsia="zh-CN"/>
+              </w:rPr>
+              <w:t>Vue</w:t>
             </w:r>
             <w:r>
               <w:rPr>
@@ -9812,6 +11710,13 @@
           </w:tcPr>
           <w:p>
             <w:pPr>
+              <w:keepNext w:val="0"/>
+              <w:keepLines w:val="0"/>
+              <w:pageBreakBefore w:val="0"/>
+              <w:widowControl w:val="0"/>
+              <w:wordWrap/>
+              <w:overflowPunct/>
+              <w:bidi w:val="0"/>
               <w:textAlignment w:val="center"/>
               <w:rPr>
                 <w:rFonts w:hint="eastAsia" w:ascii="宋体" w:hAnsi="宋体" w:cs="宋体"/>
@@ -9844,6 +11749,13 @@
           </w:tcPr>
           <w:p>
             <w:pPr>
+              <w:keepNext w:val="0"/>
+              <w:keepLines w:val="0"/>
+              <w:pageBreakBefore w:val="0"/>
+              <w:widowControl w:val="0"/>
+              <w:wordWrap/>
+              <w:overflowPunct/>
+              <w:bidi w:val="0"/>
               <w:jc w:val="both"/>
               <w:textAlignment w:val="center"/>
               <w:rPr>
@@ -9877,6 +11789,13 @@
           </w:tcPr>
           <w:p>
             <w:pPr>
+              <w:keepNext w:val="0"/>
+              <w:keepLines w:val="0"/>
+              <w:pageBreakBefore w:val="0"/>
+              <w:widowControl w:val="0"/>
+              <w:wordWrap/>
+              <w:overflowPunct/>
+              <w:bidi w:val="0"/>
               <w:jc w:val="both"/>
               <w:textAlignment w:val="center"/>
               <w:rPr>
@@ -9941,10 +11860,17 @@
           </w:tcPr>
           <w:p>
             <w:pPr>
+              <w:keepNext w:val="0"/>
+              <w:keepLines w:val="0"/>
+              <w:pageBreakBefore w:val="0"/>
+              <w:widowControl w:val="0"/>
               <w:numPr>
                 <w:ilvl w:val="0"/>
                 <w:numId w:val="2"/>
               </w:numPr>
+              <w:wordWrap/>
+              <w:overflowPunct/>
+              <w:bidi w:val="0"/>
               <w:textAlignment w:val="center"/>
               <w:rPr>
                 <w:rFonts w:hint="eastAsia" w:ascii="宋体" w:hAnsi="宋体" w:cs="宋体"/>
@@ -9968,22 +11894,38 @@
           </w:tcPr>
           <w:p>
             <w:pPr>
-              <w:textAlignment w:val="center"/>
-              <w:rPr>
-                <w:rFonts w:hint="eastAsia" w:ascii="宋体" w:hAnsi="宋体" w:cs="宋体"/>
-                <w:sz w:val="16"/>
-                <w:szCs w:val="16"/>
-                <w:lang w:eastAsia="zh-CN"/>
-              </w:rPr>
-            </w:pPr>
-            <w:r>
-              <w:rPr>
-                <w:rFonts w:hint="eastAsia" w:ascii="宋体" w:hAnsi="宋体" w:cs="宋体"/>
-                <w:sz w:val="16"/>
-                <w:szCs w:val="16"/>
-                <w:lang w:eastAsia="zh-CN"/>
-              </w:rPr>
-              <w:t>入职培训（包括制度与企业文化</w:t>
+              <w:keepNext w:val="0"/>
+              <w:keepLines w:val="0"/>
+              <w:pageBreakBefore w:val="0"/>
+              <w:widowControl w:val="0"/>
+              <w:wordWrap/>
+              <w:overflowPunct/>
+              <w:bidi w:val="0"/>
+              <w:textAlignment w:val="center"/>
+              <w:rPr>
+                <w:rFonts w:hint="eastAsia" w:ascii="宋体" w:hAnsi="宋体" w:cs="宋体"/>
+                <w:sz w:val="16"/>
+                <w:szCs w:val="16"/>
+                <w:lang w:eastAsia="zh-CN"/>
+              </w:rPr>
+            </w:pPr>
+            <w:r>
+              <w:rPr>
+                <w:rFonts w:hint="eastAsia" w:ascii="宋体" w:hAnsi="宋体" w:cs="宋体"/>
+                <w:sz w:val="16"/>
+                <w:szCs w:val="16"/>
+                <w:lang w:val="en-US" w:eastAsia="zh-CN"/>
+              </w:rPr>
+              <w:t>新员工</w:t>
+            </w:r>
+            <w:r>
+              <w:rPr>
+                <w:rFonts w:hint="eastAsia" w:ascii="宋体" w:hAnsi="宋体" w:cs="宋体"/>
+                <w:sz w:val="16"/>
+                <w:szCs w:val="16"/>
+                <w:lang w:eastAsia="zh-CN"/>
+              </w:rPr>
+              <w:t>入职培训</w:t>
             </w:r>
           </w:p>
         </w:tc>
@@ -10000,6 +11942,13 @@
           </w:tcPr>
           <w:p>
             <w:pPr>
+              <w:keepNext w:val="0"/>
+              <w:keepLines w:val="0"/>
+              <w:pageBreakBefore w:val="0"/>
+              <w:widowControl w:val="0"/>
+              <w:wordWrap/>
+              <w:overflowPunct/>
+              <w:bidi w:val="0"/>
               <w:textAlignment w:val="center"/>
               <w:rPr>
                 <w:rFonts w:hint="eastAsia" w:ascii="宋体" w:hAnsi="宋体" w:cs="宋体"/>
@@ -10032,6 +11981,13 @@
           </w:tcPr>
           <w:p>
             <w:pPr>
+              <w:keepNext w:val="0"/>
+              <w:keepLines w:val="0"/>
+              <w:pageBreakBefore w:val="0"/>
+              <w:widowControl w:val="0"/>
+              <w:wordWrap/>
+              <w:overflowPunct/>
+              <w:bidi w:val="0"/>
               <w:jc w:val="both"/>
               <w:textAlignment w:val="center"/>
               <w:rPr>
@@ -10065,6 +12021,13 @@
           </w:tcPr>
           <w:p>
             <w:pPr>
+              <w:keepNext w:val="0"/>
+              <w:keepLines w:val="0"/>
+              <w:pageBreakBefore w:val="0"/>
+              <w:widowControl w:val="0"/>
+              <w:wordWrap/>
+              <w:overflowPunct/>
+              <w:bidi w:val="0"/>
               <w:jc w:val="both"/>
               <w:textAlignment w:val="center"/>
               <w:rPr>
@@ -10129,10 +12092,17 @@
           </w:tcPr>
           <w:p>
             <w:pPr>
+              <w:keepNext w:val="0"/>
+              <w:keepLines w:val="0"/>
+              <w:pageBreakBefore w:val="0"/>
+              <w:widowControl w:val="0"/>
               <w:numPr>
                 <w:ilvl w:val="0"/>
                 <w:numId w:val="2"/>
               </w:numPr>
+              <w:wordWrap/>
+              <w:overflowPunct/>
+              <w:bidi w:val="0"/>
               <w:textAlignment w:val="center"/>
               <w:rPr>
                 <w:rFonts w:hint="eastAsia" w:ascii="宋体" w:hAnsi="宋体" w:cs="宋体"/>
@@ -10156,22 +12126,29 @@
           </w:tcPr>
           <w:p>
             <w:pPr>
-              <w:textAlignment w:val="center"/>
-              <w:rPr>
-                <w:rFonts w:hint="eastAsia" w:ascii="宋体" w:hAnsi="宋体" w:cs="宋体"/>
-                <w:sz w:val="16"/>
-                <w:szCs w:val="16"/>
-                <w:lang w:eastAsia="zh-CN"/>
-              </w:rPr>
-            </w:pPr>
-            <w:r>
-              <w:rPr>
-                <w:rFonts w:hint="eastAsia" w:ascii="宋体" w:hAnsi="宋体" w:cs="宋体"/>
-                <w:sz w:val="16"/>
-                <w:szCs w:val="16"/>
-                <w:lang w:eastAsia="zh-CN"/>
-              </w:rPr>
-              <w:t>公司产品培训</w:t>
+              <w:keepNext w:val="0"/>
+              <w:keepLines w:val="0"/>
+              <w:pageBreakBefore w:val="0"/>
+              <w:widowControl w:val="0"/>
+              <w:wordWrap/>
+              <w:overflowPunct/>
+              <w:bidi w:val="0"/>
+              <w:textAlignment w:val="center"/>
+              <w:rPr>
+                <w:rFonts w:hint="default" w:ascii="宋体" w:hAnsi="宋体" w:cs="宋体"/>
+                <w:sz w:val="16"/>
+                <w:szCs w:val="16"/>
+                <w:lang w:val="en-US" w:eastAsia="zh-CN"/>
+              </w:rPr>
+            </w:pPr>
+            <w:r>
+              <w:rPr>
+                <w:rFonts w:hint="eastAsia" w:ascii="宋体" w:hAnsi="宋体" w:cs="宋体"/>
+                <w:sz w:val="16"/>
+                <w:szCs w:val="16"/>
+                <w:lang w:eastAsia="zh-CN"/>
+              </w:rPr>
+              <w:t>公司核心产品介绍</w:t>
             </w:r>
           </w:p>
         </w:tc>
@@ -10188,6 +12165,13 @@
           </w:tcPr>
           <w:p>
             <w:pPr>
+              <w:keepNext w:val="0"/>
+              <w:keepLines w:val="0"/>
+              <w:pageBreakBefore w:val="0"/>
+              <w:widowControl w:val="0"/>
+              <w:wordWrap/>
+              <w:overflowPunct/>
+              <w:bidi w:val="0"/>
               <w:textAlignment w:val="center"/>
               <w:rPr>
                 <w:rFonts w:hint="eastAsia" w:ascii="宋体" w:hAnsi="宋体" w:cs="宋体"/>
@@ -10220,6 +12204,13 @@
           </w:tcPr>
           <w:p>
             <w:pPr>
+              <w:keepNext w:val="0"/>
+              <w:keepLines w:val="0"/>
+              <w:pageBreakBefore w:val="0"/>
+              <w:widowControl w:val="0"/>
+              <w:wordWrap/>
+              <w:overflowPunct/>
+              <w:bidi w:val="0"/>
               <w:jc w:val="both"/>
               <w:textAlignment w:val="center"/>
               <w:rPr>
@@ -10253,6 +12244,13 @@
           </w:tcPr>
           <w:p>
             <w:pPr>
+              <w:keepNext w:val="0"/>
+              <w:keepLines w:val="0"/>
+              <w:pageBreakBefore w:val="0"/>
+              <w:widowControl w:val="0"/>
+              <w:wordWrap/>
+              <w:overflowPunct/>
+              <w:bidi w:val="0"/>
               <w:jc w:val="both"/>
               <w:textAlignment w:val="center"/>
               <w:rPr>
@@ -10317,10 +12315,17 @@
           </w:tcPr>
           <w:p>
             <w:pPr>
+              <w:keepNext w:val="0"/>
+              <w:keepLines w:val="0"/>
+              <w:pageBreakBefore w:val="0"/>
+              <w:widowControl w:val="0"/>
               <w:numPr>
                 <w:ilvl w:val="0"/>
                 <w:numId w:val="2"/>
               </w:numPr>
+              <w:wordWrap/>
+              <w:overflowPunct/>
+              <w:bidi w:val="0"/>
               <w:textAlignment w:val="center"/>
               <w:rPr>
                 <w:rFonts w:hint="eastAsia" w:ascii="宋体" w:hAnsi="宋体" w:cs="宋体"/>
@@ -10344,6 +12349,13 @@
           </w:tcPr>
           <w:p>
             <w:pPr>
+              <w:keepNext w:val="0"/>
+              <w:keepLines w:val="0"/>
+              <w:pageBreakBefore w:val="0"/>
+              <w:widowControl w:val="0"/>
+              <w:wordWrap/>
+              <w:overflowPunct/>
+              <w:bidi w:val="0"/>
               <w:textAlignment w:val="center"/>
               <w:rPr>
                 <w:rFonts w:hint="eastAsia" w:ascii="宋体" w:hAnsi="宋体" w:cs="宋体"/>
@@ -10376,6 +12388,13 @@
           </w:tcPr>
           <w:p>
             <w:pPr>
+              <w:keepNext w:val="0"/>
+              <w:keepLines w:val="0"/>
+              <w:pageBreakBefore w:val="0"/>
+              <w:widowControl w:val="0"/>
+              <w:wordWrap/>
+              <w:overflowPunct/>
+              <w:bidi w:val="0"/>
               <w:textAlignment w:val="center"/>
               <w:rPr>
                 <w:rFonts w:hint="eastAsia" w:ascii="宋体" w:hAnsi="宋体" w:cs="宋体"/>
@@ -10408,6 +12427,13 @@
           </w:tcPr>
           <w:p>
             <w:pPr>
+              <w:keepNext w:val="0"/>
+              <w:keepLines w:val="0"/>
+              <w:pageBreakBefore w:val="0"/>
+              <w:widowControl w:val="0"/>
+              <w:wordWrap/>
+              <w:overflowPunct/>
+              <w:bidi w:val="0"/>
               <w:jc w:val="both"/>
               <w:textAlignment w:val="center"/>
               <w:rPr>
@@ -10441,6 +12467,13 @@
           </w:tcPr>
           <w:p>
             <w:pPr>
+              <w:keepNext w:val="0"/>
+              <w:keepLines w:val="0"/>
+              <w:pageBreakBefore w:val="0"/>
+              <w:widowControl w:val="0"/>
+              <w:wordWrap/>
+              <w:overflowPunct/>
+              <w:bidi w:val="0"/>
               <w:jc w:val="both"/>
               <w:textAlignment w:val="center"/>
               <w:rPr>
@@ -10475,6 +12508,13 @@
     <w:p>
       <w:pPr>
         <w:pStyle w:val="31"/>
+        <w:keepNext w:val="0"/>
+        <w:keepLines w:val="0"/>
+        <w:pageBreakBefore w:val="0"/>
+        <w:widowControl w:val="0"/>
+        <w:wordWrap/>
+        <w:overflowPunct/>
+        <w:bidi w:val="0"/>
         <w:rPr>
           <w:lang w:eastAsia="zh-CN"/>
         </w:rPr>
@@ -10496,6 +12536,13 @@
     <w:p>
       <w:pPr>
         <w:pStyle w:val="30"/>
+        <w:keepNext w:val="0"/>
+        <w:keepLines w:val="0"/>
+        <w:pageBreakBefore w:val="0"/>
+        <w:widowControl w:val="0"/>
+        <w:wordWrap/>
+        <w:overflowPunct/>
+        <w:bidi w:val="0"/>
         <w:ind w:firstLine="480"/>
       </w:pPr>
       <w:r>
@@ -10517,44 +12564,31 @@
         <w:t>研发部和交付部</w:t>
       </w:r>
       <w:r>
-        <w:t>人员定员和需求指标，需在202</w:t>
+        <w:t>人员定</w:t>
+      </w:r>
+      <w:r>
+        <w:rPr>
+          <w:rFonts w:hint="eastAsia" w:eastAsia="宋体"/>
+          <w:lang w:val="en-US" w:eastAsia="zh-CN"/>
+        </w:rPr>
+        <w:t>员和需求指标，需在2026年3月前全部招聘到位。每年度对人员招聘完成情况进行考核，要求招聘人员及时到岗率≥90%，计算方式为：年度招聘运维人员及时到岗总人数/年度招聘运维总人数*100%。招聘计划</w:t>
       </w:r>
       <w:r>
         <w:rPr>
           <w:rFonts w:hint="eastAsia"/>
         </w:rPr>
-        <w:t>6</w:t>
-      </w:r>
-      <w:r>
-        <w:t>年</w:t>
-      </w:r>
-      <w:r>
-        <w:rPr>
-          <w:rFonts w:hint="eastAsia"/>
-        </w:rPr>
-        <w:t>3</w:t>
-      </w:r>
-      <w:r>
-        <w:t>月</w:t>
-      </w:r>
-      <w:r>
-        <w:rPr>
-          <w:rFonts w:hint="eastAsia"/>
-        </w:rPr>
-        <w:t>前全部</w:t>
-      </w:r>
-      <w:r>
-        <w:t>招聘到位。</w:t>
-      </w:r>
-      <w:r>
-        <w:rPr>
-          <w:rFonts w:hint="eastAsia"/>
-        </w:rPr>
-        <w:t>招聘计划如表3-3所示。</w:t>
+        <w:t>如表3-3所示。</w:t>
       </w:r>
     </w:p>
     <w:p>
       <w:pPr>
+        <w:keepNext w:val="0"/>
+        <w:keepLines w:val="0"/>
+        <w:pageBreakBefore w:val="0"/>
+        <w:widowControl w:val="0"/>
+        <w:wordWrap/>
+        <w:overflowPunct/>
+        <w:bidi w:val="0"/>
         <w:rPr>
           <w:lang w:eastAsia="zh-CN"/>
         </w:rPr>
@@ -10570,6 +12604,13 @@
     <w:p>
       <w:pPr>
         <w:pStyle w:val="44"/>
+        <w:keepNext w:val="0"/>
+        <w:keepLines w:val="0"/>
+        <w:pageBreakBefore w:val="0"/>
+        <w:widowControl w:val="0"/>
+        <w:wordWrap/>
+        <w:overflowPunct/>
+        <w:bidi w:val="0"/>
         <w:jc w:val="center"/>
       </w:pPr>
       <w:r>
@@ -10727,6 +12768,13 @@
           </w:tcPr>
           <w:p>
             <w:pPr>
+              <w:keepNext w:val="0"/>
+              <w:keepLines w:val="0"/>
+              <w:pageBreakBefore w:val="0"/>
+              <w:widowControl w:val="0"/>
+              <w:wordWrap/>
+              <w:overflowPunct/>
+              <w:bidi w:val="0"/>
               <w:spacing w:before="182" w:line="229" w:lineRule="auto"/>
               <w:jc w:val="center"/>
               <w:rPr>
@@ -10754,6 +12802,13 @@
           </w:tcPr>
           <w:p>
             <w:pPr>
+              <w:keepNext w:val="0"/>
+              <w:keepLines w:val="0"/>
+              <w:pageBreakBefore w:val="0"/>
+              <w:widowControl w:val="0"/>
+              <w:wordWrap/>
+              <w:overflowPunct/>
+              <w:bidi w:val="0"/>
               <w:spacing w:before="183" w:line="228" w:lineRule="auto"/>
               <w:jc w:val="center"/>
               <w:rPr>
@@ -10780,6 +12835,13 @@
           </w:tcPr>
           <w:p>
             <w:pPr>
+              <w:keepNext w:val="0"/>
+              <w:keepLines w:val="0"/>
+              <w:pageBreakBefore w:val="0"/>
+              <w:widowControl w:val="0"/>
+              <w:wordWrap/>
+              <w:overflowPunct/>
+              <w:bidi w:val="0"/>
               <w:spacing w:before="183" w:line="228" w:lineRule="auto"/>
               <w:jc w:val="center"/>
               <w:rPr>
@@ -10807,6 +12869,13 @@
           </w:tcPr>
           <w:p>
             <w:pPr>
+              <w:keepNext w:val="0"/>
+              <w:keepLines w:val="0"/>
+              <w:pageBreakBefore w:val="0"/>
+              <w:widowControl w:val="0"/>
+              <w:wordWrap/>
+              <w:overflowPunct/>
+              <w:bidi w:val="0"/>
               <w:spacing w:before="182" w:line="227" w:lineRule="auto"/>
               <w:jc w:val="center"/>
               <w:rPr>
@@ -10833,6 +12902,13 @@
           </w:tcPr>
           <w:p>
             <w:pPr>
+              <w:keepNext w:val="0"/>
+              <w:keepLines w:val="0"/>
+              <w:pageBreakBefore w:val="0"/>
+              <w:widowControl w:val="0"/>
+              <w:wordWrap/>
+              <w:overflowPunct/>
+              <w:bidi w:val="0"/>
               <w:spacing w:before="182" w:line="229" w:lineRule="auto"/>
               <w:jc w:val="center"/>
               <w:rPr>
@@ -10860,6 +12936,13 @@
           </w:tcPr>
           <w:p>
             <w:pPr>
+              <w:keepNext w:val="0"/>
+              <w:keepLines w:val="0"/>
+              <w:pageBreakBefore w:val="0"/>
+              <w:widowControl w:val="0"/>
+              <w:wordWrap/>
+              <w:overflowPunct/>
+              <w:bidi w:val="0"/>
               <w:spacing w:before="183" w:line="228" w:lineRule="auto"/>
               <w:jc w:val="center"/>
               <w:rPr>
@@ -10907,10 +12990,17 @@
           </w:tcPr>
           <w:p>
             <w:pPr>
+              <w:keepNext w:val="0"/>
+              <w:keepLines w:val="0"/>
+              <w:pageBreakBefore w:val="0"/>
+              <w:widowControl w:val="0"/>
               <w:numPr>
                 <w:ilvl w:val="0"/>
                 <w:numId w:val="3"/>
               </w:numPr>
+              <w:wordWrap/>
+              <w:overflowPunct/>
+              <w:bidi w:val="0"/>
               <w:jc w:val="center"/>
             </w:pPr>
           </w:p>
@@ -10921,6 +13011,13 @@
           </w:tcPr>
           <w:p>
             <w:pPr>
+              <w:keepNext w:val="0"/>
+              <w:keepLines w:val="0"/>
+              <w:pageBreakBefore w:val="0"/>
+              <w:widowControl w:val="0"/>
+              <w:wordWrap/>
+              <w:overflowPunct/>
+              <w:bidi w:val="0"/>
               <w:jc w:val="center"/>
             </w:pPr>
             <w:r>
@@ -10934,6 +13031,13 @@
           </w:tcPr>
           <w:p>
             <w:pPr>
+              <w:keepNext w:val="0"/>
+              <w:keepLines w:val="0"/>
+              <w:pageBreakBefore w:val="0"/>
+              <w:widowControl w:val="0"/>
+              <w:wordWrap/>
+              <w:overflowPunct/>
+              <w:bidi w:val="0"/>
               <w:jc w:val="center"/>
             </w:pPr>
             <w:r>
@@ -10954,6 +13058,13 @@
           </w:tcPr>
           <w:p>
             <w:pPr>
+              <w:keepNext w:val="0"/>
+              <w:keepLines w:val="0"/>
+              <w:pageBreakBefore w:val="0"/>
+              <w:widowControl w:val="0"/>
+              <w:wordWrap/>
+              <w:overflowPunct/>
+              <w:bidi w:val="0"/>
               <w:jc w:val="center"/>
             </w:pPr>
             <w:r>
@@ -10967,6 +13078,13 @@
           </w:tcPr>
           <w:p>
             <w:pPr>
+              <w:keepNext w:val="0"/>
+              <w:keepLines w:val="0"/>
+              <w:pageBreakBefore w:val="0"/>
+              <w:widowControl w:val="0"/>
+              <w:wordWrap/>
+              <w:overflowPunct/>
+              <w:bidi w:val="0"/>
               <w:jc w:val="center"/>
             </w:pPr>
             <w:r>
@@ -10980,6 +13098,13 @@
           </w:tcPr>
           <w:p>
             <w:pPr>
+              <w:keepNext w:val="0"/>
+              <w:keepLines w:val="0"/>
+              <w:pageBreakBefore w:val="0"/>
+              <w:widowControl w:val="0"/>
+              <w:wordWrap/>
+              <w:overflowPunct/>
+              <w:bidi w:val="0"/>
               <w:jc w:val="center"/>
             </w:pPr>
             <w:r>
@@ -11024,10 +13149,17 @@
           </w:tcPr>
           <w:p>
             <w:pPr>
+              <w:keepNext w:val="0"/>
+              <w:keepLines w:val="0"/>
+              <w:pageBreakBefore w:val="0"/>
+              <w:widowControl w:val="0"/>
               <w:numPr>
                 <w:ilvl w:val="0"/>
                 <w:numId w:val="3"/>
               </w:numPr>
+              <w:wordWrap/>
+              <w:overflowPunct/>
+              <w:bidi w:val="0"/>
               <w:jc w:val="center"/>
             </w:pPr>
           </w:p>
@@ -11038,6 +13170,13 @@
           </w:tcPr>
           <w:p>
             <w:pPr>
+              <w:keepNext w:val="0"/>
+              <w:keepLines w:val="0"/>
+              <w:pageBreakBefore w:val="0"/>
+              <w:widowControl w:val="0"/>
+              <w:wordWrap/>
+              <w:overflowPunct/>
+              <w:bidi w:val="0"/>
               <w:jc w:val="center"/>
             </w:pPr>
             <w:r>
@@ -11051,6 +13190,13 @@
           </w:tcPr>
           <w:p>
             <w:pPr>
+              <w:keepNext w:val="0"/>
+              <w:keepLines w:val="0"/>
+              <w:pageBreakBefore w:val="0"/>
+              <w:widowControl w:val="0"/>
+              <w:wordWrap/>
+              <w:overflowPunct/>
+              <w:bidi w:val="0"/>
               <w:jc w:val="center"/>
             </w:pPr>
             <w:r>
@@ -11071,6 +13217,13 @@
           </w:tcPr>
           <w:p>
             <w:pPr>
+              <w:keepNext w:val="0"/>
+              <w:keepLines w:val="0"/>
+              <w:pageBreakBefore w:val="0"/>
+              <w:widowControl w:val="0"/>
+              <w:wordWrap/>
+              <w:overflowPunct/>
+              <w:bidi w:val="0"/>
               <w:jc w:val="center"/>
             </w:pPr>
             <w:r>
@@ -11084,6 +13237,13 @@
           </w:tcPr>
           <w:p>
             <w:pPr>
+              <w:keepNext w:val="0"/>
+              <w:keepLines w:val="0"/>
+              <w:pageBreakBefore w:val="0"/>
+              <w:widowControl w:val="0"/>
+              <w:wordWrap/>
+              <w:overflowPunct/>
+              <w:bidi w:val="0"/>
               <w:jc w:val="center"/>
             </w:pPr>
             <w:r>
@@ -11097,6 +13257,13 @@
           </w:tcPr>
           <w:p>
             <w:pPr>
+              <w:keepNext w:val="0"/>
+              <w:keepLines w:val="0"/>
+              <w:pageBreakBefore w:val="0"/>
+              <w:widowControl w:val="0"/>
+              <w:wordWrap/>
+              <w:overflowPunct/>
+              <w:bidi w:val="0"/>
               <w:jc w:val="center"/>
             </w:pPr>
             <w:r>
@@ -11129,6 +13296,13 @@
     <w:p>
       <w:pPr>
         <w:pStyle w:val="31"/>
+        <w:keepNext w:val="0"/>
+        <w:keepLines w:val="0"/>
+        <w:pageBreakBefore w:val="0"/>
+        <w:widowControl w:val="0"/>
+        <w:wordWrap/>
+        <w:overflowPunct/>
+        <w:bidi w:val="0"/>
         <w:rPr>
           <w:lang w:eastAsia="zh-CN"/>
         </w:rPr>
@@ -11147,7 +13321,17 @@
     <w:p>
       <w:pPr>
         <w:pStyle w:val="30"/>
+        <w:keepNext w:val="0"/>
+        <w:keepLines w:val="0"/>
+        <w:pageBreakBefore w:val="0"/>
+        <w:widowControl w:val="0"/>
+        <w:wordWrap/>
+        <w:overflowPunct/>
+        <w:bidi w:val="0"/>
         <w:ind w:firstLine="480"/>
+        <w:rPr>
+          <w:rFonts w:eastAsia="宋体"/>
+        </w:rPr>
       </w:pPr>
       <w:r>
         <w:t>人员备份工作由</w:t>
@@ -11178,11 +13362,24 @@
         <w:t>4个</w:t>
       </w:r>
       <w:r>
-        <w:t>运维关键岗位人员进行AB岗备份，以解决因A岗由于休假、请假等原因不在岗时，由熟悉A岗业务的B岗代替其工作。</w:t>
+        <w:t>运维关键岗位人员进行AB岗备</w:t>
       </w:r>
       <w:r>
         <w:rPr>
-          <w:rFonts w:hint="eastAsia"/>
+          <w:rFonts w:eastAsia="宋体"/>
+        </w:rPr>
+        <w:t>份，以解决因A岗由于休假、请假等原因不在岗时，由熟悉A岗业务的B岗代替其工作。</w:t>
+      </w:r>
+      <w:r>
+        <w:rPr>
+          <w:rFonts w:hint="eastAsia" w:eastAsia="宋体"/>
+          <w:lang w:val="en-US" w:eastAsia="zh-CN"/>
+        </w:rPr>
+        <w:t>每年度对备份完成情况进行考核，要求备份计划完成率≥90%，计算方式为：年度实际备份人数/年度计划备份人数*100%。</w:t>
+      </w:r>
+      <w:r>
+        <w:rPr>
+          <w:rFonts w:hint="eastAsia" w:eastAsia="宋体"/>
         </w:rPr>
         <w:t>具体备份计划如图3-4所示</w:t>
       </w:r>
@@ -11190,6 +13387,13 @@
     <w:p>
       <w:pPr>
         <w:pStyle w:val="44"/>
+        <w:keepNext w:val="0"/>
+        <w:keepLines w:val="0"/>
+        <w:pageBreakBefore w:val="0"/>
+        <w:widowControl w:val="0"/>
+        <w:wordWrap/>
+        <w:overflowPunct/>
+        <w:bidi w:val="0"/>
         <w:jc w:val="center"/>
       </w:pPr>
       <w:r>
@@ -11346,7 +13550,13 @@
           <w:p>
             <w:pPr>
               <w:pStyle w:val="30"/>
-              <w:widowControl w:val="0"/>
+              <w:keepNext w:val="0"/>
+              <w:keepLines w:val="0"/>
+              <w:pageBreakBefore w:val="0"/>
+              <w:widowControl w:val="0"/>
+              <w:wordWrap/>
+              <w:overflowPunct/>
+              <w:bidi w:val="0"/>
               <w:ind w:firstLine="0" w:firstLineChars="0"/>
               <w:jc w:val="center"/>
             </w:pPr>
@@ -11365,7 +13575,13 @@
           <w:p>
             <w:pPr>
               <w:pStyle w:val="30"/>
-              <w:widowControl w:val="0"/>
+              <w:keepNext w:val="0"/>
+              <w:keepLines w:val="0"/>
+              <w:pageBreakBefore w:val="0"/>
+              <w:widowControl w:val="0"/>
+              <w:wordWrap/>
+              <w:overflowPunct/>
+              <w:bidi w:val="0"/>
               <w:ind w:firstLine="0" w:firstLineChars="0"/>
               <w:jc w:val="center"/>
             </w:pPr>
@@ -11384,7 +13600,13 @@
           <w:p>
             <w:pPr>
               <w:pStyle w:val="30"/>
-              <w:widowControl w:val="0"/>
+              <w:keepNext w:val="0"/>
+              <w:keepLines w:val="0"/>
+              <w:pageBreakBefore w:val="0"/>
+              <w:widowControl w:val="0"/>
+              <w:wordWrap/>
+              <w:overflowPunct/>
+              <w:bidi w:val="0"/>
               <w:ind w:firstLine="0" w:firstLineChars="0"/>
               <w:jc w:val="center"/>
             </w:pPr>
@@ -11403,7 +13625,13 @@
           <w:p>
             <w:pPr>
               <w:pStyle w:val="30"/>
-              <w:widowControl w:val="0"/>
+              <w:keepNext w:val="0"/>
+              <w:keepLines w:val="0"/>
+              <w:pageBreakBefore w:val="0"/>
+              <w:widowControl w:val="0"/>
+              <w:wordWrap/>
+              <w:overflowPunct/>
+              <w:bidi w:val="0"/>
               <w:ind w:firstLine="0" w:firstLineChars="0"/>
               <w:jc w:val="center"/>
             </w:pPr>
@@ -11443,11 +13671,17 @@
           <w:p>
             <w:pPr>
               <w:pStyle w:val="30"/>
+              <w:keepNext w:val="0"/>
+              <w:keepLines w:val="0"/>
+              <w:pageBreakBefore w:val="0"/>
               <w:widowControl w:val="0"/>
               <w:numPr>
                 <w:ilvl w:val="0"/>
                 <w:numId w:val="4"/>
               </w:numPr>
+              <w:wordWrap/>
+              <w:overflowPunct/>
+              <w:bidi w:val="0"/>
               <w:ind w:left="0" w:firstLine="0" w:firstLineChars="0"/>
               <w:jc w:val="center"/>
             </w:pPr>
@@ -11460,7 +13694,13 @@
           <w:p>
             <w:pPr>
               <w:pStyle w:val="30"/>
-              <w:widowControl w:val="0"/>
+              <w:keepNext w:val="0"/>
+              <w:keepLines w:val="0"/>
+              <w:pageBreakBefore w:val="0"/>
+              <w:widowControl w:val="0"/>
+              <w:wordWrap/>
+              <w:overflowPunct/>
+              <w:bidi w:val="0"/>
               <w:ind w:firstLine="0" w:firstLineChars="0"/>
               <w:jc w:val="center"/>
             </w:pPr>
@@ -11479,7 +13719,13 @@
           <w:p>
             <w:pPr>
               <w:pStyle w:val="30"/>
-              <w:widowControl w:val="0"/>
+              <w:keepNext w:val="0"/>
+              <w:keepLines w:val="0"/>
+              <w:pageBreakBefore w:val="0"/>
+              <w:widowControl w:val="0"/>
+              <w:wordWrap/>
+              <w:overflowPunct/>
+              <w:bidi w:val="0"/>
               <w:ind w:firstLine="0" w:firstLineChars="0"/>
               <w:jc w:val="center"/>
             </w:pPr>
@@ -11498,7 +13744,13 @@
           <w:p>
             <w:pPr>
               <w:pStyle w:val="30"/>
-              <w:widowControl w:val="0"/>
+              <w:keepNext w:val="0"/>
+              <w:keepLines w:val="0"/>
+              <w:pageBreakBefore w:val="0"/>
+              <w:widowControl w:val="0"/>
+              <w:wordWrap/>
+              <w:overflowPunct/>
+              <w:bidi w:val="0"/>
               <w:ind w:firstLine="0" w:firstLineChars="0"/>
               <w:jc w:val="center"/>
             </w:pPr>
@@ -11551,11 +13803,17 @@
           <w:p>
             <w:pPr>
               <w:pStyle w:val="30"/>
+              <w:keepNext w:val="0"/>
+              <w:keepLines w:val="0"/>
+              <w:pageBreakBefore w:val="0"/>
               <w:widowControl w:val="0"/>
               <w:numPr>
                 <w:ilvl w:val="0"/>
                 <w:numId w:val="4"/>
               </w:numPr>
+              <w:wordWrap/>
+              <w:overflowPunct/>
+              <w:bidi w:val="0"/>
               <w:ind w:left="0" w:firstLine="0" w:firstLineChars="0"/>
               <w:jc w:val="center"/>
             </w:pPr>
@@ -11568,7 +13826,13 @@
           <w:p>
             <w:pPr>
               <w:pStyle w:val="30"/>
-              <w:widowControl w:val="0"/>
+              <w:keepNext w:val="0"/>
+              <w:keepLines w:val="0"/>
+              <w:pageBreakBefore w:val="0"/>
+              <w:widowControl w:val="0"/>
+              <w:wordWrap/>
+              <w:overflowPunct/>
+              <w:bidi w:val="0"/>
               <w:ind w:firstLine="0" w:firstLineChars="0"/>
               <w:jc w:val="center"/>
             </w:pPr>
@@ -11587,7 +13851,13 @@
           <w:p>
             <w:pPr>
               <w:pStyle w:val="30"/>
-              <w:widowControl w:val="0"/>
+              <w:keepNext w:val="0"/>
+              <w:keepLines w:val="0"/>
+              <w:pageBreakBefore w:val="0"/>
+              <w:widowControl w:val="0"/>
+              <w:wordWrap/>
+              <w:overflowPunct/>
+              <w:bidi w:val="0"/>
               <w:ind w:firstLine="0" w:firstLineChars="0"/>
               <w:jc w:val="center"/>
             </w:pPr>
@@ -11595,8 +13865,10 @@
               <w:rPr>
                 <w:rFonts w:hint="eastAsia"/>
               </w:rPr>
-              <w:t>运维工程师</w:t>
-            </w:r>
+              <w:t>运维实施工程师</w:t>
+            </w:r>
+            <w:bookmarkStart w:id="28" w:name="_GoBack"/>
+            <w:bookmarkEnd w:id="28"/>
           </w:p>
         </w:tc>
         <w:tc>
@@ -11606,7 +13878,13 @@
           <w:p>
             <w:pPr>
               <w:pStyle w:val="30"/>
-              <w:widowControl w:val="0"/>
+              <w:keepNext w:val="0"/>
+              <w:keepLines w:val="0"/>
+              <w:pageBreakBefore w:val="0"/>
+              <w:widowControl w:val="0"/>
+              <w:wordWrap/>
+              <w:overflowPunct/>
+              <w:bidi w:val="0"/>
               <w:ind w:firstLine="0" w:firstLineChars="0"/>
               <w:jc w:val="center"/>
             </w:pPr>
@@ -11646,11 +13924,17 @@
           <w:p>
             <w:pPr>
               <w:pStyle w:val="30"/>
+              <w:keepNext w:val="0"/>
+              <w:keepLines w:val="0"/>
+              <w:pageBreakBefore w:val="0"/>
               <w:widowControl w:val="0"/>
               <w:numPr>
                 <w:ilvl w:val="0"/>
                 <w:numId w:val="4"/>
               </w:numPr>
+              <w:wordWrap/>
+              <w:overflowPunct/>
+              <w:bidi w:val="0"/>
               <w:ind w:left="0" w:firstLine="0" w:firstLineChars="0"/>
               <w:jc w:val="center"/>
             </w:pPr>
@@ -11663,7 +13947,13 @@
           <w:p>
             <w:pPr>
               <w:pStyle w:val="30"/>
-              <w:widowControl w:val="0"/>
+              <w:keepNext w:val="0"/>
+              <w:keepLines w:val="0"/>
+              <w:pageBreakBefore w:val="0"/>
+              <w:widowControl w:val="0"/>
+              <w:wordWrap/>
+              <w:overflowPunct/>
+              <w:bidi w:val="0"/>
               <w:ind w:firstLine="0" w:firstLineChars="0"/>
               <w:jc w:val="center"/>
             </w:pPr>
@@ -11682,7 +13972,13 @@
           <w:p>
             <w:pPr>
               <w:pStyle w:val="30"/>
-              <w:widowControl w:val="0"/>
+              <w:keepNext w:val="0"/>
+              <w:keepLines w:val="0"/>
+              <w:pageBreakBefore w:val="0"/>
+              <w:widowControl w:val="0"/>
+              <w:wordWrap/>
+              <w:overflowPunct/>
+              <w:bidi w:val="0"/>
               <w:ind w:firstLine="0" w:firstLineChars="0"/>
               <w:jc w:val="center"/>
             </w:pPr>
@@ -11701,7 +13997,13 @@
           <w:p>
             <w:pPr>
               <w:pStyle w:val="30"/>
-              <w:widowControl w:val="0"/>
+              <w:keepNext w:val="0"/>
+              <w:keepLines w:val="0"/>
+              <w:pageBreakBefore w:val="0"/>
+              <w:widowControl w:val="0"/>
+              <w:wordWrap/>
+              <w:overflowPunct/>
+              <w:bidi w:val="0"/>
               <w:ind w:firstLine="0" w:firstLineChars="0"/>
               <w:jc w:val="center"/>
             </w:pPr>
@@ -11741,11 +14043,17 @@
           <w:p>
             <w:pPr>
               <w:pStyle w:val="30"/>
+              <w:keepNext w:val="0"/>
+              <w:keepLines w:val="0"/>
+              <w:pageBreakBefore w:val="0"/>
               <w:widowControl w:val="0"/>
               <w:numPr>
                 <w:ilvl w:val="0"/>
                 <w:numId w:val="4"/>
               </w:numPr>
+              <w:wordWrap/>
+              <w:overflowPunct/>
+              <w:bidi w:val="0"/>
               <w:ind w:left="0" w:firstLine="0" w:firstLineChars="0"/>
               <w:jc w:val="center"/>
             </w:pPr>
@@ -11758,7 +14066,13 @@
           <w:p>
             <w:pPr>
               <w:pStyle w:val="30"/>
-              <w:widowControl w:val="0"/>
+              <w:keepNext w:val="0"/>
+              <w:keepLines w:val="0"/>
+              <w:pageBreakBefore w:val="0"/>
+              <w:widowControl w:val="0"/>
+              <w:wordWrap/>
+              <w:overflowPunct/>
+              <w:bidi w:val="0"/>
               <w:ind w:firstLine="0" w:firstLineChars="0"/>
               <w:jc w:val="center"/>
             </w:pPr>
@@ -11777,7 +14091,13 @@
           <w:p>
             <w:pPr>
               <w:pStyle w:val="30"/>
-              <w:widowControl w:val="0"/>
+              <w:keepNext w:val="0"/>
+              <w:keepLines w:val="0"/>
+              <w:pageBreakBefore w:val="0"/>
+              <w:widowControl w:val="0"/>
+              <w:wordWrap/>
+              <w:overflowPunct/>
+              <w:bidi w:val="0"/>
               <w:ind w:firstLine="0" w:firstLineChars="0"/>
               <w:jc w:val="center"/>
             </w:pPr>
@@ -11796,7 +14116,13 @@
           <w:p>
             <w:pPr>
               <w:pStyle w:val="30"/>
-              <w:widowControl w:val="0"/>
+              <w:keepNext w:val="0"/>
+              <w:keepLines w:val="0"/>
+              <w:pageBreakBefore w:val="0"/>
+              <w:widowControl w:val="0"/>
+              <w:wordWrap/>
+              <w:overflowPunct/>
+              <w:bidi w:val="0"/>
               <w:ind w:firstLine="0" w:firstLineChars="0"/>
               <w:jc w:val="center"/>
             </w:pPr>
@@ -11813,8 +14139,6 @@
               </w:rPr>
               <w:t>4</w:t>
             </w:r>
-            <w:bookmarkStart w:id="28" w:name="_GoBack"/>
-            <w:bookmarkEnd w:id="28"/>
             <w:r>
               <w:rPr>
                 <w:rFonts w:hint="eastAsia"/>
@@ -11828,12 +14152,19 @@
     <w:p>
       <w:pPr>
         <w:pStyle w:val="31"/>
+        <w:keepNext w:val="0"/>
+        <w:keepLines w:val="0"/>
+        <w:pageBreakBefore w:val="0"/>
+        <w:widowControl w:val="0"/>
+        <w:wordWrap/>
+        <w:overflowPunct/>
+        <w:bidi w:val="0"/>
         <w:rPr>
           <w:lang w:eastAsia="zh-CN"/>
         </w:rPr>
       </w:pPr>
-      <w:bookmarkStart w:id="20" w:name="_Toc26944"/>
-      <w:bookmarkStart w:id="21" w:name="_Toc17123"/>
+      <w:bookmarkStart w:id="20" w:name="_Toc17123"/>
+      <w:bookmarkStart w:id="21" w:name="_Toc26944"/>
       <w:r>
         <w:rPr>
           <w:rFonts w:hint="eastAsia"/>
@@ -11847,7 +14178,17 @@
     <w:p>
       <w:pPr>
         <w:pStyle w:val="30"/>
+        <w:keepNext w:val="0"/>
+        <w:keepLines w:val="0"/>
+        <w:pageBreakBefore w:val="0"/>
+        <w:widowControl w:val="0"/>
+        <w:wordWrap/>
+        <w:overflowPunct/>
+        <w:bidi w:val="0"/>
         <w:ind w:firstLine="480"/>
+        <w:rPr>
+          <w:rFonts w:eastAsia="宋体"/>
+        </w:rPr>
       </w:pPr>
       <w:r>
         <w:t>建立</w:t>
@@ -11859,20 +14200,61 @@
         <w:t>人员</w:t>
       </w:r>
       <w:r>
-        <w:t>绩效考核管理体系，以满足运维业务开展、发展对人力资源的需求，并提供必要的途径及手段，激励员工技能的提高和价值的实现。</w:t>
+        <w:t>绩效考核管理体系，以满足运维业务开展、发展对人力资源的需求，并提供必要的途径及手段，激励员工技能</w:t>
+      </w:r>
+      <w:r>
+        <w:rPr>
+          <w:rFonts w:eastAsia="宋体"/>
+        </w:rPr>
+        <w:t>的提高和价值的实现。</w:t>
       </w:r>
     </w:p>
     <w:p>
       <w:pPr>
         <w:pStyle w:val="30"/>
+        <w:keepNext w:val="0"/>
+        <w:keepLines w:val="0"/>
+        <w:pageBreakBefore w:val="0"/>
+        <w:widowControl w:val="0"/>
+        <w:wordWrap/>
+        <w:overflowPunct/>
+        <w:bidi w:val="0"/>
         <w:ind w:firstLine="480"/>
+        <w:rPr>
+          <w:rFonts w:hint="eastAsia" w:eastAsia="宋体"/>
+          <w:lang w:val="en-US" w:eastAsia="zh-CN"/>
+        </w:rPr>
       </w:pPr>
       <w:r>
+        <w:rPr>
+          <w:rFonts w:eastAsia="宋体"/>
+        </w:rPr>
         <w:t>每季度在交付部会议上公开绩效考核成绩，让员工更加清楚自己的绩效情况，做到公平、公正、公开。要求绩效考核合格率≥95%</w:t>
       </w:r>
       <w:r>
         <w:rPr>
-          <w:rFonts w:hint="eastAsia"/>
+          <w:rFonts w:hint="eastAsia" w:eastAsia="宋体"/>
+          <w:lang w:eastAsia="zh-CN"/>
+        </w:rPr>
+        <w:t>，</w:t>
+      </w:r>
+      <w:r>
+        <w:rPr>
+          <w:rFonts w:hint="eastAsia" w:eastAsia="宋体"/>
+          <w:lang w:val="en-US" w:eastAsia="zh-CN"/>
+        </w:rPr>
+        <w:t>计算方式为：</w:t>
+      </w:r>
+      <w:r>
+        <w:rPr>
+          <w:rFonts w:hint="eastAsia" w:eastAsia="宋体"/>
+        </w:rPr>
+        <w:t>绩效考核合格人数/参与考核人员总数*100%</w:t>
+      </w:r>
+      <w:r>
+        <w:rPr>
+          <w:rFonts w:hint="eastAsia" w:eastAsia="宋体"/>
+          <w:lang w:eastAsia="zh-CN"/>
         </w:rPr>
         <w:t>。</w:t>
       </w:r>
@@ -11880,6 +14262,13 @@
     <w:p>
       <w:pPr>
         <w:pStyle w:val="31"/>
+        <w:keepNext w:val="0"/>
+        <w:keepLines w:val="0"/>
+        <w:pageBreakBefore w:val="0"/>
+        <w:widowControl w:val="0"/>
+        <w:wordWrap/>
+        <w:overflowPunct/>
+        <w:bidi w:val="0"/>
         <w:rPr>
           <w:lang w:eastAsia="zh-CN"/>
         </w:rPr>
@@ -11899,6 +14288,13 @@
     <w:p>
       <w:pPr>
         <w:pStyle w:val="30"/>
+        <w:keepNext w:val="0"/>
+        <w:keepLines w:val="0"/>
+        <w:pageBreakBefore w:val="0"/>
+        <w:widowControl w:val="0"/>
+        <w:wordWrap/>
+        <w:overflowPunct/>
+        <w:bidi w:val="0"/>
         <w:ind w:firstLine="480"/>
       </w:pPr>
       <w:r>
@@ -11908,8 +14304,14 @@
     <w:p>
       <w:pPr>
         <w:pStyle w:val="29"/>
+        <w:keepNext w:val="0"/>
         <w:keepLines w:val="0"/>
+        <w:pageBreakBefore w:val="0"/>
+        <w:widowControl w:val="0"/>
+        <w:wordWrap/>
+        <w:overflowPunct/>
         <w:topLinePunct/>
+        <w:bidi w:val="0"/>
       </w:pPr>
       <w:bookmarkStart w:id="24" w:name="_Toc12142"/>
       <w:bookmarkStart w:id="25" w:name="_Toc27423"/>
@@ -11921,11 +14323,18 @@
     </w:p>
     <w:p>
       <w:pPr>
+        <w:keepNext w:val="0"/>
+        <w:keepLines w:val="0"/>
+        <w:pageBreakBefore w:val="0"/>
+        <w:widowControl w:val="0"/>
         <w:numPr>
           <w:ilvl w:val="0"/>
           <w:numId w:val="5"/>
         </w:numPr>
+        <w:wordWrap/>
+        <w:overflowPunct/>
         <w:topLinePunct/>
+        <w:bidi w:val="0"/>
         <w:rPr>
           <w:rFonts w:hint="eastAsia" w:ascii="宋体" w:hAnsi="宋体" w:cs="宋体"/>
           <w:sz w:val="24"/>
@@ -11967,6 +14376,13 @@
     <w:p>
       <w:pPr>
         <w:pStyle w:val="29"/>
+        <w:keepNext w:val="0"/>
+        <w:keepLines w:val="0"/>
+        <w:pageBreakBefore w:val="0"/>
+        <w:widowControl w:val="0"/>
+        <w:wordWrap/>
+        <w:overflowPunct/>
+        <w:bidi w:val="0"/>
         <w:rPr>
           <w:lang w:eastAsia="zh-CN"/>
         </w:rPr>
@@ -11984,6 +14400,13 @@
     <w:p>
       <w:pPr>
         <w:pStyle w:val="30"/>
+        <w:keepNext w:val="0"/>
+        <w:keepLines w:val="0"/>
+        <w:pageBreakBefore w:val="0"/>
+        <w:widowControl w:val="0"/>
+        <w:wordWrap/>
+        <w:overflowPunct/>
+        <w:bidi w:val="0"/>
         <w:ind w:firstLine="480"/>
       </w:pPr>
       <w:r>
@@ -11996,6 +14419,13 @@
     <w:p>
       <w:pPr>
         <w:pStyle w:val="29"/>
+        <w:keepNext w:val="0"/>
+        <w:keepLines w:val="0"/>
+        <w:pageBreakBefore w:val="0"/>
+        <w:widowControl w:val="0"/>
+        <w:wordWrap/>
+        <w:overflowPunct/>
+        <w:bidi w:val="0"/>
         <w:rPr>
           <w:lang w:eastAsia="zh-CN"/>
         </w:rPr>
@@ -12013,6 +14443,13 @@
     <w:p>
       <w:pPr>
         <w:pStyle w:val="30"/>
+        <w:keepNext w:val="0"/>
+        <w:keepLines w:val="0"/>
+        <w:pageBreakBefore w:val="0"/>
+        <w:widowControl w:val="0"/>
+        <w:wordWrap/>
+        <w:overflowPunct/>
+        <w:bidi w:val="0"/>
         <w:ind w:firstLine="480"/>
       </w:pPr>
       <w:r>
@@ -12394,7 +14831,7 @@
     <w:lsdException w:qFormat="1" w:unhideWhenUsed="0" w:uiPriority="0" w:semiHidden="0" w:name="Title"/>
     <w:lsdException w:unhideWhenUsed="0" w:uiPriority="0" w:semiHidden="0" w:name="Closing"/>
     <w:lsdException w:unhideWhenUsed="0" w:uiPriority="0" w:semiHidden="0" w:name="Signature"/>
-    <w:lsdException w:uiPriority="1" w:name="Default Paragraph Font"/>
+    <w:lsdException w:qFormat="1" w:uiPriority="1" w:name="Default Paragraph Font"/>
     <w:lsdException w:qFormat="1" w:unhideWhenUsed="0" w:uiPriority="0" w:name="Body Text"/>
     <w:lsdException w:unhideWhenUsed="0" w:uiPriority="0" w:semiHidden="0" w:name="Body Text Indent"/>
     <w:lsdException w:unhideWhenUsed="0" w:uiPriority="0" w:semiHidden="0" w:name="List Continue"/>
@@ -12432,7 +14869,7 @@
     <w:lsdException w:unhideWhenUsed="0" w:uiPriority="0" w:semiHidden="0" w:name="HTML Sample"/>
     <w:lsdException w:unhideWhenUsed="0" w:uiPriority="0" w:semiHidden="0" w:name="HTML Typewriter"/>
     <w:lsdException w:unhideWhenUsed="0" w:uiPriority="0" w:semiHidden="0" w:name="HTML Variable"/>
-    <w:lsdException w:uiPriority="99" w:name="Normal Table"/>
+    <w:lsdException w:qFormat="1" w:uiPriority="99" w:name="Normal Table"/>
     <w:lsdException w:unhideWhenUsed="0" w:uiPriority="0" w:semiHidden="0" w:name="annotation subject"/>
     <w:lsdException w:uiPriority="0" w:name="Table Simple 1"/>
     <w:lsdException w:uiPriority="0" w:name="Table Simple 2"/>
@@ -12810,12 +15247,14 @@
     <w:name w:val="Default Paragraph Font"/>
     <w:semiHidden/>
     <w:unhideWhenUsed/>
+    <w:qFormat/>
     <w:uiPriority w:val="1"/>
   </w:style>
   <w:style w:type="table" w:default="1" w:styleId="21">
     <w:name w:val="Normal Table"/>
     <w:semiHidden/>
     <w:unhideWhenUsed/>
+    <w:qFormat/>
     <w:uiPriority w:val="99"/>
     <w:tblPr>
       <w:tblCellMar>
@@ -13294,6 +15733,7 @@
   <w:style w:type="character" w:customStyle="1" w:styleId="47">
     <w:name w:val="柴_正文_无缩进 Char"/>
     <w:link w:val="44"/>
+    <w:qFormat/>
     <w:uiPriority w:val="0"/>
     <w:rPr>
       <w:rFonts w:ascii="Arial" w:hAnsi="Arial"/>
